--- a/por/docx/018.content.docx
+++ b/por/docx/018.content.docx
@@ -166,26 +166,6 @@
       </w:r>
       <w:r>
         <w:rPr>
-          <w:i/>
-          <w:lang w:val="pt_PT" w:bidi="pt_PT"/>
-        </w:rPr>
-        <w:t>Qere, Qohelet, Quadrato, Apologia de, Quarto, Quarto, Quaterno, Que, Quebar, Quebrantosso, Queda do homem, Quedar, Quedemá, Quedemote, Quedes, Quedorlaomer, Queelata, Quefar-Amonai, Quefira, Queijo, Queila (lugar), Queila (pessoa), Quelaías, Quelal, Quelita, Quelubai, Quelube, Quelube, Queluí, Quelus, Quemarim, Quemarins, Quemos, Quemuel, Quenaana, Quenani, Quenanias, Quenate, Quenaz, Queneus, Quenezeus, Queniz, Querã, Quéreas, Quéren-Hapuque, Queretitas, Querigma, Queriote, Queriote-Hezrom, Querite, o riacho de, Queros, Querube (Lugar), Querubim, querubins, Quesalom, Quesede, Quesede, Quesil, Quesitá, Quesulote, Quetura, Quézia, Quezibe, Quezibe, Quiamon, Quibrote-Hataavá, Quibzaim, Quidom, Quileabe, Quiliom, Quilmade, Quimã, Quiná, Quinerete, Quinerete, Quios, Quir, Quir-Haresete, Quiriataim, Quiriate-Arba, Quiriate-Arim, Quiriate-Baal, Quiriate-Huzote, Quiriate-Jearim, Quiriate-Sana, Quiriate-Sefer, Quirino, Quiriote, Quis, Quisi, Quisião, Quisleu, Quislom, Quislote-Tabor, Quisom, Quitim, Quitim, Quitlis, Quitrom, Quium, Qumran</w:t>
-      </w:r>
-      <w:r>
-        <w:rPr>
-          <w:lang w:val="pt_PT" w:bidi="pt_PT"/>
-        </w:rPr>
-      </w:r>
-    </w:p>
-    <w:p>
-      <w:pPr/>
-      <w:r>
-        <w:rPr>
-          <w:lang w:val="pt_PT" w:bidi="pt_PT"/>
-        </w:rPr>
-      </w:r>
-      <w:r>
-        <w:rPr>
           <w:lang w:val="pt_PT" w:bidi="pt_PT"/>
         </w:rPr>
         <w:t xml:space="preserve"> </w:t>
@@ -11309,7 +11289,7 @@
         <w:rPr>
           <w:lang w:val="pt_PT" w:bidi="pt_PT"/>
         </w:rPr>
-        <w:t>). A igreja tem paredes muito grossas, construídas sobre uma antiga base militar romana. Esta base é onde o imperador romano Tito manteve seus soldados experientes durante a guerra contra o povo judeu (chamada de "Revolta Judaica"). Sob a igreja, há uma grande sala subterrânea chamada cripta, que possui uma fonte de água natural. Histórias escritas durante a Primeira Cruzada chamam isso de "Fonte de Emaús".</w:t>
+        <w:t xml:space="preserve">). Essas muralhas foram construídas sobre os restos de um forte romano. Tito havia posicionado ali soldados romanos que lutaram na Revolta Judaica. Sob a igreja, há uma grande sala subterrânea chamada cripta, que possui uma fonte de água natural. Histórias escritas durante a Primeira Cruzada chamam isso de "Fonte de Emaús". </w:t>
       </w:r>
     </w:p>
     <w:p>

--- a/por/docx/018.content.docx
+++ b/por/docx/018.content.docx
@@ -19,7 +19,7 @@
         <w:rPr>
           <w:lang w:val="pt_PT" w:bidi="pt_PT"/>
         </w:rPr>
-        <w:t>Resource: Dicionário Bíblico (Tyndale)</w:t>
+        <w:t>Resource: Tyndale Open Bible Dictionary</w:t>
       </w:r>
       <w:r>
         <w:rPr>
@@ -112,7 +112,7 @@
         <w:rPr>
           <w:lang w:val="pt_PT" w:bidi="pt_PT"/>
         </w:rPr>
-        <w:t>Dicionário Bíblico (Tyndale)</w:t>
+        <w:t>Tyndale Open Bible Dictionary</w:t>
       </w:r>
     </w:p>
     <w:p>

--- a/por/docx/018.content.docx
+++ b/por/docx/018.content.docx
@@ -536,6 +536,107 @@
           <w:lang w:val="pt_PT" w:bidi="pt_PT"/>
         </w:rPr>
         <w:t>.</w:t>
+      </w:r>
+      <w:r>
+        <w:rPr>
+          <w:lang w:val="pt_PT" w:bidi="pt_PT"/>
+        </w:rPr>
+      </w:r>
+      <w:r>
+        <w:rPr>
+          <w:lang w:val="pt_PT" w:bidi="pt_PT"/>
+        </w:rPr>
+      </w:r>
+    </w:p>
+    <w:p>
+      <w:pPr/>
+      <w:r>
+        <w:rPr>
+          <w:lang w:val="pt_PT" w:bidi="pt_PT"/>
+        </w:rPr>
+      </w:r>
+    </w:p>
+    <w:p>
+      <w:pPr>
+        <w:pStyle w:val="Heading2"/>
+      </w:pPr>
+      <w:r>
+        <w:rPr>
+          <w:lang w:val="pt_PT" w:bidi="pt_PT"/>
+        </w:rPr>
+        <w:t>Quarto livro de Esdras</w:t>
+      </w:r>
+      <w:r>
+        <w:rPr>
+          <w:lang w:val="pt_PT" w:bidi="pt_PT"/>
+        </w:rPr>
+      </w:r>
+    </w:p>
+    <w:p>
+      <w:pPr/>
+      <w:r>
+        <w:rPr>
+          <w:lang w:val="pt_PT" w:bidi="pt_PT"/>
+        </w:rPr>
+      </w:r>
+      <w:r>
+        <w:rPr>
+          <w:lang w:val="pt_PT" w:bidi="pt_PT"/>
+        </w:rPr>
+        <w:t>Este é outro nome para o livro apócrifo 2 Esdras.</w:t>
+      </w:r>
+    </w:p>
+    <w:p>
+      <w:pPr/>
+      <w:r>
+        <w:rPr>
+          <w:lang w:val="pt_PT" w:bidi="pt_PT"/>
+        </w:rPr>
+      </w:r>
+      <w:r>
+        <w:rPr>
+          <w:i/>
+          <w:lang w:val="pt_PT" w:bidi="pt_PT"/>
+        </w:rPr>
+        <w:t>Veja</w:t>
+      </w:r>
+      <w:r>
+        <w:rPr>
+          <w:lang w:val="pt_PT" w:bidi="pt_PT"/>
+        </w:rPr>
+        <w:t xml:space="preserve"> </w:t>
+      </w:r>
+      <w:r>
+        <w:rPr>
+          <w:lang w:val="pt_PT" w:bidi="pt_PT"/>
+        </w:rPr>
+        <w:t>Segundo Livro de Esdras</w:t>
+      </w:r>
+      <w:r>
+        <w:rPr>
+          <w:lang w:val="pt_PT" w:bidi="pt_PT"/>
+        </w:rPr>
+        <w:t xml:space="preserve">; veja também </w:t>
+      </w:r>
+      <w:r>
+        <w:rPr>
+          <w:lang w:val="pt_PT" w:bidi="pt_PT"/>
+        </w:rPr>
+        <w:t>Apócrifos</w:t>
+      </w:r>
+      <w:r>
+        <w:rPr>
+          <w:lang w:val="pt_PT" w:bidi="pt_PT"/>
+        </w:rPr>
+        <w:t>.</w:t>
+      </w:r>
+    </w:p>
+    <w:p>
+      <w:pPr/>
+      <w:r>
+        <w:rPr>
+          <w:lang w:val="pt_PT" w:bidi="pt_PT"/>
+        </w:rPr>
       </w:r>
       <w:r>
         <w:rPr>

--- a/por/docx/018.content.docx
+++ b/por/docx/018.content.docx
@@ -19,7 +19,7 @@
         <w:rPr>
           <w:lang w:val="pt_PT" w:bidi="pt_PT"/>
         </w:rPr>
-        <w:t>Resource: Tyndale Open Bible Dictionary</w:t>
+        <w:t>Resource: Aquifer Open Bible Dictionary</w:t>
       </w:r>
       <w:r>
         <w:rPr>
@@ -112,7 +112,7 @@
         <w:rPr>
           <w:lang w:val="pt_PT" w:bidi="pt_PT"/>
         </w:rPr>
-        <w:t>Tyndale Open Bible Dictionary</w:t>
+        <w:t>Aquifer Open Bible Dictionary</w:t>
       </w:r>
     </w:p>
     <w:p>

--- a/por/docx/018.content.docx
+++ b/por/docx/018.content.docx
@@ -452,18 +452,12 @@
         </w:rPr>
         <w:t>Cristão que se juntou ao apóstolo Paulo para enviar saudações à igreja em Roma (</w:t>
       </w:r>
-      <w:hyperlink r:id="rId13">
-        <w:r>
-          <w:rPr>
-            <w:lang w:val="pt_PT" w:bidi="pt_PT"/>
-          </w:rPr>
-          <w:rPr>
-            <w:color w:val="0000EE"/>
-            <w:u w:val="single"/>
-          </w:rPr>
-          <w:t>Rm 16.23</w:t>
-        </w:r>
-      </w:hyperlink>
+      <w:r>
+        <w:rPr>
+          <w:lang w:val="pt_PT" w:bidi="pt_PT"/>
+        </w:rPr>
+        <w:t>Rm 16.23</w:t>
+      </w:r>
       <w:r>
         <w:rPr>
           <w:lang w:val="pt_PT" w:bidi="pt_PT"/>
@@ -686,18 +680,12 @@
         </w:rPr>
         <w:t xml:space="preserve">A tradução da ARC para um grupo de soldados, com quatro em cada grupo, conforme </w:t>
       </w:r>
-      <w:hyperlink r:id="rId14">
-        <w:r>
-          <w:rPr>
-            <w:lang w:val="pt_PT" w:bidi="pt_PT"/>
-          </w:rPr>
-          <w:rPr>
-            <w:color w:val="0000EE"/>
-            <w:u w:val="single"/>
-          </w:rPr>
-          <w:t>Atos 12.4</w:t>
-        </w:r>
-      </w:hyperlink>
+      <w:r>
+        <w:rPr>
+          <w:lang w:val="pt_PT" w:bidi="pt_PT"/>
+        </w:rPr>
+        <w:t>Atos 12.4</w:t>
+      </w:r>
       <w:r>
         <w:rPr>
           <w:lang w:val="pt_PT" w:bidi="pt_PT"/>
@@ -785,36 +773,24 @@
         </w:rPr>
         <w:t>Nome da Cilícia nos tempos do AT. De lá, Salomão importou cavalos (</w:t>
       </w:r>
-      <w:hyperlink r:id="rId15">
-        <w:r>
-          <w:rPr>
-            <w:lang w:val="pt_PT" w:bidi="pt_PT"/>
-          </w:rPr>
-          <w:rPr>
-            <w:color w:val="0000EE"/>
-            <w:u w:val="single"/>
-          </w:rPr>
-          <w:t>1Rs 10.28</w:t>
-        </w:r>
-      </w:hyperlink>
+      <w:r>
+        <w:rPr>
+          <w:lang w:val="pt_PT" w:bidi="pt_PT"/>
+        </w:rPr>
+        <w:t>1Rs 10.28</w:t>
+      </w:r>
       <w:r>
         <w:rPr>
           <w:lang w:val="pt_PT" w:bidi="pt_PT"/>
         </w:rPr>
         <w:t xml:space="preserve">; </w:t>
       </w:r>
-      <w:hyperlink r:id="rId16">
-        <w:r>
-          <w:rPr>
-            <w:lang w:val="pt_PT" w:bidi="pt_PT"/>
-          </w:rPr>
-          <w:rPr>
-            <w:color w:val="0000EE"/>
-            <w:u w:val="single"/>
-          </w:rPr>
-          <w:t>2Cr 1.16</w:t>
-        </w:r>
-      </w:hyperlink>
+      <w:r>
+        <w:rPr>
+          <w:lang w:val="pt_PT" w:bidi="pt_PT"/>
+        </w:rPr>
+        <w:t>2Cr 1.16</w:t>
+      </w:r>
       <w:r>
         <w:rPr>
           <w:lang w:val="pt_PT" w:bidi="pt_PT"/>
@@ -849,18 +825,12 @@
         </w:rPr>
         <w:t xml:space="preserve">A Idade do Ferro (primeiro milênio a.C.) testemunhou a ascensão do reino neo-hitita da Cilícia; ele atuava como intermediário, trazendo cavalos do norte (cf. </w:t>
       </w:r>
-      <w:hyperlink r:id="rId17">
-        <w:r>
-          <w:rPr>
-            <w:lang w:val="pt_PT" w:bidi="pt_PT"/>
-          </w:rPr>
-          <w:rPr>
-            <w:color w:val="0000EE"/>
-            <w:u w:val="single"/>
-          </w:rPr>
-          <w:t>Ez 27.14</w:t>
-        </w:r>
-      </w:hyperlink>
+      <w:r>
+        <w:rPr>
+          <w:lang w:val="pt_PT" w:bidi="pt_PT"/>
+        </w:rPr>
+        <w:t>Ez 27.14</w:t>
+      </w:r>
       <w:r>
         <w:rPr>
           <w:lang w:val="pt_PT" w:bidi="pt_PT"/>
@@ -915,72 +885,48 @@
         </w:rPr>
         <w:t>Canal na Babilônia. O profeta Ezequiel, que estava entre os exilados do reino do sul de Judá, recebeu visões de Deus enquanto vivia na área do Canal de Quebar (</w:t>
       </w:r>
-      <w:hyperlink r:id="rId18">
-        <w:r>
-          <w:rPr>
-            <w:lang w:val="pt_PT" w:bidi="pt_PT"/>
-          </w:rPr>
-          <w:rPr>
-            <w:color w:val="0000EE"/>
-            <w:u w:val="single"/>
-          </w:rPr>
-          <w:t>Ez 1.1,3</w:t>
-        </w:r>
-      </w:hyperlink>
+      <w:r>
+        <w:rPr>
+          <w:lang w:val="pt_PT" w:bidi="pt_PT"/>
+        </w:rPr>
+        <w:t>Ez 1.1,3</w:t>
+      </w:r>
       <w:r>
         <w:rPr>
           <w:lang w:val="pt_PT" w:bidi="pt_PT"/>
         </w:rPr>
         <w:t xml:space="preserve">; </w:t>
       </w:r>
-      <w:hyperlink r:id="rId19">
-        <w:r>
-          <w:rPr>
-            <w:lang w:val="pt_PT" w:bidi="pt_PT"/>
-          </w:rPr>
-          <w:rPr>
-            <w:color w:val="0000EE"/>
-            <w:u w:val="single"/>
-          </w:rPr>
-          <w:t>3.15,23</w:t>
-        </w:r>
-      </w:hyperlink>
+      <w:r>
+        <w:rPr>
+          <w:lang w:val="pt_PT" w:bidi="pt_PT"/>
+        </w:rPr>
+        <w:t>3.15,23</w:t>
+      </w:r>
       <w:r>
         <w:rPr>
           <w:lang w:val="pt_PT" w:bidi="pt_PT"/>
         </w:rPr>
         <w:t xml:space="preserve">; </w:t>
       </w:r>
-      <w:hyperlink r:id="rId20">
-        <w:r>
-          <w:rPr>
-            <w:lang w:val="pt_PT" w:bidi="pt_PT"/>
-          </w:rPr>
-          <w:rPr>
-            <w:color w:val="0000EE"/>
-            <w:u w:val="single"/>
-          </w:rPr>
-          <w:t>10.15,20,22</w:t>
-        </w:r>
-      </w:hyperlink>
+      <w:r>
+        <w:rPr>
+          <w:lang w:val="pt_PT" w:bidi="pt_PT"/>
+        </w:rPr>
+        <w:t>10.15,20,22</w:t>
+      </w:r>
       <w:r>
         <w:rPr>
           <w:lang w:val="pt_PT" w:bidi="pt_PT"/>
         </w:rPr>
         <w:t xml:space="preserve">; </w:t>
       </w:r>
-      <w:hyperlink r:id="rId21">
-        <w:r>
-          <w:rPr>
-            <w:lang w:val="pt_PT" w:bidi="pt_PT"/>
-          </w:rPr>
-          <w:rPr>
-            <w:color w:val="0000EE"/>
-            <w:u w:val="single"/>
-          </w:rPr>
-          <w:t>43.3</w:t>
-        </w:r>
-      </w:hyperlink>
+      <w:r>
+        <w:rPr>
+          <w:lang w:val="pt_PT" w:bidi="pt_PT"/>
+        </w:rPr>
+        <w:t>43.3</w:t>
+      </w:r>
       <w:r>
         <w:rPr>
           <w:lang w:val="pt_PT" w:bidi="pt_PT"/>
@@ -1048,36 +994,24 @@
         </w:rPr>
         <w:t>O maior da família dos abutres, também conhecido como abutre barbudo, é considerado cerimonialmente impuro (</w:t>
       </w:r>
-      <w:hyperlink r:id="rId22">
-        <w:r>
-          <w:rPr>
-            <w:lang w:val="pt_PT" w:bidi="pt_PT"/>
-          </w:rPr>
-          <w:rPr>
-            <w:color w:val="0000EE"/>
-            <w:u w:val="single"/>
-          </w:rPr>
-          <w:t>Lv 11.13</w:t>
-        </w:r>
-      </w:hyperlink>
+      <w:r>
+        <w:rPr>
+          <w:lang w:val="pt_PT" w:bidi="pt_PT"/>
+        </w:rPr>
+        <w:t>Lv 11.13</w:t>
+      </w:r>
       <w:r>
         <w:rPr>
           <w:lang w:val="pt_PT" w:bidi="pt_PT"/>
         </w:rPr>
         <w:t xml:space="preserve">; </w:t>
       </w:r>
-      <w:hyperlink r:id="rId23">
-        <w:r>
-          <w:rPr>
-            <w:lang w:val="pt_PT" w:bidi="pt_PT"/>
-          </w:rPr>
-          <w:rPr>
-            <w:color w:val="0000EE"/>
-            <w:u w:val="single"/>
-          </w:rPr>
-          <w:t>Dt 14.12</w:t>
-        </w:r>
-      </w:hyperlink>
+      <w:r>
+        <w:rPr>
+          <w:lang w:val="pt_PT" w:bidi="pt_PT"/>
+        </w:rPr>
+        <w:t>Dt 14.12</w:t>
+      </w:r>
       <w:r>
         <w:rPr>
           <w:lang w:val="pt_PT" w:bidi="pt_PT"/>
@@ -1182,36 +1116,24 @@
         </w:rPr>
         <w:t xml:space="preserve">O relato da Criação em </w:t>
       </w:r>
-      <w:hyperlink r:id="rId24">
-        <w:r>
-          <w:rPr>
-            <w:lang w:val="pt_PT" w:bidi="pt_PT"/>
-          </w:rPr>
-          <w:rPr>
-            <w:color w:val="0000EE"/>
-            <w:u w:val="single"/>
-          </w:rPr>
-          <w:t>Gênesis 1</w:t>
-        </w:r>
-      </w:hyperlink>
+      <w:r>
+        <w:rPr>
+          <w:lang w:val="pt_PT" w:bidi="pt_PT"/>
+        </w:rPr>
+        <w:t>Gênesis 1</w:t>
+      </w:r>
       <w:r>
         <w:rPr>
           <w:lang w:val="pt_PT" w:bidi="pt_PT"/>
         </w:rPr>
         <w:t xml:space="preserve"> e </w:t>
       </w:r>
-      <w:hyperlink r:id="rId25">
-        <w:r>
-          <w:rPr>
-            <w:lang w:val="pt_PT" w:bidi="pt_PT"/>
-          </w:rPr>
-          <w:rPr>
-            <w:color w:val="0000EE"/>
-            <w:u w:val="single"/>
-          </w:rPr>
-          <w:t>2</w:t>
-        </w:r>
-      </w:hyperlink>
+      <w:r>
+        <w:rPr>
+          <w:lang w:val="pt_PT" w:bidi="pt_PT"/>
+        </w:rPr>
+        <w:t>2</w:t>
+      </w:r>
       <w:r>
         <w:rPr>
           <w:lang w:val="pt_PT" w:bidi="pt_PT"/>
@@ -1381,18 +1303,12 @@
         </w:rPr>
         <w:t xml:space="preserve"> é indicativo do propósito salvador de Deus para o homem. Adão não ouve a maldição da morte pronunciada até que ele ouça a promessa de um Salvador (</w:t>
       </w:r>
-      <w:hyperlink r:id="rId26">
-        <w:r>
-          <w:rPr>
-            <w:lang w:val="pt_PT" w:bidi="pt_PT"/>
-          </w:rPr>
-          <w:rPr>
-            <w:color w:val="0000EE"/>
-            <w:u w:val="single"/>
-          </w:rPr>
-          <w:t>Gênesis 3.15</w:t>
-        </w:r>
-      </w:hyperlink>
+      <w:r>
+        <w:rPr>
+          <w:lang w:val="pt_PT" w:bidi="pt_PT"/>
+        </w:rPr>
+        <w:t>Gênesis 3.15</w:t>
+      </w:r>
       <w:r>
         <w:rPr>
           <w:lang w:val="pt_PT" w:bidi="pt_PT"/>
@@ -1413,18 +1329,12 @@
         </w:rPr>
         <w:t xml:space="preserve">Após </w:t>
       </w:r>
-      <w:hyperlink r:id="rId27">
-        <w:r>
-          <w:rPr>
-            <w:lang w:val="pt_PT" w:bidi="pt_PT"/>
-          </w:rPr>
-          <w:rPr>
-            <w:color w:val="0000EE"/>
-            <w:u w:val="single"/>
-          </w:rPr>
-          <w:t>Gênesis 3</w:t>
-        </w:r>
-      </w:hyperlink>
+      <w:r>
+        <w:rPr>
+          <w:lang w:val="pt_PT" w:bidi="pt_PT"/>
+        </w:rPr>
+        <w:t>Gênesis 3</w:t>
+      </w:r>
       <w:r>
         <w:rPr>
           <w:lang w:val="pt_PT" w:bidi="pt_PT"/>
@@ -1544,36 +1454,24 @@
         </w:rPr>
         <w:t>O segundo filho de Ismael, filho de Abraão (</w:t>
       </w:r>
-      <w:hyperlink r:id="rId28">
-        <w:r>
-          <w:rPr>
-            <w:lang w:val="pt_PT" w:bidi="pt_PT"/>
-          </w:rPr>
-          <w:rPr>
-            <w:color w:val="0000EE"/>
-            <w:u w:val="single"/>
-          </w:rPr>
-          <w:t>Gn 25.13</w:t>
-        </w:r>
-      </w:hyperlink>
+      <w:r>
+        <w:rPr>
+          <w:lang w:val="pt_PT" w:bidi="pt_PT"/>
+        </w:rPr>
+        <w:t>Gn 25.13</w:t>
+      </w:r>
       <w:r>
         <w:rPr>
           <w:lang w:val="pt_PT" w:bidi="pt_PT"/>
         </w:rPr>
         <w:t xml:space="preserve">; </w:t>
       </w:r>
-      <w:hyperlink r:id="rId29">
-        <w:r>
-          <w:rPr>
-            <w:lang w:val="pt_PT" w:bidi="pt_PT"/>
-          </w:rPr>
-          <w:rPr>
-            <w:color w:val="0000EE"/>
-            <w:u w:val="single"/>
-          </w:rPr>
-          <w:t>1Cr 1.29</w:t>
-        </w:r>
-      </w:hyperlink>
+      <w:r>
+        <w:rPr>
+          <w:lang w:val="pt_PT" w:bidi="pt_PT"/>
+        </w:rPr>
+        <w:t>1Cr 1.29</w:t>
+      </w:r>
       <w:r>
         <w:rPr>
           <w:lang w:val="pt_PT" w:bidi="pt_PT"/>
@@ -1598,90 +1496,60 @@
         </w:rPr>
         <w:t>Uma tribo ou área que aparece principalmente nos escritos proféticos de Salomão até o exílio. Na profecia de Isaías contra a Arábia, Quedar é mencionada duas vezes (</w:t>
       </w:r>
-      <w:hyperlink r:id="rId30">
-        <w:r>
-          <w:rPr>
-            <w:lang w:val="pt_PT" w:bidi="pt_PT"/>
-          </w:rPr>
-          <w:rPr>
-            <w:color w:val="0000EE"/>
-            <w:u w:val="single"/>
-          </w:rPr>
-          <w:t>Is 21.13–17</w:t>
-        </w:r>
-      </w:hyperlink>
+      <w:r>
+        <w:rPr>
+          <w:lang w:val="pt_PT" w:bidi="pt_PT"/>
+        </w:rPr>
+        <w:t>Is 21.13–17</w:t>
+      </w:r>
       <w:r>
         <w:rPr>
           <w:lang w:val="pt_PT" w:bidi="pt_PT"/>
         </w:rPr>
         <w:t xml:space="preserve">). Juntamente com Arábia, Dedã e Tema, os quedaritas são ameaçados de destruição. </w:t>
       </w:r>
-      <w:hyperlink r:id="rId31">
-        <w:r>
-          <w:rPr>
-            <w:lang w:val="pt_PT" w:bidi="pt_PT"/>
-          </w:rPr>
-          <w:rPr>
-            <w:color w:val="0000EE"/>
-            <w:u w:val="single"/>
-          </w:rPr>
-          <w:t>Isaías 21.16</w:t>
-        </w:r>
-      </w:hyperlink>
+      <w:r>
+        <w:rPr>
+          <w:lang w:val="pt_PT" w:bidi="pt_PT"/>
+        </w:rPr>
+        <w:t>Isaías 21.16</w:t>
+      </w:r>
       <w:r>
         <w:rPr>
           <w:lang w:val="pt_PT" w:bidi="pt_PT"/>
         </w:rPr>
         <w:t xml:space="preserve"> menciona sua "pompa", sugerindo alguma riqueza (veja também </w:t>
       </w:r>
-      <w:hyperlink r:id="rId32">
-        <w:r>
-          <w:rPr>
-            <w:lang w:val="pt_PT" w:bidi="pt_PT"/>
-          </w:rPr>
-          <w:rPr>
-            <w:color w:val="0000EE"/>
-            <w:u w:val="single"/>
-          </w:rPr>
-          <w:t>Ez 27.21</w:t>
-        </w:r>
-      </w:hyperlink>
+      <w:r>
+        <w:rPr>
+          <w:lang w:val="pt_PT" w:bidi="pt_PT"/>
+        </w:rPr>
+        <w:t>Ez 27.21</w:t>
+      </w:r>
       <w:r>
         <w:rPr>
           <w:lang w:val="pt_PT" w:bidi="pt_PT"/>
         </w:rPr>
         <w:t xml:space="preserve">). O tom militarista em </w:t>
       </w:r>
-      <w:hyperlink r:id="rId33">
-        <w:r>
-          <w:rPr>
-            <w:lang w:val="pt_PT" w:bidi="pt_PT"/>
-          </w:rPr>
-          <w:rPr>
-            <w:color w:val="0000EE"/>
-            <w:u w:val="single"/>
-          </w:rPr>
-          <w:t>Isaías 21.17</w:t>
-        </w:r>
-      </w:hyperlink>
+      <w:r>
+        <w:rPr>
+          <w:lang w:val="pt_PT" w:bidi="pt_PT"/>
+        </w:rPr>
+        <w:t>Isaías 21.17</w:t>
+      </w:r>
       <w:r>
         <w:rPr>
           <w:lang w:val="pt_PT" w:bidi="pt_PT"/>
         </w:rPr>
         <w:t xml:space="preserve"> sugere que eram um povo guerreiro. Em </w:t>
       </w:r>
-      <w:hyperlink r:id="rId34">
-        <w:r>
-          <w:rPr>
-            <w:lang w:val="pt_PT" w:bidi="pt_PT"/>
-          </w:rPr>
-          <w:rPr>
-            <w:color w:val="0000EE"/>
-            <w:u w:val="single"/>
-          </w:rPr>
-          <w:t>Jeremias 49.28</w:t>
-        </w:r>
-      </w:hyperlink>
+      <w:r>
+        <w:rPr>
+          <w:lang w:val="pt_PT" w:bidi="pt_PT"/>
+        </w:rPr>
+        <w:t>Jeremias 49.28</w:t>
+      </w:r>
       <w:r>
         <w:rPr>
           <w:lang w:val="pt_PT" w:bidi="pt_PT"/>
@@ -1695,36 +1563,24 @@
         </w:rPr>
         <w:t>Além do relato de Assurbanípal, a única outra referência antiga fora da Bíblia a Quedar está em uma tigela de prata. Ela foi oferecida à deusa árabe Han-’ilat no Delta do Egito. A inscrição na tigela diz: “Caim, filho de Gesém, rei de Quedar”, e é datada do quinto século a.C. Este Gesém era muito provavelmente o inimigo de Neemias (</w:t>
       </w:r>
-      <w:hyperlink r:id="rId35">
-        <w:r>
-          <w:rPr>
-            <w:lang w:val="pt_PT" w:bidi="pt_PT"/>
-          </w:rPr>
-          <w:rPr>
-            <w:color w:val="0000EE"/>
-            <w:u w:val="single"/>
-          </w:rPr>
-          <w:t>Ne 2.19</w:t>
-        </w:r>
-      </w:hyperlink>
+      <w:r>
+        <w:rPr>
+          <w:lang w:val="pt_PT" w:bidi="pt_PT"/>
+        </w:rPr>
+        <w:t>Ne 2.19</w:t>
+      </w:r>
       <w:r>
         <w:rPr>
           <w:lang w:val="pt_PT" w:bidi="pt_PT"/>
         </w:rPr>
         <w:t xml:space="preserve">; </w:t>
       </w:r>
-      <w:hyperlink r:id="rId36">
-        <w:r>
-          <w:rPr>
-            <w:lang w:val="pt_PT" w:bidi="pt_PT"/>
-          </w:rPr>
-          <w:rPr>
-            <w:color w:val="0000EE"/>
-            <w:u w:val="single"/>
-          </w:rPr>
-          <w:t>6.1–6</w:t>
-        </w:r>
-      </w:hyperlink>
+      <w:r>
+        <w:rPr>
+          <w:lang w:val="pt_PT" w:bidi="pt_PT"/>
+        </w:rPr>
+        <w:t>6.1–6</w:t>
+      </w:r>
       <w:r>
         <w:rPr>
           <w:lang w:val="pt_PT" w:bidi="pt_PT"/>
@@ -1738,72 +1594,48 @@
         </w:rPr>
         <w:t xml:space="preserve">A imagem que a Bíblia apresenta de Quedar é a de um povo que vive no deserto, descendente de Ismael. Inicialmente, eles não acreditavam em Yahweh, mas estão incluídos na profecia de Isaías sobre o futuro reino de Deus (compare </w:t>
       </w:r>
-      <w:hyperlink r:id="rId37">
-        <w:r>
-          <w:rPr>
-            <w:lang w:val="pt_PT" w:bidi="pt_PT"/>
-          </w:rPr>
-          <w:rPr>
-            <w:color w:val="0000EE"/>
-            <w:u w:val="single"/>
-          </w:rPr>
-          <w:t>Is 42.11</w:t>
-        </w:r>
-      </w:hyperlink>
+      <w:r>
+        <w:rPr>
+          <w:lang w:val="pt_PT" w:bidi="pt_PT"/>
+        </w:rPr>
+        <w:t>Is 42.11</w:t>
+      </w:r>
       <w:r>
         <w:rPr>
           <w:lang w:val="pt_PT" w:bidi="pt_PT"/>
         </w:rPr>
         <w:t xml:space="preserve">; </w:t>
       </w:r>
-      <w:hyperlink r:id="rId38">
-        <w:r>
-          <w:rPr>
-            <w:lang w:val="pt_PT" w:bidi="pt_PT"/>
-          </w:rPr>
-          <w:rPr>
-            <w:color w:val="0000EE"/>
-            <w:u w:val="single"/>
-          </w:rPr>
-          <w:t>60.7</w:t>
-        </w:r>
-      </w:hyperlink>
+      <w:r>
+        <w:rPr>
+          <w:lang w:val="pt_PT" w:bidi="pt_PT"/>
+        </w:rPr>
+        <w:t>60.7</w:t>
+      </w:r>
       <w:r>
         <w:rPr>
           <w:lang w:val="pt_PT" w:bidi="pt_PT"/>
         </w:rPr>
         <w:t xml:space="preserve">). O ambiente desértico limitava seu trabalho à criação de ovelhas e ao comércio. A água imprevisível no deserto os forçava a se mover. Uma vida em tendas era preferível a casas permanentes (compare </w:t>
       </w:r>
-      <w:hyperlink r:id="rId39">
-        <w:r>
-          <w:rPr>
-            <w:lang w:val="pt_PT" w:bidi="pt_PT"/>
-          </w:rPr>
-          <w:rPr>
-            <w:color w:val="0000EE"/>
-            <w:u w:val="single"/>
-          </w:rPr>
-          <w:t>Sl 120.5</w:t>
-        </w:r>
-      </w:hyperlink>
+      <w:r>
+        <w:rPr>
+          <w:lang w:val="pt_PT" w:bidi="pt_PT"/>
+        </w:rPr>
+        <w:t>Sl 120.5</w:t>
+      </w:r>
       <w:r>
         <w:rPr>
           <w:lang w:val="pt_PT" w:bidi="pt_PT"/>
         </w:rPr>
         <w:t xml:space="preserve">; </w:t>
       </w:r>
-      <w:hyperlink r:id="rId40">
-        <w:r>
-          <w:rPr>
-            <w:lang w:val="pt_PT" w:bidi="pt_PT"/>
-          </w:rPr>
-          <w:rPr>
-            <w:color w:val="0000EE"/>
-            <w:u w:val="single"/>
-          </w:rPr>
-          <w:t>Ct Sl 1.5</w:t>
-        </w:r>
-      </w:hyperlink>
+      <w:r>
+        <w:rPr>
+          <w:lang w:val="pt_PT" w:bidi="pt_PT"/>
+        </w:rPr>
+        <w:t>Ct Sl 1.5</w:t>
+      </w:r>
       <w:r>
         <w:rPr>
           <w:lang w:val="pt_PT" w:bidi="pt_PT"/>
@@ -1858,36 +1690,24 @@
         </w:rPr>
         <w:t xml:space="preserve">Um filho de Ismael mencionado em </w:t>
       </w:r>
-      <w:hyperlink r:id="rId41">
-        <w:r>
-          <w:rPr>
-            <w:lang w:val="pt_PT" w:bidi="pt_PT"/>
-          </w:rPr>
-          <w:rPr>
-            <w:color w:val="0000EE"/>
-            <w:u w:val="single"/>
-          </w:rPr>
-          <w:t>Gênesis 25.15</w:t>
-        </w:r>
-      </w:hyperlink>
+      <w:r>
+        <w:rPr>
+          <w:lang w:val="pt_PT" w:bidi="pt_PT"/>
+        </w:rPr>
+        <w:t>Gênesis 25.15</w:t>
+      </w:r>
       <w:r>
         <w:rPr>
           <w:lang w:val="pt_PT" w:bidi="pt_PT"/>
         </w:rPr>
         <w:t>. Mais tarde, seus descendentes foram conhecidos pelo seu nome (</w:t>
       </w:r>
-      <w:hyperlink r:id="rId42">
-        <w:r>
-          <w:rPr>
-            <w:lang w:val="pt_PT" w:bidi="pt_PT"/>
-          </w:rPr>
-          <w:rPr>
-            <w:color w:val="0000EE"/>
-            <w:u w:val="single"/>
-          </w:rPr>
-          <w:t>1Cr 1.31</w:t>
-        </w:r>
-      </w:hyperlink>
+      <w:r>
+        <w:rPr>
+          <w:lang w:val="pt_PT" w:bidi="pt_PT"/>
+        </w:rPr>
+        <w:t>1Cr 1.31</w:t>
+      </w:r>
       <w:r>
         <w:rPr>
           <w:lang w:val="pt_PT" w:bidi="pt_PT"/>
@@ -1942,72 +1762,48 @@
         </w:rPr>
         <w:t>Cidade a leste do Jordão, provavelmente localizada no curso superior do rio Arnom. Do deserto de Quedemote, Moisés enviou mensageiros a Seom, rei de Hesbom, pedindo permissão para passar pacificamente por sua terra (</w:t>
       </w:r>
-      <w:hyperlink r:id="rId43">
-        <w:r>
-          <w:rPr>
-            <w:lang w:val="pt_PT" w:bidi="pt_PT"/>
-          </w:rPr>
-          <w:rPr>
-            <w:color w:val="0000EE"/>
-            <w:u w:val="single"/>
-          </w:rPr>
-          <w:t>Dt 2.26</w:t>
-        </w:r>
-      </w:hyperlink>
+      <w:r>
+        <w:rPr>
+          <w:lang w:val="pt_PT" w:bidi="pt_PT"/>
+        </w:rPr>
+        <w:t>Dt 2.26</w:t>
+      </w:r>
       <w:r>
         <w:rPr>
           <w:lang w:val="pt_PT" w:bidi="pt_PT"/>
         </w:rPr>
         <w:t>). Na divisão da terra, Quedemote foi dada à tribo de Rúben (</w:t>
       </w:r>
-      <w:hyperlink r:id="rId44">
-        <w:r>
-          <w:rPr>
-            <w:lang w:val="pt_PT" w:bidi="pt_PT"/>
-          </w:rPr>
-          <w:rPr>
-            <w:color w:val="0000EE"/>
-            <w:u w:val="single"/>
-          </w:rPr>
-          <w:t>Js 13.18</w:t>
-        </w:r>
-      </w:hyperlink>
+      <w:r>
+        <w:rPr>
+          <w:lang w:val="pt_PT" w:bidi="pt_PT"/>
+        </w:rPr>
+        <w:t>Js 13.18</w:t>
+      </w:r>
       <w:r>
         <w:rPr>
           <w:lang w:val="pt_PT" w:bidi="pt_PT"/>
         </w:rPr>
         <w:t>) e depois reservada como uma das cidades levíticas para os meraritas (</w:t>
       </w:r>
-      <w:hyperlink r:id="rId45">
-        <w:r>
-          <w:rPr>
-            <w:lang w:val="pt_PT" w:bidi="pt_PT"/>
-          </w:rPr>
-          <w:rPr>
-            <w:color w:val="0000EE"/>
-            <w:u w:val="single"/>
-          </w:rPr>
-          <w:t>Js 21.37</w:t>
-        </w:r>
-      </w:hyperlink>
+      <w:r>
+        <w:rPr>
+          <w:lang w:val="pt_PT" w:bidi="pt_PT"/>
+        </w:rPr>
+        <w:t>Js 21.37</w:t>
+      </w:r>
       <w:r>
         <w:rPr>
           <w:lang w:val="pt_PT" w:bidi="pt_PT"/>
         </w:rPr>
         <w:t xml:space="preserve">; </w:t>
       </w:r>
-      <w:hyperlink r:id="rId46">
-        <w:r>
-          <w:rPr>
-            <w:lang w:val="pt_PT" w:bidi="pt_PT"/>
-          </w:rPr>
-          <w:rPr>
-            <w:color w:val="0000EE"/>
-            <w:u w:val="single"/>
-          </w:rPr>
-          <w:t>1Cr 6.79</w:t>
-        </w:r>
-      </w:hyperlink>
+      <w:r>
+        <w:rPr>
+          <w:lang w:val="pt_PT" w:bidi="pt_PT"/>
+        </w:rPr>
+        <w:t>1Cr 6.79</w:t>
+      </w:r>
       <w:r>
         <w:rPr>
           <w:lang w:val="pt_PT" w:bidi="pt_PT"/>
@@ -2095,18 +1891,12 @@
         </w:rPr>
         <w:t>1. Cidade no Neguebe da Judeia (</w:t>
       </w:r>
-      <w:hyperlink r:id="rId47">
-        <w:r>
-          <w:rPr>
-            <w:lang w:val="pt_PT" w:bidi="pt_PT"/>
-          </w:rPr>
-          <w:rPr>
-            <w:color w:val="0000EE"/>
-            <w:u w:val="single"/>
-          </w:rPr>
-          <w:t>Js 15.23</w:t>
-        </w:r>
-      </w:hyperlink>
+      <w:r>
+        <w:rPr>
+          <w:lang w:val="pt_PT" w:bidi="pt_PT"/>
+        </w:rPr>
+        <w:t>Js 15.23</w:t>
+      </w:r>
       <w:r>
         <w:rPr>
           <w:lang w:val="pt_PT" w:bidi="pt_PT"/>
@@ -2127,113 +1917,65 @@
         </w:rPr>
         <w:t>2. Cidade de refúgio na alta Galileia, no território de Naftali (</w:t>
       </w:r>
-      <w:hyperlink r:id="rId48">
-        <w:r>
-          <w:rPr>
-            <w:lang w:val="pt_PT" w:bidi="pt_PT"/>
-          </w:rPr>
-          <w:rPr>
-            <w:color w:val="0000EE"/>
-            <w:u w:val="single"/>
-          </w:rPr>
-          <w:t>Js 20.7</w:t>
-        </w:r>
-      </w:hyperlink>
+      <w:r>
+        <w:rPr>
+          <w:lang w:val="pt_PT" w:bidi="pt_PT"/>
+        </w:rPr>
+        <w:t>Js 20.7</w:t>
+      </w:r>
       <w:r>
         <w:rPr>
           <w:lang w:val="pt_PT" w:bidi="pt_PT"/>
         </w:rPr>
         <w:t>), destinada ao clã dos gersonitas de Levi (</w:t>
       </w:r>
-      <w:hyperlink r:id="rId49">
-        <w:r>
-          <w:rPr>
-            <w:lang w:val="pt_PT" w:bidi="pt_PT"/>
-          </w:rPr>
-          <w:rPr>
-            <w:color w:val="0000EE"/>
-            <w:u w:val="single"/>
-          </w:rPr>
-          <w:t>Js 21.32</w:t>
-        </w:r>
-      </w:hyperlink>
+      <w:r>
+        <w:rPr>
+          <w:lang w:val="pt_PT" w:bidi="pt_PT"/>
+        </w:rPr>
+        <w:t>Js 21.32</w:t>
+      </w:r>
       <w:r>
         <w:rPr>
           <w:lang w:val="pt_PT" w:bidi="pt_PT"/>
         </w:rPr>
         <w:t xml:space="preserve">; </w:t>
       </w:r>
-      <w:hyperlink r:id="rId50">
-        <w:r>
-          <w:rPr>
-            <w:lang w:val="pt_PT" w:bidi="pt_PT"/>
-          </w:rPr>
-          <w:rPr>
-            <w:color w:val="0000EE"/>
-            <w:u w:val="single"/>
-          </w:rPr>
-          <w:t>1Cr 6.76</w:t>
-        </w:r>
-      </w:hyperlink>
+      <w:r>
+        <w:rPr>
+          <w:lang w:val="pt_PT" w:bidi="pt_PT"/>
+        </w:rPr>
+        <w:t>1Cr 6.76</w:t>
+      </w:r>
       <w:r>
         <w:rPr>
           <w:lang w:val="pt_PT" w:bidi="pt_PT"/>
         </w:rPr>
         <w:t>), e lar de Baraque (</w:t>
       </w:r>
-      <w:hyperlink r:id="rId51">
-        <w:r>
-          <w:rPr>
-            <w:lang w:val="pt_PT" w:bidi="pt_PT"/>
-          </w:rPr>
-          <w:rPr>
-            <w:color w:val="0000EE"/>
-            <w:u w:val="single"/>
-          </w:rPr>
-          <w:t>Jz 4.6</w:t>
-        </w:r>
-      </w:hyperlink>
+      <w:r>
+        <w:rPr>
+          <w:lang w:val="pt_PT" w:bidi="pt_PT"/>
+        </w:rPr>
+        <w:t>Jz 4.6</w:t>
+      </w:r>
       <w:r>
         <w:rPr>
           <w:lang w:val="pt_PT" w:bidi="pt_PT"/>
         </w:rPr>
         <w:t>). Foi conquistada por Tiglate-Pileser III em 732 a.C. (</w:t>
       </w:r>
-      <w:hyperlink r:id="rId52">
-        <w:r>
-          <w:rPr>
-            <w:lang w:val="pt_PT" w:bidi="pt_PT"/>
-          </w:rPr>
-          <w:rPr>
-            <w:color w:val="0000EE"/>
-            <w:u w:val="single"/>
-          </w:rPr>
-          <w:t>2Rs 15.29</w:t>
-        </w:r>
-      </w:hyperlink>
-      <w:r>
-        <w:rPr>
-          <w:lang w:val="pt_PT" w:bidi="pt_PT"/>
-        </w:rPr>
-        <w:t>). Jônatas Macabeu derrotou o exército de Demétrio lá (</w:t>
-      </w:r>
-      <w:hyperlink r:id="rId53">
-        <w:r>
-          <w:rPr>
-            <w:lang w:val="pt_PT" w:bidi="pt_PT"/>
-          </w:rPr>
-          <w:rPr>
-            <w:color w:val="0000EE"/>
-            <w:u w:val="single"/>
-          </w:rPr>
-          <w:t>1Mc 11.63,73</w:t>
-        </w:r>
-      </w:hyperlink>
-      <w:r>
-        <w:rPr>
-          <w:lang w:val="pt_PT" w:bidi="pt_PT"/>
-        </w:rPr>
-        <w:t>). É identificada com Tell Qades, a 7,2 quilômetros a noroeste do Lago Huleh.</w:t>
+      <w:r>
+        <w:rPr>
+          <w:lang w:val="pt_PT" w:bidi="pt_PT"/>
+        </w:rPr>
+        <w:t>2Rs 15.29</w:t>
+      </w:r>
+      <w:r>
+        <w:rPr>
+          <w:lang w:val="pt_PT" w:bidi="pt_PT"/>
+        </w:rPr>
+        <w:t>). Jônatas Macabeu derrotou o exército de Demétrio lá (1Mc 11.63,73). É identificada com Tell Qades, a 7,2 quilômetros a noroeste do Lago Huleh.</w:t>
       </w:r>
     </w:p>
     <w:p>
@@ -2282,36 +2024,24 @@
         </w:rPr>
         <w:t>3. Cidade levítica em Issacar (</w:t>
       </w:r>
-      <w:hyperlink r:id="rId54">
-        <w:r>
-          <w:rPr>
-            <w:lang w:val="pt_PT" w:bidi="pt_PT"/>
-          </w:rPr>
-          <w:rPr>
-            <w:color w:val="0000EE"/>
-            <w:u w:val="single"/>
-          </w:rPr>
-          <w:t>1Cr 6.72</w:t>
-        </w:r>
-      </w:hyperlink>
+      <w:r>
+        <w:rPr>
+          <w:lang w:val="pt_PT" w:bidi="pt_PT"/>
+        </w:rPr>
+        <w:t>1Cr 6.72</w:t>
+      </w:r>
       <w:r>
         <w:rPr>
           <w:lang w:val="pt_PT" w:bidi="pt_PT"/>
         </w:rPr>
         <w:t>); a passagem paralela traz Quisião (</w:t>
       </w:r>
-      <w:hyperlink r:id="rId55">
-        <w:r>
-          <w:rPr>
-            <w:lang w:val="pt_PT" w:bidi="pt_PT"/>
-          </w:rPr>
-          <w:rPr>
-            <w:color w:val="0000EE"/>
-            <w:u w:val="single"/>
-          </w:rPr>
-          <w:t>Js 21.28</w:t>
-        </w:r>
-      </w:hyperlink>
+      <w:r>
+        <w:rPr>
+          <w:lang w:val="pt_PT" w:bidi="pt_PT"/>
+        </w:rPr>
+        <w:t>Js 21.28</w:t>
+      </w:r>
       <w:r>
         <w:rPr>
           <w:lang w:val="pt_PT" w:bidi="pt_PT"/>
@@ -2399,36 +2129,24 @@
         </w:rPr>
         <w:t>Rei de Elão que participou com outros três reis em uma campanha contra cinco cidades perto do extremo sul da planície do Mar Morto (</w:t>
       </w:r>
-      <w:hyperlink r:id="rId56">
-        <w:r>
-          <w:rPr>
-            <w:lang w:val="pt_PT" w:bidi="pt_PT"/>
-          </w:rPr>
-          <w:rPr>
-            <w:color w:val="0000EE"/>
-            <w:u w:val="single"/>
-          </w:rPr>
-          <w:t>Gn 14</w:t>
-        </w:r>
-      </w:hyperlink>
+      <w:r>
+        <w:rPr>
+          <w:lang w:val="pt_PT" w:bidi="pt_PT"/>
+        </w:rPr>
+        <w:t>Gn 14</w:t>
+      </w:r>
       <w:r>
         <w:rPr>
           <w:lang w:val="pt_PT" w:bidi="pt_PT"/>
         </w:rPr>
         <w:t xml:space="preserve">). Embora Quedorlaomer seja inicialmente o terceiro na lista (v. </w:t>
       </w:r>
-      <w:hyperlink r:id="rId57">
-        <w:r>
-          <w:rPr>
-            <w:lang w:val="pt_PT" w:bidi="pt_PT"/>
-          </w:rPr>
-          <w:rPr>
-            <w:color w:val="0000EE"/>
-            <w:u w:val="single"/>
-          </w:rPr>
-          <w:t>1</w:t>
-        </w:r>
-      </w:hyperlink>
+      <w:r>
+        <w:rPr>
+          <w:lang w:val="pt_PT" w:bidi="pt_PT"/>
+        </w:rPr>
+        <w:t>1</w:t>
+      </w:r>
       <w:r>
         <w:rPr>
           <w:lang w:val="pt_PT" w:bidi="pt_PT"/>
@@ -2511,18 +2229,12 @@
         </w:rPr>
         <w:t>Um dos lugares onde os israelitas acamparam durante sua jornada do Egito ao Monte Sinai. Estava localizado em algum lugar entre Rissa e Monte Sefer. (</w:t>
       </w:r>
-      <w:hyperlink r:id="rId58">
-        <w:r>
-          <w:rPr>
-            <w:lang w:val="pt_PT" w:bidi="pt_PT"/>
-          </w:rPr>
-          <w:rPr>
-            <w:color w:val="0000EE"/>
-            <w:u w:val="single"/>
-          </w:rPr>
-          <w:t>Nm 33.22,23</w:t>
-        </w:r>
-      </w:hyperlink>
+      <w:r>
+        <w:rPr>
+          <w:lang w:val="pt_PT" w:bidi="pt_PT"/>
+        </w:rPr>
+        <w:t>Nm 33.22,23</w:t>
+      </w:r>
       <w:r>
         <w:rPr>
           <w:lang w:val="pt_PT" w:bidi="pt_PT"/>
@@ -2577,18 +2289,12 @@
         </w:rPr>
         <w:t>Cidade atribuída à tribo de Benjamim como herança após a conquista inicial de Canaã por Josué (</w:t>
       </w:r>
-      <w:hyperlink r:id="rId59">
-        <w:r>
-          <w:rPr>
-            <w:lang w:val="pt_PT" w:bidi="pt_PT"/>
-          </w:rPr>
-          <w:rPr>
-            <w:color w:val="0000EE"/>
-            <w:u w:val="single"/>
-          </w:rPr>
-          <w:t>Js 18.24</w:t>
-        </w:r>
-      </w:hyperlink>
+      <w:r>
+        <w:rPr>
+          <w:lang w:val="pt_PT" w:bidi="pt_PT"/>
+        </w:rPr>
+        <w:t>Js 18.24</w:t>
+      </w:r>
       <w:r>
         <w:rPr>
           <w:lang w:val="pt_PT" w:bidi="pt_PT"/>
@@ -2643,18 +2349,12 @@
         </w:rPr>
         <w:t>Outra grafia para Cefira, uma cidade antiga que era lar do povo heveu (</w:t>
       </w:r>
-      <w:hyperlink r:id="rId60">
-        <w:r>
-          <w:rPr>
-            <w:lang w:val="pt_PT" w:bidi="pt_PT"/>
-          </w:rPr>
-          <w:rPr>
-            <w:color w:val="0000EE"/>
-            <w:u w:val="single"/>
-          </w:rPr>
-          <w:t>Js 9.17</w:t>
-        </w:r>
-      </w:hyperlink>
+      <w:r>
+        <w:rPr>
+          <w:lang w:val="pt_PT" w:bidi="pt_PT"/>
+        </w:rPr>
+        <w:t>Js 9.17</w:t>
+      </w:r>
       <w:r>
         <w:rPr>
           <w:lang w:val="pt_PT" w:bidi="pt_PT"/>
@@ -2734,18 +2434,12 @@
         </w:rPr>
         <w:t xml:space="preserve">Produto lácteo produzido pela coagulação do leite, drenagem do soro, prensagem da coalhada em bolos e secagem. Uma das primeiras referências bíblicas ao queijo está em </w:t>
       </w:r>
-      <w:hyperlink r:id="rId61">
-        <w:r>
-          <w:rPr>
-            <w:lang w:val="pt_PT" w:bidi="pt_PT"/>
-          </w:rPr>
-          <w:rPr>
-            <w:color w:val="0000EE"/>
-            <w:u w:val="single"/>
-          </w:rPr>
-          <w:t>Jó 10.10</w:t>
-        </w:r>
-      </w:hyperlink>
+      <w:r>
+        <w:rPr>
+          <w:lang w:val="pt_PT" w:bidi="pt_PT"/>
+        </w:rPr>
+        <w:t>Jó 10.10</w:t>
+      </w:r>
       <w:r>
         <w:rPr>
           <w:lang w:val="pt_PT" w:bidi="pt_PT"/>
@@ -2825,36 +2519,24 @@
         </w:rPr>
         <w:t>Cidade atribuída à tribo de Judá (</w:t>
       </w:r>
-      <w:hyperlink r:id="rId62">
-        <w:r>
-          <w:rPr>
-            <w:lang w:val="pt_PT" w:bidi="pt_PT"/>
-          </w:rPr>
-          <w:rPr>
-            <w:color w:val="0000EE"/>
-            <w:u w:val="single"/>
-          </w:rPr>
-          <w:t>Js 15.44</w:t>
-        </w:r>
-      </w:hyperlink>
+      <w:r>
+        <w:rPr>
+          <w:lang w:val="pt_PT" w:bidi="pt_PT"/>
+        </w:rPr>
+        <w:t>Js 15.44</w:t>
+      </w:r>
       <w:r>
         <w:rPr>
           <w:lang w:val="pt_PT" w:bidi="pt_PT"/>
         </w:rPr>
         <w:t xml:space="preserve">; </w:t>
       </w:r>
-      <w:hyperlink r:id="rId63">
-        <w:r>
-          <w:rPr>
-            <w:lang w:val="pt_PT" w:bidi="pt_PT"/>
-          </w:rPr>
-          <w:rPr>
-            <w:color w:val="0000EE"/>
-            <w:u w:val="single"/>
-          </w:rPr>
-          <w:t>1Cr 4.19</w:t>
-        </w:r>
-      </w:hyperlink>
+      <w:r>
+        <w:rPr>
+          <w:lang w:val="pt_PT" w:bidi="pt_PT"/>
+        </w:rPr>
+        <w:t>1Cr 4.19</w:t>
+      </w:r>
       <w:r>
         <w:rPr>
           <w:lang w:val="pt_PT" w:bidi="pt_PT"/>
@@ -2875,18 +2557,12 @@
         </w:rPr>
         <w:t>Davi liderou uma expedição ousada a Queila para libertá-la dos bandos de filisteus saqueadores, que estavam roubando grãos de suas eiras. Ele fez dela sua residência por um tempo e esperava ganhar a lealdade de seu povo. No entanto, quando ficou evidente que os homens de Queila estavam planejando entregá-lo, junto com seus homens, a Saul, ele recuou para o Deserto de Zife (</w:t>
       </w:r>
-      <w:hyperlink r:id="rId64">
-        <w:r>
-          <w:rPr>
-            <w:lang w:val="pt_PT" w:bidi="pt_PT"/>
-          </w:rPr>
-          <w:rPr>
-            <w:color w:val="0000EE"/>
-            <w:u w:val="single"/>
-          </w:rPr>
-          <w:t>1Sm 23.1–14</w:t>
-        </w:r>
-      </w:hyperlink>
+      <w:r>
+        <w:rPr>
+          <w:lang w:val="pt_PT" w:bidi="pt_PT"/>
+        </w:rPr>
+        <w:t>1Sm 23.1–14</w:t>
+      </w:r>
       <w:r>
         <w:rPr>
           <w:lang w:val="pt_PT" w:bidi="pt_PT"/>
@@ -2907,18 +2583,12 @@
         </w:rPr>
         <w:t>Queila foi reabitada por judeus após o Cativeiro e dividida em dois distritos, governados por Hasabias e Bavai. Seus governantes foram incluídos na lista dos que participaram da reconstrução do muro de Jerusalém sob Neemias (</w:t>
       </w:r>
-      <w:hyperlink r:id="rId65">
-        <w:r>
-          <w:rPr>
-            <w:lang w:val="pt_PT" w:bidi="pt_PT"/>
-          </w:rPr>
-          <w:rPr>
-            <w:color w:val="0000EE"/>
-            <w:u w:val="single"/>
-          </w:rPr>
-          <w:t>Ne 3.17–18</w:t>
-        </w:r>
-      </w:hyperlink>
+      <w:r>
+        <w:rPr>
+          <w:lang w:val="pt_PT" w:bidi="pt_PT"/>
+        </w:rPr>
+        <w:t>Ne 3.17–18</w:t>
+      </w:r>
       <w:r>
         <w:rPr>
           <w:lang w:val="pt_PT" w:bidi="pt_PT"/>
@@ -2973,18 +2643,12 @@
         </w:rPr>
         <w:t xml:space="preserve">Descendente de Calebe da tribo de Judá, chamado de garmita em </w:t>
       </w:r>
-      <w:hyperlink r:id="rId63">
-        <w:r>
-          <w:rPr>
-            <w:lang w:val="pt_PT" w:bidi="pt_PT"/>
-          </w:rPr>
-          <w:rPr>
-            <w:color w:val="0000EE"/>
-            <w:u w:val="single"/>
-          </w:rPr>
-          <w:t>1 Crônicas 4.19</w:t>
-        </w:r>
-      </w:hyperlink>
+      <w:r>
+        <w:rPr>
+          <w:lang w:val="pt_PT" w:bidi="pt_PT"/>
+        </w:rPr>
+        <w:t>1 Crônicas 4.19</w:t>
+      </w:r>
       <w:r>
         <w:rPr>
           <w:lang w:val="pt_PT" w:bidi="pt_PT"/>
@@ -3039,95 +2703,53 @@
         </w:rPr>
         <w:t>Um levita que foi culpado de se casar com uma esposa pagã (</w:t>
       </w:r>
-      <w:hyperlink r:id="rId66">
-        <w:r>
-          <w:rPr>
-            <w:lang w:val="pt_PT" w:bidi="pt_PT"/>
-          </w:rPr>
-          <w:rPr>
-            <w:color w:val="0000EE"/>
-            <w:u w:val="single"/>
-          </w:rPr>
-          <w:t>Ed 10.18</w:t>
-        </w:r>
-      </w:hyperlink>
+      <w:r>
+        <w:rPr>
+          <w:lang w:val="pt_PT" w:bidi="pt_PT"/>
+        </w:rPr>
+        <w:t>Ed 10.18</w:t>
+      </w:r>
       <w:r>
         <w:rPr>
           <w:lang w:val="pt_PT" w:bidi="pt_PT"/>
         </w:rPr>
         <w:t xml:space="preserve">). De acordo com o versículo </w:t>
       </w:r>
-      <w:hyperlink r:id="rId67">
-        <w:r>
-          <w:rPr>
-            <w:lang w:val="pt_PT" w:bidi="pt_PT"/>
-          </w:rPr>
-          <w:rPr>
-            <w:color w:val="0000EE"/>
-            <w:u w:val="single"/>
-          </w:rPr>
-          <w:t>23</w:t>
-        </w:r>
-      </w:hyperlink>
+      <w:r>
+        <w:rPr>
+          <w:lang w:val="pt_PT" w:bidi="pt_PT"/>
+        </w:rPr>
+        <w:t>23</w:t>
+      </w:r>
       <w:r>
         <w:rPr>
           <w:lang w:val="pt_PT" w:bidi="pt_PT"/>
         </w:rPr>
         <w:t xml:space="preserve">, Quelaías também é chamado de Quelita. Um levita chamado Quelita também é encontrado em </w:t>
       </w:r>
-      <w:hyperlink r:id="rId68">
-        <w:r>
-          <w:rPr>
-            <w:lang w:val="pt_PT" w:bidi="pt_PT"/>
-          </w:rPr>
-          <w:rPr>
-            <w:color w:val="0000EE"/>
-            <w:u w:val="single"/>
-          </w:rPr>
-          <w:t>Neemias 8.7</w:t>
-        </w:r>
-      </w:hyperlink>
+      <w:r>
+        <w:rPr>
+          <w:lang w:val="pt_PT" w:bidi="pt_PT"/>
+        </w:rPr>
+        <w:t>Neemias 8.7</w:t>
+      </w:r>
       <w:r>
         <w:rPr>
           <w:lang w:val="pt_PT" w:bidi="pt_PT"/>
         </w:rPr>
         <w:t xml:space="preserve">, </w:t>
       </w:r>
-      <w:hyperlink r:id="rId69">
-        <w:r>
-          <w:rPr>
-            <w:lang w:val="pt_PT" w:bidi="pt_PT"/>
-          </w:rPr>
-          <w:rPr>
-            <w:color w:val="0000EE"/>
-            <w:u w:val="single"/>
-          </w:rPr>
-          <w:t>10.10</w:t>
-        </w:r>
-      </w:hyperlink>
-      <w:r>
-        <w:rPr>
-          <w:lang w:val="pt_PT" w:bidi="pt_PT"/>
-        </w:rPr>
-        <w:t xml:space="preserve">, e </w:t>
-      </w:r>
-      <w:hyperlink r:id="rId70">
-        <w:r>
-          <w:rPr>
-            <w:lang w:val="pt_PT" w:bidi="pt_PT"/>
-          </w:rPr>
-          <w:rPr>
-            <w:color w:val="0000EE"/>
-            <w:u w:val="single"/>
-          </w:rPr>
-          <w:t>1 Esdras 9.48</w:t>
-        </w:r>
-      </w:hyperlink>
-      <w:r>
-        <w:rPr>
-          <w:lang w:val="pt_PT" w:bidi="pt_PT"/>
-        </w:rPr>
-        <w:t>, onde ele é um dos que ajudaram Esdras a expor a lei e que colocou seu selo no pacto de Esdras. Não se pode determinar com certeza se Quelaías e Quelita são o mesmo indivíduo.</w:t>
+      <w:r>
+        <w:rPr>
+          <w:lang w:val="pt_PT" w:bidi="pt_PT"/>
+        </w:rPr>
+        <w:t>10.10</w:t>
+      </w:r>
+      <w:r>
+        <w:rPr>
+          <w:lang w:val="pt_PT" w:bidi="pt_PT"/>
+        </w:rPr>
+        <w:t>, e 1 Esdras 9.48, onde ele é um dos que ajudaram Esdras a expor a lei e que colocou seu selo no pacto de Esdras. Não se pode determinar com certeza se Quelaías e Quelita são o mesmo indivíduo.</w:t>
       </w:r>
       <w:r>
         <w:rPr>
@@ -3177,18 +2799,12 @@
         </w:rPr>
         <w:t>O filho de Paate-Moabe, Quelal, obedeceu à instrução de Esdras para se divorciar de sua esposa não-judaica após o povo de Israel retornar do exílio na Babilônia (</w:t>
       </w:r>
-      <w:hyperlink r:id="rId71">
-        <w:r>
-          <w:rPr>
-            <w:lang w:val="pt_PT" w:bidi="pt_PT"/>
-          </w:rPr>
-          <w:rPr>
-            <w:color w:val="0000EE"/>
-            <w:u w:val="single"/>
-          </w:rPr>
-          <w:t>Ed 10.30</w:t>
-        </w:r>
-      </w:hyperlink>
+      <w:r>
+        <w:rPr>
+          <w:lang w:val="pt_PT" w:bidi="pt_PT"/>
+        </w:rPr>
+        <w:t>Ed 10.30</w:t>
+      </w:r>
       <w:r>
         <w:rPr>
           <w:lang w:val="pt_PT" w:bidi="pt_PT"/>
@@ -3316,36 +2932,24 @@
         </w:rPr>
         <w:t>Uma grafia diferente do nome Calebe. Ele era filho de Hezrom e irmão de Jerameel (</w:t>
       </w:r>
-      <w:hyperlink r:id="rId72">
-        <w:r>
-          <w:rPr>
-            <w:lang w:val="pt_PT" w:bidi="pt_PT"/>
-          </w:rPr>
-          <w:rPr>
-            <w:color w:val="0000EE"/>
-            <w:u w:val="single"/>
-          </w:rPr>
-          <w:t>1Cr 2.9</w:t>
-        </w:r>
-      </w:hyperlink>
+      <w:r>
+        <w:rPr>
+          <w:lang w:val="pt_PT" w:bidi="pt_PT"/>
+        </w:rPr>
+        <w:t>1Cr 2.9</w:t>
+      </w:r>
       <w:r>
         <w:rPr>
           <w:lang w:val="pt_PT" w:bidi="pt_PT"/>
         </w:rPr>
         <w:t xml:space="preserve">). Em hebraico, "Quelubai" é uma forma variante do nome "Calebe," como mostrado em </w:t>
       </w:r>
-      <w:hyperlink r:id="rId73">
-        <w:r>
-          <w:rPr>
-            <w:lang w:val="pt_PT" w:bidi="pt_PT"/>
-          </w:rPr>
-          <w:rPr>
-            <w:color w:val="0000EE"/>
-            <w:u w:val="single"/>
-          </w:rPr>
-          <w:t>1Cr 2.18,42</w:t>
-        </w:r>
-      </w:hyperlink>
+      <w:r>
+        <w:rPr>
+          <w:lang w:val="pt_PT" w:bidi="pt_PT"/>
+        </w:rPr>
+        <w:t>1Cr 2.18,42</w:t>
+      </w:r>
       <w:r>
         <w:rPr>
           <w:lang w:val="pt_PT" w:bidi="pt_PT"/>
@@ -3441,18 +3045,12 @@
         </w:rPr>
         <w:t>O irmão de Suá e o pai de Meir da tribo de Judá (</w:t>
       </w:r>
-      <w:hyperlink r:id="rId74">
-        <w:r>
-          <w:rPr>
-            <w:lang w:val="pt_PT" w:bidi="pt_PT"/>
-          </w:rPr>
-          <w:rPr>
-            <w:color w:val="0000EE"/>
-            <w:u w:val="single"/>
-          </w:rPr>
-          <w:t>1Cr 4.11</w:t>
-        </w:r>
-      </w:hyperlink>
+      <w:r>
+        <w:rPr>
+          <w:lang w:val="pt_PT" w:bidi="pt_PT"/>
+        </w:rPr>
+        <w:t>1Cr 4.11</w:t>
+      </w:r>
       <w:r>
         <w:rPr>
           <w:lang w:val="pt_PT" w:bidi="pt_PT"/>
@@ -3477,18 +3075,12 @@
         </w:rPr>
         <w:t>O pai de Ezri. Ezri era responsável pelos trabalhadores que cultivavam os campos do Rei Davi (</w:t>
       </w:r>
-      <w:hyperlink r:id="rId75">
-        <w:r>
-          <w:rPr>
-            <w:lang w:val="pt_PT" w:bidi="pt_PT"/>
-          </w:rPr>
-          <w:rPr>
-            <w:color w:val="0000EE"/>
-            <w:u w:val="single"/>
-          </w:rPr>
-          <w:t>1Cr 27.26</w:t>
-        </w:r>
-      </w:hyperlink>
+      <w:r>
+        <w:rPr>
+          <w:lang w:val="pt_PT" w:bidi="pt_PT"/>
+        </w:rPr>
+        <w:t>1Cr 27.26</w:t>
+      </w:r>
       <w:r>
         <w:rPr>
           <w:lang w:val="pt_PT" w:bidi="pt_PT"/>
@@ -3624,18 +3216,12 @@
         </w:rPr>
         <w:t>Um dos filhos de Bani, que foi encorajado por Esdras a se divorciar de sua esposa estrangeira após o exílio (</w:t>
       </w:r>
-      <w:hyperlink r:id="rId76">
-        <w:r>
-          <w:rPr>
-            <w:lang w:val="pt_PT" w:bidi="pt_PT"/>
-          </w:rPr>
-          <w:rPr>
-            <w:color w:val="0000EE"/>
-            <w:u w:val="single"/>
-          </w:rPr>
-          <w:t>Ed 10.35</w:t>
-        </w:r>
-      </w:hyperlink>
+      <w:r>
+        <w:rPr>
+          <w:lang w:val="pt_PT" w:bidi="pt_PT"/>
+        </w:rPr>
+        <w:t>Ed 10.35</w:t>
+      </w:r>
       <w:r>
         <w:rPr>
           <w:lang w:val="pt_PT" w:bidi="pt_PT"/>
@@ -3688,25 +3274,7 @@
         <w:rPr>
           <w:lang w:val="pt_PT" w:bidi="pt_PT"/>
         </w:rPr>
-        <w:t>Quelus foi uma das cidades que recebeu mensageiros do rei Nabucodonosor pedindo ajuda em sua guerra contra Arfaxade (</w:t>
-      </w:r>
-      <w:hyperlink r:id="rId77">
-        <w:r>
-          <w:rPr>
-            <w:lang w:val="pt_PT" w:bidi="pt_PT"/>
-          </w:rPr>
-          <w:rPr>
-            <w:color w:val="0000EE"/>
-            <w:u w:val="single"/>
-          </w:rPr>
-          <w:t>Judite 1.9</w:t>
-        </w:r>
-      </w:hyperlink>
-      <w:r>
-        <w:rPr>
-          <w:lang w:val="pt_PT" w:bidi="pt_PT"/>
-        </w:rPr>
-        <w:t>). A maioria dos estudiosos acredita que Quelus é a mesma que a antiga cidade de Elusa. Hoje, esse lugar é chamado de Al-Khalasa. Fica ao sul de Berseba, perto da extremidade sul do Mar Morto.</w:t>
+        <w:t>Quelus foi uma das cidades que recebeu mensageiros do rei Nabucodonosor pedindo ajuda em sua guerra contra Arfaxade (Judite 1.9). A maioria dos estudiosos acredita que Quelus é a mesma que a antiga cidade de Elusa. Hoje, esse lugar é chamado de Al-Khalasa. Fica ao sul de Berseba, perto da extremidade sul do Mar Morto.</w:t>
       </w:r>
     </w:p>
     <w:p>
@@ -3770,72 +3338,48 @@
         </w:rPr>
         <w:t>Termo hebraico frequentemente traduzido como “sacerdotes” (</w:t>
       </w:r>
-      <w:hyperlink r:id="rId78">
-        <w:r>
-          <w:rPr>
-            <w:lang w:val="pt_PT" w:bidi="pt_PT"/>
-          </w:rPr>
-          <w:rPr>
-            <w:color w:val="0000EE"/>
-            <w:u w:val="single"/>
-          </w:rPr>
-          <w:t>2Rs 23.5</w:t>
-        </w:r>
-      </w:hyperlink>
+      <w:r>
+        <w:rPr>
+          <w:lang w:val="pt_PT" w:bidi="pt_PT"/>
+        </w:rPr>
+        <w:t>2Rs 23.5</w:t>
+      </w:r>
       <w:r>
         <w:rPr>
           <w:lang w:val="pt_PT" w:bidi="pt_PT"/>
         </w:rPr>
         <w:t xml:space="preserve">; </w:t>
       </w:r>
-      <w:hyperlink r:id="rId79">
-        <w:r>
-          <w:rPr>
-            <w:lang w:val="pt_PT" w:bidi="pt_PT"/>
-          </w:rPr>
-          <w:rPr>
-            <w:color w:val="0000EE"/>
-            <w:u w:val="single"/>
-          </w:rPr>
-          <w:t>Os 10.5</w:t>
-        </w:r>
-      </w:hyperlink>
+      <w:r>
+        <w:rPr>
+          <w:lang w:val="pt_PT" w:bidi="pt_PT"/>
+        </w:rPr>
+        <w:t>Os 10.5</w:t>
+      </w:r>
       <w:r>
         <w:rPr>
           <w:lang w:val="pt_PT" w:bidi="pt_PT"/>
         </w:rPr>
         <w:t xml:space="preserve">; </w:t>
       </w:r>
-      <w:hyperlink r:id="rId80">
-        <w:r>
-          <w:rPr>
-            <w:lang w:val="pt_PT" w:bidi="pt_PT"/>
-          </w:rPr>
-          <w:rPr>
-            <w:color w:val="0000EE"/>
-            <w:u w:val="single"/>
-          </w:rPr>
-          <w:t>Sf 1.4</w:t>
-        </w:r>
-      </w:hyperlink>
+      <w:r>
+        <w:rPr>
+          <w:lang w:val="pt_PT" w:bidi="pt_PT"/>
+        </w:rPr>
+        <w:t>Sf 1.4</w:t>
+      </w:r>
       <w:r>
         <w:rPr>
           <w:lang w:val="pt_PT" w:bidi="pt_PT"/>
         </w:rPr>
         <w:t xml:space="preserve">). Na versão ARC, esta palavra aparece em </w:t>
       </w:r>
-      <w:hyperlink r:id="rId80">
-        <w:r>
-          <w:rPr>
-            <w:lang w:val="pt_PT" w:bidi="pt_PT"/>
-          </w:rPr>
-          <w:rPr>
-            <w:color w:val="0000EE"/>
-            <w:u w:val="single"/>
-          </w:rPr>
-          <w:t>Sofonias 1.4</w:t>
-        </w:r>
-      </w:hyperlink>
+      <w:r>
+        <w:rPr>
+          <w:lang w:val="pt_PT" w:bidi="pt_PT"/>
+        </w:rPr>
+        <w:t>Sofonias 1.4</w:t>
+      </w:r>
       <w:r>
         <w:rPr>
           <w:lang w:val="pt_PT" w:bidi="pt_PT"/>
@@ -3890,36 +3434,24 @@
         </w:rPr>
         <w:t>Quemos era o nome do principal Deus que o povo moabita adorava (</w:t>
       </w:r>
-      <w:hyperlink r:id="rId81">
-        <w:r>
-          <w:rPr>
-            <w:lang w:val="pt_PT" w:bidi="pt_PT"/>
-          </w:rPr>
-          <w:rPr>
-            <w:color w:val="0000EE"/>
-            <w:u w:val="single"/>
-          </w:rPr>
-          <w:t>Nm 21.29</w:t>
-        </w:r>
-      </w:hyperlink>
+      <w:r>
+        <w:rPr>
+          <w:lang w:val="pt_PT" w:bidi="pt_PT"/>
+        </w:rPr>
+        <w:t>Nm 21.29</w:t>
+      </w:r>
       <w:r>
         <w:rPr>
           <w:lang w:val="pt_PT" w:bidi="pt_PT"/>
         </w:rPr>
         <w:t>). A Bíblia também menciona que o povo amonita estava ligado a este falso deus (</w:t>
       </w:r>
-      <w:hyperlink r:id="rId82">
-        <w:r>
-          <w:rPr>
-            <w:lang w:val="pt_PT" w:bidi="pt_PT"/>
-          </w:rPr>
-          <w:rPr>
-            <w:color w:val="0000EE"/>
-            <w:u w:val="single"/>
-          </w:rPr>
-          <w:t>Jz 11.24</w:t>
-        </w:r>
-      </w:hyperlink>
+      <w:r>
+        <w:rPr>
+          <w:lang w:val="pt_PT" w:bidi="pt_PT"/>
+        </w:rPr>
+        <w:t>Jz 11.24</w:t>
+      </w:r>
       <w:r>
         <w:rPr>
           <w:lang w:val="pt_PT" w:bidi="pt_PT"/>
@@ -4027,18 +3559,12 @@
         </w:rPr>
         <w:t>O terceiro filho de Naor (o irmão do patriarca Abraão). Ele foi o pai de Arã (</w:t>
       </w:r>
-      <w:hyperlink r:id="rId83">
-        <w:r>
-          <w:rPr>
-            <w:lang w:val="pt_PT" w:bidi="pt_PT"/>
-          </w:rPr>
-          <w:rPr>
-            <w:color w:val="0000EE"/>
-            <w:u w:val="single"/>
-          </w:rPr>
-          <w:t>Gn 22.21</w:t>
-        </w:r>
-      </w:hyperlink>
+      <w:r>
+        <w:rPr>
+          <w:lang w:val="pt_PT" w:bidi="pt_PT"/>
+        </w:rPr>
+        <w:t>Gn 22.21</w:t>
+      </w:r>
       <w:r>
         <w:rPr>
           <w:lang w:val="pt_PT" w:bidi="pt_PT"/>
@@ -4063,18 +3589,12 @@
         </w:rPr>
         <w:t>Um filho de Siftã da tribo de Efraim. Ele foi um dos 12 homens escolhidos para dividir a terra entre as tribos israelitas (</w:t>
       </w:r>
-      <w:hyperlink r:id="rId84">
-        <w:r>
-          <w:rPr>
-            <w:lang w:val="pt_PT" w:bidi="pt_PT"/>
-          </w:rPr>
-          <w:rPr>
-            <w:color w:val="0000EE"/>
-            <w:u w:val="single"/>
-          </w:rPr>
-          <w:t>Nm 34.24</w:t>
-        </w:r>
-      </w:hyperlink>
+      <w:r>
+        <w:rPr>
+          <w:lang w:val="pt_PT" w:bidi="pt_PT"/>
+        </w:rPr>
+        <w:t>Nm 34.24</w:t>
+      </w:r>
       <w:r>
         <w:rPr>
           <w:lang w:val="pt_PT" w:bidi="pt_PT"/>
@@ -4099,18 +3619,12 @@
         </w:rPr>
         <w:t>O pai de Hasabias foi um governante dos levitas durante o reinado do Rei Davi (</w:t>
       </w:r>
-      <w:hyperlink r:id="rId85">
-        <w:r>
-          <w:rPr>
-            <w:lang w:val="pt_PT" w:bidi="pt_PT"/>
-          </w:rPr>
-          <w:rPr>
-            <w:color w:val="0000EE"/>
-            <w:u w:val="single"/>
-          </w:rPr>
-          <w:t>1Cr 27.17</w:t>
-        </w:r>
-      </w:hyperlink>
+      <w:r>
+        <w:rPr>
+          <w:lang w:val="pt_PT" w:bidi="pt_PT"/>
+        </w:rPr>
+        <w:t>1Cr 27.17</w:t>
+      </w:r>
       <w:r>
         <w:rPr>
           <w:lang w:val="pt_PT" w:bidi="pt_PT"/>
@@ -4165,36 +3679,24 @@
         </w:rPr>
         <w:t>1. Pai de Zedequias, o falso profeta que previu incorretamente a vitória dos reis Acabe e Josafá sobre os sírios (</w:t>
       </w:r>
-      <w:hyperlink r:id="rId86">
-        <w:r>
-          <w:rPr>
-            <w:lang w:val="pt_PT" w:bidi="pt_PT"/>
-          </w:rPr>
-          <w:rPr>
-            <w:color w:val="0000EE"/>
-            <w:u w:val="single"/>
-          </w:rPr>
-          <w:t>1Rs 22.11,24</w:t>
-        </w:r>
-      </w:hyperlink>
+      <w:r>
+        <w:rPr>
+          <w:lang w:val="pt_PT" w:bidi="pt_PT"/>
+        </w:rPr>
+        <w:t>1Rs 22.11,24</w:t>
+      </w:r>
       <w:r>
         <w:rPr>
           <w:lang w:val="pt_PT" w:bidi="pt_PT"/>
         </w:rPr>
         <w:t xml:space="preserve">; </w:t>
       </w:r>
-      <w:hyperlink r:id="rId87">
-        <w:r>
-          <w:rPr>
-            <w:lang w:val="pt_PT" w:bidi="pt_PT"/>
-          </w:rPr>
-          <w:rPr>
-            <w:color w:val="0000EE"/>
-            <w:u w:val="single"/>
-          </w:rPr>
-          <w:t>2Cr 18.10,23</w:t>
-        </w:r>
-      </w:hyperlink>
+      <w:r>
+        <w:rPr>
+          <w:lang w:val="pt_PT" w:bidi="pt_PT"/>
+        </w:rPr>
+        <w:t>2Cr 18.10,23</w:t>
+      </w:r>
       <w:r>
         <w:rPr>
           <w:lang w:val="pt_PT" w:bidi="pt_PT"/>
@@ -4215,18 +3717,12 @@
         </w:rPr>
         <w:t>2. O filho de Bilã, que era chefe do subclã de Jediael na tribo de Benjamim no tempo do rei Davi (</w:t>
       </w:r>
-      <w:hyperlink r:id="rId88">
-        <w:r>
-          <w:rPr>
-            <w:lang w:val="pt_PT" w:bidi="pt_PT"/>
-          </w:rPr>
-          <w:rPr>
-            <w:color w:val="0000EE"/>
-            <w:u w:val="single"/>
-          </w:rPr>
-          <w:t>1Cr 7.10–11</w:t>
-        </w:r>
-      </w:hyperlink>
+      <w:r>
+        <w:rPr>
+          <w:lang w:val="pt_PT" w:bidi="pt_PT"/>
+        </w:rPr>
+        <w:t>1Cr 7.10–11</w:t>
+      </w:r>
       <w:r>
         <w:rPr>
           <w:lang w:val="pt_PT" w:bidi="pt_PT"/>
@@ -4281,18 +3777,12 @@
         </w:rPr>
         <w:t>Levita que participou da leitura pública da lei por Esdras após o exílio (</w:t>
       </w:r>
-      <w:hyperlink r:id="rId89">
-        <w:r>
-          <w:rPr>
-            <w:lang w:val="pt_PT" w:bidi="pt_PT"/>
-          </w:rPr>
-          <w:rPr>
-            <w:color w:val="0000EE"/>
-            <w:u w:val="single"/>
-          </w:rPr>
-          <w:t>Ne 9.4</w:t>
-        </w:r>
-      </w:hyperlink>
+      <w:r>
+        <w:rPr>
+          <w:lang w:val="pt_PT" w:bidi="pt_PT"/>
+        </w:rPr>
+        <w:t>Ne 9.4</w:t>
+      </w:r>
       <w:r>
         <w:rPr>
           <w:lang w:val="pt_PT" w:bidi="pt_PT"/>
@@ -4347,18 +3837,12 @@
         </w:rPr>
         <w:t>1. Chefe levita que liderou o canto processional quando o rei Davi trouxe a Arca da Aliança para o novo tabernáculo em Jerusalém (</w:t>
       </w:r>
-      <w:hyperlink r:id="rId90">
-        <w:r>
-          <w:rPr>
-            <w:lang w:val="pt_PT" w:bidi="pt_PT"/>
-          </w:rPr>
-          <w:rPr>
-            <w:color w:val="0000EE"/>
-            <w:u w:val="single"/>
-          </w:rPr>
-          <w:t>1Cr 15.1–3,22,27</w:t>
-        </w:r>
-      </w:hyperlink>
+      <w:r>
+        <w:rPr>
+          <w:lang w:val="pt_PT" w:bidi="pt_PT"/>
+        </w:rPr>
+        <w:t>1Cr 15.1–3,22,27</w:t>
+      </w:r>
       <w:r>
         <w:rPr>
           <w:lang w:val="pt_PT" w:bidi="pt_PT"/>
@@ -4379,18 +3863,12 @@
         </w:rPr>
         <w:t>2. Administrador público durante o reinado de Davi. Seus filhos também serviram como funcionários públicos (</w:t>
       </w:r>
-      <w:hyperlink r:id="rId91">
-        <w:r>
-          <w:rPr>
-            <w:lang w:val="pt_PT" w:bidi="pt_PT"/>
-          </w:rPr>
-          <w:rPr>
-            <w:color w:val="0000EE"/>
-            <w:u w:val="single"/>
-          </w:rPr>
-          <w:t>1Cr 26.29</w:t>
-        </w:r>
-      </w:hyperlink>
+      <w:r>
+        <w:rPr>
+          <w:lang w:val="pt_PT" w:bidi="pt_PT"/>
+        </w:rPr>
+        <w:t>1Cr 26.29</w:t>
+      </w:r>
       <w:r>
         <w:rPr>
           <w:lang w:val="pt_PT" w:bidi="pt_PT"/>
@@ -4445,36 +3923,24 @@
         </w:rPr>
         <w:t>Quenate era uma cidade na região de Haurã. Foi capturada por um homem chamado Noba (</w:t>
       </w:r>
-      <w:hyperlink r:id="rId92">
-        <w:r>
-          <w:rPr>
-            <w:lang w:val="pt_PT" w:bidi="pt_PT"/>
-          </w:rPr>
-          <w:rPr>
-            <w:color w:val="0000EE"/>
-            <w:u w:val="single"/>
-          </w:rPr>
-          <w:t>Nm 32.42</w:t>
-        </w:r>
-      </w:hyperlink>
+      <w:r>
+        <w:rPr>
+          <w:lang w:val="pt_PT" w:bidi="pt_PT"/>
+        </w:rPr>
+        <w:t>Nm 32.42</w:t>
+      </w:r>
       <w:r>
         <w:rPr>
           <w:lang w:val="pt_PT" w:bidi="pt_PT"/>
         </w:rPr>
         <w:t>). Posteriormente, foi capturada por Gesur e Arã (</w:t>
       </w:r>
-      <w:hyperlink r:id="rId93">
-        <w:r>
-          <w:rPr>
-            <w:lang w:val="pt_PT" w:bidi="pt_PT"/>
-          </w:rPr>
-          <w:rPr>
-            <w:color w:val="0000EE"/>
-            <w:u w:val="single"/>
-          </w:rPr>
-          <w:t>1Cr 2.23</w:t>
-        </w:r>
-      </w:hyperlink>
+      <w:r>
+        <w:rPr>
+          <w:lang w:val="pt_PT" w:bidi="pt_PT"/>
+        </w:rPr>
+        <w:t>1Cr 2.23</w:t>
+      </w:r>
       <w:r>
         <w:rPr>
           <w:lang w:val="pt_PT" w:bidi="pt_PT"/>
@@ -4590,18 +4056,12 @@
         </w:rPr>
         <w:t>A forma singular do nome da tribo dos quenezeus. Deus prometeu sua terra aos descendentes de Abraão (</w:t>
       </w:r>
-      <w:hyperlink r:id="rId94">
-        <w:r>
-          <w:rPr>
-            <w:lang w:val="pt_PT" w:bidi="pt_PT"/>
-          </w:rPr>
-          <w:rPr>
-            <w:color w:val="0000EE"/>
-            <w:u w:val="single"/>
-          </w:rPr>
-          <w:t>Gn 15.19</w:t>
-        </w:r>
-      </w:hyperlink>
+      <w:r>
+        <w:rPr>
+          <w:lang w:val="pt_PT" w:bidi="pt_PT"/>
+        </w:rPr>
+        <w:t>Gn 15.19</w:t>
+      </w:r>
       <w:r>
         <w:rPr>
           <w:lang w:val="pt_PT" w:bidi="pt_PT"/>
@@ -4630,36 +4090,24 @@
         </w:rPr>
         <w:t>Um neto de Esaú e um líder de clã de Edom (</w:t>
       </w:r>
-      <w:hyperlink r:id="rId95">
-        <w:r>
-          <w:rPr>
-            <w:lang w:val="pt_PT" w:bidi="pt_PT"/>
-          </w:rPr>
-          <w:rPr>
-            <w:color w:val="0000EE"/>
-            <w:u w:val="single"/>
-          </w:rPr>
-          <w:t>Gn 36.11,15,42</w:t>
-        </w:r>
-      </w:hyperlink>
+      <w:r>
+        <w:rPr>
+          <w:lang w:val="pt_PT" w:bidi="pt_PT"/>
+        </w:rPr>
+        <w:t>Gn 36.11,15,42</w:t>
+      </w:r>
       <w:r>
         <w:rPr>
           <w:lang w:val="pt_PT" w:bidi="pt_PT"/>
         </w:rPr>
         <w:t xml:space="preserve">; </w:t>
       </w:r>
-      <w:hyperlink r:id="rId96">
-        <w:r>
-          <w:rPr>
-            <w:lang w:val="pt_PT" w:bidi="pt_PT"/>
-          </w:rPr>
-          <w:rPr>
-            <w:color w:val="0000EE"/>
-            <w:u w:val="single"/>
-          </w:rPr>
-          <w:t>1Cr 1.36,53</w:t>
-        </w:r>
-      </w:hyperlink>
+      <w:r>
+        <w:rPr>
+          <w:lang w:val="pt_PT" w:bidi="pt_PT"/>
+        </w:rPr>
+        <w:t>1Cr 1.36,53</w:t>
+      </w:r>
       <w:r>
         <w:rPr>
           <w:lang w:val="pt_PT" w:bidi="pt_PT"/>
@@ -4684,72 +4132,48 @@
         </w:rPr>
         <w:t>O pai de Otoniel e Seraías (</w:t>
       </w:r>
-      <w:hyperlink r:id="rId97">
-        <w:r>
-          <w:rPr>
-            <w:lang w:val="pt_PT" w:bidi="pt_PT"/>
-          </w:rPr>
-          <w:rPr>
-            <w:color w:val="0000EE"/>
-            <w:u w:val="single"/>
-          </w:rPr>
-          <w:t>Js 15.17</w:t>
-        </w:r>
-      </w:hyperlink>
+      <w:r>
+        <w:rPr>
+          <w:lang w:val="pt_PT" w:bidi="pt_PT"/>
+        </w:rPr>
+        <w:t>Js 15.17</w:t>
+      </w:r>
       <w:r>
         <w:rPr>
           <w:lang w:val="pt_PT" w:bidi="pt_PT"/>
         </w:rPr>
         <w:t xml:space="preserve">; </w:t>
       </w:r>
-      <w:hyperlink r:id="rId98">
-        <w:r>
-          <w:rPr>
-            <w:lang w:val="pt_PT" w:bidi="pt_PT"/>
-          </w:rPr>
-          <w:rPr>
-            <w:color w:val="0000EE"/>
-            <w:u w:val="single"/>
-          </w:rPr>
-          <w:t>Jz 1.13</w:t>
-        </w:r>
-      </w:hyperlink>
+      <w:r>
+        <w:rPr>
+          <w:lang w:val="pt_PT" w:bidi="pt_PT"/>
+        </w:rPr>
+        <w:t>Jz 1.13</w:t>
+      </w:r>
       <w:r>
         <w:rPr>
           <w:lang w:val="pt_PT" w:bidi="pt_PT"/>
         </w:rPr>
         <w:t xml:space="preserve">; </w:t>
       </w:r>
-      <w:hyperlink r:id="rId99">
-        <w:r>
-          <w:rPr>
-            <w:lang w:val="pt_PT" w:bidi="pt_PT"/>
-          </w:rPr>
-          <w:rPr>
-            <w:color w:val="0000EE"/>
-            <w:u w:val="single"/>
-          </w:rPr>
-          <w:t>3.9–11</w:t>
-        </w:r>
-      </w:hyperlink>
+      <w:r>
+        <w:rPr>
+          <w:lang w:val="pt_PT" w:bidi="pt_PT"/>
+        </w:rPr>
+        <w:t>3.9–11</w:t>
+      </w:r>
       <w:r>
         <w:rPr>
           <w:lang w:val="pt_PT" w:bidi="pt_PT"/>
         </w:rPr>
         <w:t xml:space="preserve">; </w:t>
       </w:r>
-      <w:hyperlink r:id="rId100">
-        <w:r>
-          <w:rPr>
-            <w:lang w:val="pt_PT" w:bidi="pt_PT"/>
-          </w:rPr>
-          <w:rPr>
-            <w:color w:val="0000EE"/>
-            <w:u w:val="single"/>
-          </w:rPr>
-          <w:t>1Cr 4.13</w:t>
-        </w:r>
-      </w:hyperlink>
+      <w:r>
+        <w:rPr>
+          <w:lang w:val="pt_PT" w:bidi="pt_PT"/>
+        </w:rPr>
+        <w:t>1Cr 4.13</w:t>
+      </w:r>
       <w:r>
         <w:rPr>
           <w:lang w:val="pt_PT" w:bidi="pt_PT"/>
@@ -4774,18 +4198,12 @@
         </w:rPr>
         <w:t>Um descendente de Calebe (</w:t>
       </w:r>
-      <w:hyperlink r:id="rId101">
-        <w:r>
-          <w:rPr>
-            <w:lang w:val="pt_PT" w:bidi="pt_PT"/>
-          </w:rPr>
-          <w:rPr>
-            <w:color w:val="0000EE"/>
-            <w:u w:val="single"/>
-          </w:rPr>
-          <w:t>1Cr 4.15</w:t>
-        </w:r>
-      </w:hyperlink>
+      <w:r>
+        <w:rPr>
+          <w:lang w:val="pt_PT" w:bidi="pt_PT"/>
+        </w:rPr>
+        <w:t>1Cr 4.15</w:t>
+      </w:r>
       <w:r>
         <w:rPr>
           <w:lang w:val="pt_PT" w:bidi="pt_PT"/>
@@ -4873,72 +4291,48 @@
         </w:rPr>
         <w:t>Uma das 10 tribos que viviam em Canaã durante o tempo de Abraão (</w:t>
       </w:r>
-      <w:hyperlink r:id="rId94">
-        <w:r>
-          <w:rPr>
-            <w:lang w:val="pt_PT" w:bidi="pt_PT"/>
-          </w:rPr>
-          <w:rPr>
-            <w:color w:val="0000EE"/>
-            <w:u w:val="single"/>
-          </w:rPr>
-          <w:t>Gn 15.19</w:t>
-        </w:r>
-      </w:hyperlink>
+      <w:r>
+        <w:rPr>
+          <w:lang w:val="pt_PT" w:bidi="pt_PT"/>
+        </w:rPr>
+        <w:t>Gn 15.19</w:t>
+      </w:r>
       <w:r>
         <w:rPr>
           <w:lang w:val="pt_PT" w:bidi="pt_PT"/>
         </w:rPr>
         <w:t>). Os queneus, no entanto, não estão incluídos na declaração paralela do tempo de Moisés (</w:t>
       </w:r>
-      <w:hyperlink r:id="rId102">
-        <w:r>
-          <w:rPr>
-            <w:lang w:val="pt_PT" w:bidi="pt_PT"/>
-          </w:rPr>
-          <w:rPr>
-            <w:color w:val="0000EE"/>
-            <w:u w:val="single"/>
-          </w:rPr>
-          <w:t>Êx 3.17</w:t>
-        </w:r>
-      </w:hyperlink>
+      <w:r>
+        <w:rPr>
+          <w:lang w:val="pt_PT" w:bidi="pt_PT"/>
+        </w:rPr>
+        <w:t>Êx 3.17</w:t>
+      </w:r>
       <w:r>
         <w:rPr>
           <w:lang w:val="pt_PT" w:bidi="pt_PT"/>
         </w:rPr>
         <w:t xml:space="preserve">). A razão aparente para isso é uma relação mais favorável com Israel naquela época. Que Israel continuou a conceder tratamento especial aos queneus é claro em </w:t>
       </w:r>
-      <w:hyperlink r:id="rId103">
-        <w:r>
-          <w:rPr>
-            <w:lang w:val="pt_PT" w:bidi="pt_PT"/>
-          </w:rPr>
-          <w:rPr>
-            <w:color w:val="0000EE"/>
-            <w:u w:val="single"/>
-          </w:rPr>
-          <w:t>1 Samuel 15.6</w:t>
-        </w:r>
-      </w:hyperlink>
+      <w:r>
+        <w:rPr>
+          <w:lang w:val="pt_PT" w:bidi="pt_PT"/>
+        </w:rPr>
+        <w:t>1 Samuel 15.6</w:t>
+      </w:r>
       <w:r>
         <w:rPr>
           <w:lang w:val="pt_PT" w:bidi="pt_PT"/>
         </w:rPr>
         <w:t>. Quando Saul mobilizou seu exército contra os amalequitas, ele deu um aviso antes do ataque. Essa gentileza parece refletir a ajuda dada por Hobabe, filho de Reuel, que foi seu guia no deserto (</w:t>
       </w:r>
-      <w:hyperlink r:id="rId104">
-        <w:r>
-          <w:rPr>
-            <w:lang w:val="pt_PT" w:bidi="pt_PT"/>
-          </w:rPr>
-          <w:rPr>
-            <w:color w:val="0000EE"/>
-            <w:u w:val="single"/>
-          </w:rPr>
-          <w:t>Nm 10.29–31</w:t>
-        </w:r>
-      </w:hyperlink>
+      <w:r>
+        <w:rPr>
+          <w:lang w:val="pt_PT" w:bidi="pt_PT"/>
+        </w:rPr>
+        <w:t>Nm 10.29–31</w:t>
+      </w:r>
       <w:r>
         <w:rPr>
           <w:lang w:val="pt_PT" w:bidi="pt_PT"/>
@@ -4959,18 +4353,12 @@
         </w:rPr>
         <w:t xml:space="preserve">Na época de Baraque, o juiz, e Débora, a profetisa, havia um ramo dos queneus na Galileia. </w:t>
       </w:r>
-      <w:hyperlink r:id="rId105">
-        <w:r>
-          <w:rPr>
-            <w:lang w:val="pt_PT" w:bidi="pt_PT"/>
-          </w:rPr>
-          <w:rPr>
-            <w:color w:val="0000EE"/>
-            <w:u w:val="single"/>
-          </w:rPr>
-          <w:t>Juízes 4.11</w:t>
-        </w:r>
-      </w:hyperlink>
+      <w:r>
+        <w:rPr>
+          <w:lang w:val="pt_PT" w:bidi="pt_PT"/>
+        </w:rPr>
+        <w:t>Juízes 4.11</w:t>
+      </w:r>
       <w:r>
         <w:rPr>
           <w:lang w:val="pt_PT" w:bidi="pt_PT"/>
@@ -5005,18 +4393,12 @@
         </w:rPr>
         <w:t>À luz das informações bíblicas sobre os queneus, a grande questão é a influência que essa tribo aparentemente onipresente teve na vida e cultura dos hebreus. A sugestão menos provável é que Moisés dependia de seu sogro queneu/midianita, Jetro, para fazer a serpente de bronze (</w:t>
       </w:r>
-      <w:hyperlink r:id="rId106">
-        <w:r>
-          <w:rPr>
-            <w:lang w:val="pt_PT" w:bidi="pt_PT"/>
-          </w:rPr>
-          <w:rPr>
-            <w:color w:val="0000EE"/>
-            <w:u w:val="single"/>
-          </w:rPr>
-          <w:t>Nm 21.4–9</w:t>
-        </w:r>
-      </w:hyperlink>
+      <w:r>
+        <w:rPr>
+          <w:lang w:val="pt_PT" w:bidi="pt_PT"/>
+        </w:rPr>
+        <w:t>Nm 21.4–9</w:t>
+      </w:r>
       <w:r>
         <w:rPr>
           <w:lang w:val="pt_PT" w:bidi="pt_PT"/>
@@ -5037,36 +4419,24 @@
         </w:rPr>
         <w:t xml:space="preserve">A referência bíblica que afirma especificamente que Jeová era o Deus pessoal conhecido pelos homens piedosos desde as primeiras gerações é </w:t>
       </w:r>
-      <w:hyperlink r:id="rId107">
-        <w:r>
-          <w:rPr>
-            <w:lang w:val="pt_PT" w:bidi="pt_PT"/>
-          </w:rPr>
-          <w:rPr>
-            <w:color w:val="0000EE"/>
-            <w:u w:val="single"/>
-          </w:rPr>
-          <w:t>Gênesis 4.26</w:t>
-        </w:r>
-      </w:hyperlink>
+      <w:r>
+        <w:rPr>
+          <w:lang w:val="pt_PT" w:bidi="pt_PT"/>
+        </w:rPr>
+        <w:t>Gênesis 4.26</w:t>
+      </w:r>
       <w:r>
         <w:rPr>
           <w:lang w:val="pt_PT" w:bidi="pt_PT"/>
         </w:rPr>
         <w:t>: “Sete foi pai de um filho e o chamou de Enos. Foi nesse tempo que o nome * SENHOR começou a ser usado no culto de adoração a Deus” (NTLH). Igualmente significativo é o fato de que a mãe de Moisés (ou ancestral, como alguns concluiriam) tinha o nome Joquebede, “Jeová é glória”. Obviamente, então, Moisés não ouviu falar de Jeová pela primeira vez de seu sogro durante seu exílio no deserto de Midiã. As evidências históricas indicam que não havia locais de culto (centros de adoração) além do tabernáculo móvel localizados no Sinai ou em qualquer lugar ao sul de Berseba. Foi ao sul dessa cidade que o Deus que anteriormente se revelou aos patriarcas em várias localidades no norte anunciou a Moisés que ele era ninguém menos que o Deus de Abraão, de Isaque e de Jacó (</w:t>
       </w:r>
-      <w:hyperlink r:id="rId108">
-        <w:r>
-          <w:rPr>
-            <w:lang w:val="pt_PT" w:bidi="pt_PT"/>
-          </w:rPr>
-          <w:rPr>
-            <w:color w:val="0000EE"/>
-            <w:u w:val="single"/>
-          </w:rPr>
-          <w:t>Êx 3.6</w:t>
-        </w:r>
-      </w:hyperlink>
+      <w:r>
+        <w:rPr>
+          <w:lang w:val="pt_PT" w:bidi="pt_PT"/>
+        </w:rPr>
+        <w:t>Êx 3.6</w:t>
+      </w:r>
       <w:r>
         <w:rPr>
           <w:lang w:val="pt_PT" w:bidi="pt_PT"/>
@@ -5101,54 +4471,36 @@
         </w:rPr>
         <w:t xml:space="preserve">Curiosamente, </w:t>
       </w:r>
-      <w:hyperlink r:id="rId109">
-        <w:r>
-          <w:rPr>
-            <w:lang w:val="pt_PT" w:bidi="pt_PT"/>
-          </w:rPr>
-          <w:rPr>
-            <w:color w:val="0000EE"/>
-            <w:u w:val="single"/>
-          </w:rPr>
-          <w:t>1 Crônicas 2.55</w:t>
-        </w:r>
-      </w:hyperlink>
+      <w:r>
+        <w:rPr>
+          <w:lang w:val="pt_PT" w:bidi="pt_PT"/>
+        </w:rPr>
+        <w:t>1 Crônicas 2.55</w:t>
+      </w:r>
       <w:r>
         <w:rPr>
           <w:lang w:val="pt_PT" w:bidi="pt_PT"/>
         </w:rPr>
         <w:t xml:space="preserve"> inclui o queneu Hamate, pai dos recabitas, dentro da genealogia da tribo de Judá, na qual eles foram assimilados. Davi também associa os queneus a outros habitantes do sul de Judá (</w:t>
       </w:r>
-      <w:hyperlink r:id="rId110">
-        <w:r>
-          <w:rPr>
-            <w:lang w:val="pt_PT" w:bidi="pt_PT"/>
-          </w:rPr>
-          <w:rPr>
-            <w:color w:val="0000EE"/>
-            <w:u w:val="single"/>
-          </w:rPr>
-          <w:t>1Sm 27.10</w:t>
-        </w:r>
-      </w:hyperlink>
+      <w:r>
+        <w:rPr>
+          <w:lang w:val="pt_PT" w:bidi="pt_PT"/>
+        </w:rPr>
+        <w:t>1Sm 27.10</w:t>
+      </w:r>
       <w:r>
         <w:rPr>
           <w:lang w:val="pt_PT" w:bidi="pt_PT"/>
         </w:rPr>
         <w:t xml:space="preserve">). </w:t>
       </w:r>
-      <w:hyperlink r:id="rId111">
-        <w:r>
-          <w:rPr>
-            <w:lang w:val="pt_PT" w:bidi="pt_PT"/>
-          </w:rPr>
-          <w:rPr>
-            <w:color w:val="0000EE"/>
-            <w:u w:val="single"/>
-          </w:rPr>
-          <w:t>Jeremias 35</w:t>
-        </w:r>
-      </w:hyperlink>
+      <w:r>
+        <w:rPr>
+          <w:lang w:val="pt_PT" w:bidi="pt_PT"/>
+        </w:rPr>
+        <w:t>Jeremias 35</w:t>
+      </w:r>
       <w:r>
         <w:rPr>
           <w:lang w:val="pt_PT" w:bidi="pt_PT"/>
@@ -5203,54 +4555,36 @@
         </w:rPr>
         <w:t>Um povo relacionado a Quenaz, neto de Esaú (</w:t>
       </w:r>
-      <w:hyperlink r:id="rId112">
-        <w:r>
-          <w:rPr>
-            <w:lang w:val="pt_PT" w:bidi="pt_PT"/>
-          </w:rPr>
-          <w:rPr>
-            <w:color w:val="0000EE"/>
-            <w:u w:val="single"/>
-          </w:rPr>
-          <w:t>Gn 36.11,15</w:t>
-        </w:r>
-      </w:hyperlink>
+      <w:r>
+        <w:rPr>
+          <w:lang w:val="pt_PT" w:bidi="pt_PT"/>
+        </w:rPr>
+        <w:t>Gn 36.11,15</w:t>
+      </w:r>
       <w:r>
         <w:rPr>
           <w:lang w:val="pt_PT" w:bidi="pt_PT"/>
         </w:rPr>
         <w:t>). Os quenezeus eram de origem edomita e residiam ao sudeste de Judá, nas proximidades dos queneus. Acredita-se que pertenciam à população pré-israelita de Canaã (</w:t>
       </w:r>
-      <w:hyperlink r:id="rId94">
-        <w:r>
-          <w:rPr>
-            <w:lang w:val="pt_PT" w:bidi="pt_PT"/>
-          </w:rPr>
-          <w:rPr>
-            <w:color w:val="0000EE"/>
-            <w:u w:val="single"/>
-          </w:rPr>
-          <w:t>Gn 15.19</w:t>
-        </w:r>
-      </w:hyperlink>
+      <w:r>
+        <w:rPr>
+          <w:lang w:val="pt_PT" w:bidi="pt_PT"/>
+        </w:rPr>
+        <w:t>Gn 15.19</w:t>
+      </w:r>
       <w:r>
         <w:rPr>
           <w:lang w:val="pt_PT" w:bidi="pt_PT"/>
         </w:rPr>
         <w:t xml:space="preserve">). Seu território deveria ser dado aos israelitas juntamente com o dos queneus, amorreus e cananeus (vv. </w:t>
       </w:r>
-      <w:hyperlink r:id="rId113">
-        <w:r>
-          <w:rPr>
-            <w:lang w:val="pt_PT" w:bidi="pt_PT"/>
-          </w:rPr>
-          <w:rPr>
-            <w:color w:val="0000EE"/>
-            <w:u w:val="single"/>
-          </w:rPr>
-          <w:t>19–21</w:t>
-        </w:r>
-      </w:hyperlink>
+      <w:r>
+        <w:rPr>
+          <w:lang w:val="pt_PT" w:bidi="pt_PT"/>
+        </w:rPr>
+        <w:t>19–21</w:t>
+      </w:r>
       <w:r>
         <w:rPr>
           <w:lang w:val="pt_PT" w:bidi="pt_PT"/>
@@ -5271,90 +4605,60 @@
         </w:rPr>
         <w:t>Em Números e Josué, Calebe, o espião fiel, é considerado como pertencente aos quenezeus (</w:t>
       </w:r>
-      <w:hyperlink r:id="rId114">
-        <w:r>
-          <w:rPr>
-            <w:lang w:val="pt_PT" w:bidi="pt_PT"/>
-          </w:rPr>
-          <w:rPr>
-            <w:color w:val="0000EE"/>
-            <w:u w:val="single"/>
-          </w:rPr>
-          <w:t>Nm 32.12</w:t>
-        </w:r>
-      </w:hyperlink>
+      <w:r>
+        <w:rPr>
+          <w:lang w:val="pt_PT" w:bidi="pt_PT"/>
+        </w:rPr>
+        <w:t>Nm 32.12</w:t>
+      </w:r>
       <w:r>
         <w:rPr>
           <w:lang w:val="pt_PT" w:bidi="pt_PT"/>
         </w:rPr>
         <w:t xml:space="preserve">; </w:t>
       </w:r>
-      <w:hyperlink r:id="rId115">
-        <w:r>
-          <w:rPr>
-            <w:lang w:val="pt_PT" w:bidi="pt_PT"/>
-          </w:rPr>
-          <w:rPr>
-            <w:color w:val="0000EE"/>
-            <w:u w:val="single"/>
-          </w:rPr>
-          <w:t>Js 14.6,14</w:t>
-        </w:r>
-      </w:hyperlink>
+      <w:r>
+        <w:rPr>
+          <w:lang w:val="pt_PT" w:bidi="pt_PT"/>
+        </w:rPr>
+        <w:t>Js 14.6,14</w:t>
+      </w:r>
       <w:r>
         <w:rPr>
           <w:lang w:val="pt_PT" w:bidi="pt_PT"/>
         </w:rPr>
         <w:t xml:space="preserve">). De acordo com </w:t>
       </w:r>
-      <w:hyperlink r:id="rId101">
-        <w:r>
-          <w:rPr>
-            <w:lang w:val="pt_PT" w:bidi="pt_PT"/>
-          </w:rPr>
-          <w:rPr>
-            <w:color w:val="0000EE"/>
-            <w:u w:val="single"/>
-          </w:rPr>
-          <w:t>1 Crônicas 4.15</w:t>
-        </w:r>
-      </w:hyperlink>
+      <w:r>
+        <w:rPr>
+          <w:lang w:val="pt_PT" w:bidi="pt_PT"/>
+        </w:rPr>
+        <w:t>1 Crônicas 4.15</w:t>
+      </w:r>
       <w:r>
         <w:rPr>
           <w:lang w:val="pt_PT" w:bidi="pt_PT"/>
         </w:rPr>
         <w:t>, a genealogia de Calebe é traçada até Judá (</w:t>
       </w:r>
-      <w:hyperlink r:id="rId116">
-        <w:r>
-          <w:rPr>
-            <w:lang w:val="pt_PT" w:bidi="pt_PT"/>
-          </w:rPr>
-          <w:rPr>
-            <w:color w:val="0000EE"/>
-            <w:u w:val="single"/>
-          </w:rPr>
-          <w:t>1Cr 4.1</w:t>
-        </w:r>
-      </w:hyperlink>
+      <w:r>
+        <w:rPr>
+          <w:lang w:val="pt_PT" w:bidi="pt_PT"/>
+        </w:rPr>
+        <w:t>1Cr 4.1</w:t>
+      </w:r>
       <w:r>
         <w:rPr>
           <w:lang w:val="pt_PT" w:bidi="pt_PT"/>
         </w:rPr>
         <w:t>). A relação de Calebe com os quenezeus não é muito clara. Calebe estabeleceu seu patrimônio em Quiriate-Sefer (</w:t>
       </w:r>
-      <w:hyperlink r:id="rId117">
-        <w:r>
-          <w:rPr>
-            <w:lang w:val="pt_PT" w:bidi="pt_PT"/>
-          </w:rPr>
-          <w:rPr>
-            <w:color w:val="0000EE"/>
-            <w:u w:val="single"/>
-          </w:rPr>
-          <w:t>Jz 1.11–13</w:t>
-        </w:r>
-      </w:hyperlink>
+      <w:r>
+        <w:rPr>
+          <w:lang w:val="pt_PT" w:bidi="pt_PT"/>
+        </w:rPr>
+        <w:t>Jz 1.11–13</w:t>
+      </w:r>
       <w:r>
         <w:rPr>
           <w:lang w:val="pt_PT" w:bidi="pt_PT"/>
@@ -5409,18 +4713,12 @@
         </w:rPr>
         <w:t xml:space="preserve">Medida de mercadoria seca equivalente a pouco mais de um litro (um litro) em </w:t>
       </w:r>
-      <w:hyperlink r:id="rId118">
-        <w:r>
-          <w:rPr>
-            <w:lang w:val="pt_PT" w:bidi="pt_PT"/>
-          </w:rPr>
-          <w:rPr>
-            <w:color w:val="0000EE"/>
-            <w:u w:val="single"/>
-          </w:rPr>
-          <w:t>Apocalipse 6.6</w:t>
-        </w:r>
-      </w:hyperlink>
+      <w:r>
+        <w:rPr>
+          <w:lang w:val="pt_PT" w:bidi="pt_PT"/>
+        </w:rPr>
+        <w:t>Apocalipse 6.6</w:t>
+      </w:r>
       <w:r>
         <w:rPr>
           <w:lang w:val="pt_PT" w:bidi="pt_PT"/>
@@ -5500,36 +4798,24 @@
         </w:rPr>
         <w:t>Querã era filho de Disom. Ele era membro da tribo dos horeus durante o tempo de Esaú (</w:t>
       </w:r>
-      <w:hyperlink r:id="rId119">
-        <w:r>
-          <w:rPr>
-            <w:lang w:val="pt_PT" w:bidi="pt_PT"/>
-          </w:rPr>
-          <w:rPr>
-            <w:color w:val="0000EE"/>
-            <w:u w:val="single"/>
-          </w:rPr>
-          <w:t>Gn 36.26</w:t>
-        </w:r>
-      </w:hyperlink>
+      <w:r>
+        <w:rPr>
+          <w:lang w:val="pt_PT" w:bidi="pt_PT"/>
+        </w:rPr>
+        <w:t>Gn 36.26</w:t>
+      </w:r>
       <w:r>
         <w:rPr>
           <w:lang w:val="pt_PT" w:bidi="pt_PT"/>
         </w:rPr>
         <w:t xml:space="preserve">; </w:t>
       </w:r>
-      <w:hyperlink r:id="rId120">
-        <w:r>
-          <w:rPr>
-            <w:lang w:val="pt_PT" w:bidi="pt_PT"/>
-          </w:rPr>
-          <w:rPr>
-            <w:color w:val="0000EE"/>
-            <w:u w:val="single"/>
-          </w:rPr>
-          <w:t>1Cr 1.41</w:t>
-        </w:r>
-      </w:hyperlink>
+      <w:r>
+        <w:rPr>
+          <w:lang w:val="pt_PT" w:bidi="pt_PT"/>
+        </w:rPr>
+        <w:t>1Cr 1.41</w:t>
+      </w:r>
       <w:r>
         <w:rPr>
           <w:lang w:val="pt_PT" w:bidi="pt_PT"/>
@@ -5582,38 +4868,62 @@
         <w:rPr>
           <w:lang w:val="pt_PT" w:bidi="pt_PT"/>
         </w:rPr>
-        <w:t>Quéreas era o irmão de Timóteo. Ele era o governador (regente) da cidade de Gazara (</w:t>
-      </w:r>
-      <w:hyperlink r:id="rId121">
-        <w:r>
-          <w:rPr>
-            <w:lang w:val="pt_PT" w:bidi="pt_PT"/>
-          </w:rPr>
-          <w:rPr>
-            <w:color w:val="0000EE"/>
-            <w:u w:val="single"/>
-          </w:rPr>
-          <w:t>2Mc 10.32</w:t>
-        </w:r>
-      </w:hyperlink>
-      <w:r>
-        <w:rPr>
-          <w:lang w:val="pt_PT" w:bidi="pt_PT"/>
-        </w:rPr>
-        <w:t xml:space="preserve">). Os Macabeus atacaram Gazara e derrotaram seu exército. Muitas pessoas morreram na batalha, incluindo Quéreas e Timóteo (versículos </w:t>
-      </w:r>
-      <w:hyperlink r:id="rId122">
-        <w:r>
-          <w:rPr>
-            <w:lang w:val="pt_PT" w:bidi="pt_PT"/>
-          </w:rPr>
-          <w:rPr>
-            <w:color w:val="0000EE"/>
-            <w:u w:val="single"/>
-          </w:rPr>
-          <w:t>36–37</w:t>
-        </w:r>
-      </w:hyperlink>
+        <w:t>Quéreas era o irmão de Timóteo. Ele era o governador (regente) da cidade de Gazara (2Mc 10.32). Os Macabeus atacaram Gazara e derrotaram seu exército. Muitas pessoas morreram na batalha, incluindo Quéreas e Timóteo (versículos 36–37).</w:t>
+      </w:r>
+      <w:r>
+        <w:rPr>
+          <w:lang w:val="pt_PT" w:bidi="pt_PT"/>
+        </w:rPr>
+      </w:r>
+      <w:r>
+        <w:rPr>
+          <w:lang w:val="pt_PT" w:bidi="pt_PT"/>
+        </w:rPr>
+      </w:r>
+    </w:p>
+    <w:p>
+      <w:pPr/>
+      <w:r>
+        <w:rPr>
+          <w:lang w:val="pt_PT" w:bidi="pt_PT"/>
+        </w:rPr>
+      </w:r>
+    </w:p>
+    <w:p>
+      <w:pPr>
+        <w:pStyle w:val="Heading2"/>
+      </w:pPr>
+      <w:r>
+        <w:rPr>
+          <w:lang w:val="pt_PT" w:bidi="pt_PT"/>
+        </w:rPr>
+        <w:t>Quéren-Hapuque</w:t>
+      </w:r>
+      <w:r>
+        <w:rPr>
+          <w:lang w:val="pt_PT" w:bidi="pt_PT"/>
+        </w:rPr>
+      </w:r>
+    </w:p>
+    <w:p>
+      <w:pPr/>
+      <w:r>
+        <w:rPr>
+          <w:lang w:val="pt_PT" w:bidi="pt_PT"/>
+        </w:rPr>
+      </w:r>
+      <w:r>
+        <w:rPr>
+          <w:lang w:val="pt_PT" w:bidi="pt_PT"/>
+        </w:rPr>
+        <w:t>A terceira filha de Jó e irmã de Jemima e Quézia. Ela foi mencionada como membro da família de Jó no momento de sua restauração (</w:t>
+      </w:r>
+      <w:r>
+        <w:rPr>
+          <w:lang w:val="pt_PT" w:bidi="pt_PT"/>
+        </w:rPr>
+        <w:t>Jó 42.14</w:t>
+      </w:r>
       <w:r>
         <w:rPr>
           <w:lang w:val="pt_PT" w:bidi="pt_PT"/>
@@ -5647,72 +4957,6 @@
         <w:rPr>
           <w:lang w:val="pt_PT" w:bidi="pt_PT"/>
         </w:rPr>
-        <w:t>Quéren-Hapuque</w:t>
-      </w:r>
-      <w:r>
-        <w:rPr>
-          <w:lang w:val="pt_PT" w:bidi="pt_PT"/>
-        </w:rPr>
-      </w:r>
-    </w:p>
-    <w:p>
-      <w:pPr/>
-      <w:r>
-        <w:rPr>
-          <w:lang w:val="pt_PT" w:bidi="pt_PT"/>
-        </w:rPr>
-      </w:r>
-      <w:r>
-        <w:rPr>
-          <w:lang w:val="pt_PT" w:bidi="pt_PT"/>
-        </w:rPr>
-        <w:t>A terceira filha de Jó e irmã de Jemima e Quézia. Ela foi mencionada como membro da família de Jó no momento de sua restauração (</w:t>
-      </w:r>
-      <w:hyperlink r:id="rId123">
-        <w:r>
-          <w:rPr>
-            <w:lang w:val="pt_PT" w:bidi="pt_PT"/>
-          </w:rPr>
-          <w:rPr>
-            <w:color w:val="0000EE"/>
-            <w:u w:val="single"/>
-          </w:rPr>
-          <w:t>Jó 42.14</w:t>
-        </w:r>
-      </w:hyperlink>
-      <w:r>
-        <w:rPr>
-          <w:lang w:val="pt_PT" w:bidi="pt_PT"/>
-        </w:rPr>
-        <w:t>).</w:t>
-      </w:r>
-      <w:r>
-        <w:rPr>
-          <w:lang w:val="pt_PT" w:bidi="pt_PT"/>
-        </w:rPr>
-      </w:r>
-      <w:r>
-        <w:rPr>
-          <w:lang w:val="pt_PT" w:bidi="pt_PT"/>
-        </w:rPr>
-      </w:r>
-    </w:p>
-    <w:p>
-      <w:pPr/>
-      <w:r>
-        <w:rPr>
-          <w:lang w:val="pt_PT" w:bidi="pt_PT"/>
-        </w:rPr>
-      </w:r>
-    </w:p>
-    <w:p>
-      <w:pPr>
-        <w:pStyle w:val="Heading2"/>
-      </w:pPr>
-      <w:r>
-        <w:rPr>
-          <w:lang w:val="pt_PT" w:bidi="pt_PT"/>
-        </w:rPr>
         <w:t>Queretitas</w:t>
       </w:r>
       <w:r>
@@ -5734,72 +4978,48 @@
         </w:rPr>
         <w:t>Os queretitas eram um grupo de pessoas que viviam no sul de Judá, perto de Hebrom (</w:t>
       </w:r>
-      <w:hyperlink r:id="rId124">
-        <w:r>
-          <w:rPr>
-            <w:lang w:val="pt_PT" w:bidi="pt_PT"/>
-          </w:rPr>
-          <w:rPr>
-            <w:color w:val="0000EE"/>
-            <w:u w:val="single"/>
-          </w:rPr>
-          <w:t>1Sm 30.14</w:t>
-        </w:r>
-      </w:hyperlink>
+      <w:r>
+        <w:rPr>
+          <w:lang w:val="pt_PT" w:bidi="pt_PT"/>
+        </w:rPr>
+        <w:t>1Sm 30.14</w:t>
+      </w:r>
       <w:r>
         <w:rPr>
           <w:lang w:val="pt_PT" w:bidi="pt_PT"/>
         </w:rPr>
         <w:t xml:space="preserve">). </w:t>
       </w:r>
-      <w:hyperlink r:id="rId125">
-        <w:r>
-          <w:rPr>
-            <w:lang w:val="pt_PT" w:bidi="pt_PT"/>
-          </w:rPr>
-          <w:rPr>
-            <w:color w:val="0000EE"/>
-            <w:u w:val="single"/>
-          </w:rPr>
-          <w:t xml:space="preserve">2 Samuel 8.18 </w:t>
-        </w:r>
-      </w:hyperlink>
+      <w:r>
+        <w:rPr>
+          <w:lang w:val="pt_PT" w:bidi="pt_PT"/>
+        </w:rPr>
+        <w:t xml:space="preserve">2 Samuel 8.18 </w:t>
+      </w:r>
       <w:r>
         <w:rPr>
           <w:lang w:val="pt_PT" w:bidi="pt_PT"/>
         </w:rPr>
         <w:t xml:space="preserve">os menciona junto com os peletitas. </w:t>
       </w:r>
-      <w:hyperlink r:id="rId126">
-        <w:r>
-          <w:rPr>
-            <w:lang w:val="pt_PT" w:bidi="pt_PT"/>
-          </w:rPr>
-          <w:rPr>
-            <w:color w:val="0000EE"/>
-            <w:u w:val="single"/>
-          </w:rPr>
-          <w:t>Ezequiel 25.15–17</w:t>
-        </w:r>
-      </w:hyperlink>
+      <w:r>
+        <w:rPr>
+          <w:lang w:val="pt_PT" w:bidi="pt_PT"/>
+        </w:rPr>
+        <w:t>Ezequiel 25.15–17</w:t>
+      </w:r>
       <w:r>
         <w:rPr>
           <w:lang w:val="pt_PT" w:bidi="pt_PT"/>
         </w:rPr>
         <w:t xml:space="preserve"> associa os queretitas com os filisteus (compare </w:t>
       </w:r>
-      <w:hyperlink r:id="rId127">
-        <w:r>
-          <w:rPr>
-            <w:lang w:val="pt_PT" w:bidi="pt_PT"/>
-          </w:rPr>
-          <w:rPr>
-            <w:color w:val="0000EE"/>
-            <w:u w:val="single"/>
-          </w:rPr>
-          <w:t>Sf 2.5</w:t>
-        </w:r>
-      </w:hyperlink>
+      <w:r>
+        <w:rPr>
+          <w:lang w:val="pt_PT" w:bidi="pt_PT"/>
+        </w:rPr>
+        <w:t>Sf 2.5</w:t>
+      </w:r>
       <w:r>
         <w:rPr>
           <w:lang w:val="pt_PT" w:bidi="pt_PT"/>
@@ -5848,72 +5068,48 @@
         </w:rPr>
         <w:t>Os queretitas e peletitas tornaram-se soldados para o rei Davi. Eles eram combatentes estrangeiros que trabalhavam por pagamento (chamados mercenários). Esses soldados eram muito leais a Davi, mesmo durante tempos difíceis (</w:t>
       </w:r>
-      <w:hyperlink r:id="rId128">
-        <w:r>
-          <w:rPr>
-            <w:lang w:val="pt_PT" w:bidi="pt_PT"/>
-          </w:rPr>
-          <w:rPr>
-            <w:color w:val="0000EE"/>
-            <w:u w:val="single"/>
-          </w:rPr>
-          <w:t>2 Sm 15.18</w:t>
-        </w:r>
-      </w:hyperlink>
+      <w:r>
+        <w:rPr>
+          <w:lang w:val="pt_PT" w:bidi="pt_PT"/>
+        </w:rPr>
+        <w:t>2 Sm 15.18</w:t>
+      </w:r>
       <w:r>
         <w:rPr>
           <w:lang w:val="pt_PT" w:bidi="pt_PT"/>
         </w:rPr>
         <w:t xml:space="preserve">; </w:t>
       </w:r>
-      <w:hyperlink r:id="rId129">
-        <w:r>
-          <w:rPr>
-            <w:lang w:val="pt_PT" w:bidi="pt_PT"/>
-          </w:rPr>
-          <w:rPr>
-            <w:color w:val="0000EE"/>
-            <w:u w:val="single"/>
-          </w:rPr>
-          <w:t>20.7,23</w:t>
-        </w:r>
-      </w:hyperlink>
+      <w:r>
+        <w:rPr>
+          <w:lang w:val="pt_PT" w:bidi="pt_PT"/>
+        </w:rPr>
+        <w:t>20.7,23</w:t>
+      </w:r>
       <w:r>
         <w:rPr>
           <w:lang w:val="pt_PT" w:bidi="pt_PT"/>
         </w:rPr>
         <w:t xml:space="preserve">; </w:t>
       </w:r>
-      <w:hyperlink r:id="rId130">
-        <w:r>
-          <w:rPr>
-            <w:lang w:val="pt_PT" w:bidi="pt_PT"/>
-          </w:rPr>
-          <w:rPr>
-            <w:color w:val="0000EE"/>
-            <w:u w:val="single"/>
-          </w:rPr>
-          <w:t>1Rs 1.38</w:t>
-        </w:r>
-      </w:hyperlink>
+      <w:r>
+        <w:rPr>
+          <w:lang w:val="pt_PT" w:bidi="pt_PT"/>
+        </w:rPr>
+        <w:t>1Rs 1.38</w:t>
+      </w:r>
       <w:r>
         <w:rPr>
           <w:lang w:val="pt_PT" w:bidi="pt_PT"/>
         </w:rPr>
         <w:t xml:space="preserve">). Reis posteriores de Judá podem ter também os utilizado como soldados. Algumas pessoas acham que os “cários” em </w:t>
       </w:r>
-      <w:hyperlink r:id="rId131">
-        <w:r>
-          <w:rPr>
-            <w:lang w:val="pt_PT" w:bidi="pt_PT"/>
-          </w:rPr>
-          <w:rPr>
-            <w:color w:val="0000EE"/>
-            <w:u w:val="single"/>
-          </w:rPr>
-          <w:t>2Rs 11.4,19</w:t>
-        </w:r>
-      </w:hyperlink>
+      <w:r>
+        <w:rPr>
+          <w:lang w:val="pt_PT" w:bidi="pt_PT"/>
+        </w:rPr>
+        <w:t>2Rs 11.4,19</w:t>
+      </w:r>
       <w:r>
         <w:rPr>
           <w:lang w:val="pt_PT" w:bidi="pt_PT"/>
@@ -6449,36 +5645,24 @@
         </w:rPr>
         <w:t>Uma cidade no Neguebe de Judá chamada Queriote-Hezrom (</w:t>
       </w:r>
-      <w:hyperlink r:id="rId132">
-        <w:r>
-          <w:rPr>
-            <w:lang w:val="pt_PT" w:bidi="pt_PT"/>
-          </w:rPr>
-          <w:rPr>
-            <w:color w:val="0000EE"/>
-            <w:u w:val="single"/>
-          </w:rPr>
-          <w:t>Js 15.25</w:t>
-        </w:r>
-      </w:hyperlink>
+      <w:r>
+        <w:rPr>
+          <w:lang w:val="pt_PT" w:bidi="pt_PT"/>
+        </w:rPr>
+        <w:t>Js 15.25</w:t>
+      </w:r>
       <w:r>
         <w:rPr>
           <w:lang w:val="pt_PT" w:bidi="pt_PT"/>
         </w:rPr>
         <w:t xml:space="preserve">). No texto hebraico, Queriote e Hezrom são entendidas como cidades separadas. Hezrom é provavelmente o mesmo lugar que Hazor mencionado anteriormente na lista (v. </w:t>
       </w:r>
-      <w:hyperlink r:id="rId47">
-        <w:r>
-          <w:rPr>
-            <w:lang w:val="pt_PT" w:bidi="pt_PT"/>
-          </w:rPr>
-          <w:rPr>
-            <w:color w:val="0000EE"/>
-            <w:u w:val="single"/>
-          </w:rPr>
-          <w:t>23</w:t>
-        </w:r>
-      </w:hyperlink>
+      <w:r>
+        <w:rPr>
+          <w:lang w:val="pt_PT" w:bidi="pt_PT"/>
+        </w:rPr>
+        <w:t>23</w:t>
+      </w:r>
       <w:r>
         <w:rPr>
           <w:lang w:val="pt_PT" w:bidi="pt_PT"/>
@@ -6503,90 +5687,60 @@
         </w:rPr>
         <w:t>Uma cidade em Moabe (</w:t>
       </w:r>
-      <w:hyperlink r:id="rId133">
-        <w:r>
-          <w:rPr>
-            <w:lang w:val="pt_PT" w:bidi="pt_PT"/>
-          </w:rPr>
-          <w:rPr>
-            <w:color w:val="0000EE"/>
-            <w:u w:val="single"/>
-          </w:rPr>
-          <w:t>Jr 48.24,41</w:t>
-        </w:r>
-      </w:hyperlink>
+      <w:r>
+        <w:rPr>
+          <w:lang w:val="pt_PT" w:bidi="pt_PT"/>
+        </w:rPr>
+        <w:t>Jr 48.24,41</w:t>
+      </w:r>
       <w:r>
         <w:rPr>
           <w:lang w:val="pt_PT" w:bidi="pt_PT"/>
         </w:rPr>
         <w:t xml:space="preserve">; </w:t>
       </w:r>
-      <w:hyperlink r:id="rId134">
-        <w:r>
-          <w:rPr>
-            <w:lang w:val="pt_PT" w:bidi="pt_PT"/>
-          </w:rPr>
-          <w:rPr>
-            <w:color w:val="0000EE"/>
-            <w:u w:val="single"/>
-          </w:rPr>
-          <w:t>Am 2.2</w:t>
-        </w:r>
-      </w:hyperlink>
+      <w:r>
+        <w:rPr>
+          <w:lang w:val="pt_PT" w:bidi="pt_PT"/>
+        </w:rPr>
+        <w:t>Am 2.2</w:t>
+      </w:r>
       <w:r>
         <w:rPr>
           <w:lang w:val="pt_PT" w:bidi="pt_PT"/>
         </w:rPr>
         <w:t>). A partir de informações na Pedra Moabita (uma antiga pedra com inscrições), podemos localizar esta cidade no planalto sudoeste de Moabe, em frente a Atarote. Queriote não está na lista de cidades pertencentes às tribos de Rúben e Gade (</w:t>
       </w:r>
-      <w:hyperlink r:id="rId135">
-        <w:r>
-          <w:rPr>
-            <w:lang w:val="pt_PT" w:bidi="pt_PT"/>
-          </w:rPr>
-          <w:rPr>
-            <w:color w:val="0000EE"/>
-            <w:u w:val="single"/>
-          </w:rPr>
-          <w:t>Nm 34</w:t>
-        </w:r>
-      </w:hyperlink>
+      <w:r>
+        <w:rPr>
+          <w:lang w:val="pt_PT" w:bidi="pt_PT"/>
+        </w:rPr>
+        <w:t>Nm 34</w:t>
+      </w:r>
       <w:r>
         <w:rPr>
           <w:lang w:val="pt_PT" w:bidi="pt_PT"/>
         </w:rPr>
         <w:t xml:space="preserve">; </w:t>
       </w:r>
-      <w:hyperlink r:id="rId136">
-        <w:r>
-          <w:rPr>
-            <w:lang w:val="pt_PT" w:bidi="pt_PT"/>
-          </w:rPr>
-          <w:rPr>
-            <w:color w:val="0000EE"/>
-            <w:u w:val="single"/>
-          </w:rPr>
-          <w:t>Js 13</w:t>
-        </w:r>
-      </w:hyperlink>
+      <w:r>
+        <w:rPr>
+          <w:lang w:val="pt_PT" w:bidi="pt_PT"/>
+        </w:rPr>
+        <w:t>Js 13</w:t>
+      </w:r>
       <w:r>
         <w:rPr>
           <w:lang w:val="pt_PT" w:bidi="pt_PT"/>
         </w:rPr>
         <w:t>). Em outras listas, Queriote não é mencionada, mas um lugar chamado Ar é (</w:t>
       </w:r>
-      <w:hyperlink r:id="rId137">
-        <w:r>
-          <w:rPr>
-            <w:lang w:val="pt_PT" w:bidi="pt_PT"/>
-          </w:rPr>
-          <w:rPr>
-            <w:color w:val="0000EE"/>
-            <w:u w:val="single"/>
-          </w:rPr>
-          <w:t>Is 15–16</w:t>
-        </w:r>
-      </w:hyperlink>
+      <w:r>
+        <w:rPr>
+          <w:lang w:val="pt_PT" w:bidi="pt_PT"/>
+        </w:rPr>
+        <w:t>Is 15–16</w:t>
+      </w:r>
       <w:r>
         <w:rPr>
           <w:lang w:val="pt_PT" w:bidi="pt_PT"/>
@@ -6641,18 +5795,12 @@
         </w:rPr>
         <w:t xml:space="preserve">Cidade mencionada em </w:t>
       </w:r>
-      <w:hyperlink r:id="rId132">
-        <w:r>
-          <w:rPr>
-            <w:lang w:val="pt_PT" w:bidi="pt_PT"/>
-          </w:rPr>
-          <w:rPr>
-            <w:color w:val="0000EE"/>
-            <w:u w:val="single"/>
-          </w:rPr>
-          <w:t>Josué 15.25</w:t>
-        </w:r>
-      </w:hyperlink>
+      <w:r>
+        <w:rPr>
+          <w:lang w:val="pt_PT" w:bidi="pt_PT"/>
+        </w:rPr>
+        <w:t>Josué 15.25</w:t>
+      </w:r>
       <w:r>
         <w:rPr>
           <w:lang w:val="pt_PT" w:bidi="pt_PT"/>
@@ -6732,18 +5880,12 @@
         </w:rPr>
         <w:t>Um riacho ou vale onde o Senhor disse ao profeta Elias para se esconder do rei Acabe. Isso aconteceu durante um período em que não havia chuva e havia muito pouca comida na terra, conforme Elias havia predito. Enquanto Elias permanecia junto a este riacho, ele tinha água para beber, e Deus enviava pássaros (corvos) para lhe trazer comida todas as manhãs e noites (</w:t>
       </w:r>
-      <w:hyperlink r:id="rId138">
-        <w:r>
-          <w:rPr>
-            <w:lang w:val="pt_PT" w:bidi="pt_PT"/>
-          </w:rPr>
-          <w:rPr>
-            <w:color w:val="0000EE"/>
-            <w:u w:val="single"/>
-          </w:rPr>
-          <w:t>1Rs 17.2–6</w:t>
-        </w:r>
-      </w:hyperlink>
+      <w:r>
+        <w:rPr>
+          <w:lang w:val="pt_PT" w:bidi="pt_PT"/>
+        </w:rPr>
+        <w:t>1Rs 17.2–6</w:t>
+      </w:r>
       <w:r>
         <w:rPr>
           <w:lang w:val="pt_PT" w:bidi="pt_PT"/>
@@ -6764,18 +5906,12 @@
         </w:rPr>
         <w:t>O riacho estava localizado a leste do Rio Jordão (</w:t>
       </w:r>
-      <w:hyperlink r:id="rId139">
-        <w:r>
-          <w:rPr>
-            <w:lang w:val="pt_PT" w:bidi="pt_PT"/>
-          </w:rPr>
-          <w:rPr>
-            <w:color w:val="0000EE"/>
-            <w:u w:val="single"/>
-          </w:rPr>
-          <w:t>1Rs 17.3</w:t>
-        </w:r>
-      </w:hyperlink>
+      <w:r>
+        <w:rPr>
+          <w:lang w:val="pt_PT" w:bidi="pt_PT"/>
+        </w:rPr>
+        <w:t>1Rs 17.3</w:t>
+      </w:r>
       <w:r>
         <w:rPr>
           <w:lang w:val="pt_PT" w:bidi="pt_PT"/>
@@ -6830,36 +5966,24 @@
         </w:rPr>
         <w:t>Um dos servos do templo, cujos descendentes retornaram a Jerusalém com Zorobabel (</w:t>
       </w:r>
-      <w:hyperlink r:id="rId140">
-        <w:r>
-          <w:rPr>
-            <w:lang w:val="pt_PT" w:bidi="pt_PT"/>
-          </w:rPr>
-          <w:rPr>
-            <w:color w:val="0000EE"/>
-            <w:u w:val="single"/>
-          </w:rPr>
-          <w:t>Ed 2.44</w:t>
-        </w:r>
-      </w:hyperlink>
+      <w:r>
+        <w:rPr>
+          <w:lang w:val="pt_PT" w:bidi="pt_PT"/>
+        </w:rPr>
+        <w:t>Ed 2.44</w:t>
+      </w:r>
       <w:r>
         <w:rPr>
           <w:lang w:val="pt_PT" w:bidi="pt_PT"/>
         </w:rPr>
         <w:t xml:space="preserve">; </w:t>
       </w:r>
-      <w:hyperlink r:id="rId141">
-        <w:r>
-          <w:rPr>
-            <w:lang w:val="pt_PT" w:bidi="pt_PT"/>
-          </w:rPr>
-          <w:rPr>
-            <w:color w:val="0000EE"/>
-            <w:u w:val="single"/>
-          </w:rPr>
-          <w:t>Ne 7.47</w:t>
-        </w:r>
-      </w:hyperlink>
+      <w:r>
+        <w:rPr>
+          <w:lang w:val="pt_PT" w:bidi="pt_PT"/>
+        </w:rPr>
+        <w:t>Ne 7.47</w:t>
+      </w:r>
       <w:r>
         <w:rPr>
           <w:lang w:val="pt_PT" w:bidi="pt_PT"/>
@@ -6914,36 +6038,24 @@
         </w:rPr>
         <w:t>Uma das cinco cidades babilônicas. Os israelitas que vieram de lá não puderam provar sua ascendência, e eles retornaram para lá após o exílio (</w:t>
       </w:r>
-      <w:hyperlink r:id="rId142">
-        <w:r>
-          <w:rPr>
-            <w:lang w:val="pt_PT" w:bidi="pt_PT"/>
-          </w:rPr>
-          <w:rPr>
-            <w:color w:val="0000EE"/>
-            <w:u w:val="single"/>
-          </w:rPr>
-          <w:t>Ed 2.59</w:t>
-        </w:r>
-      </w:hyperlink>
+      <w:r>
+        <w:rPr>
+          <w:lang w:val="pt_PT" w:bidi="pt_PT"/>
+        </w:rPr>
+        <w:t>Ed 2.59</w:t>
+      </w:r>
       <w:r>
         <w:rPr>
           <w:lang w:val="pt_PT" w:bidi="pt_PT"/>
         </w:rPr>
         <w:t xml:space="preserve">; </w:t>
       </w:r>
-      <w:hyperlink r:id="rId143">
-        <w:r>
-          <w:rPr>
-            <w:lang w:val="pt_PT" w:bidi="pt_PT"/>
-          </w:rPr>
-          <w:rPr>
-            <w:color w:val="0000EE"/>
-            <w:u w:val="single"/>
-          </w:rPr>
-          <w:t>Ne 7.61</w:t>
-        </w:r>
-      </w:hyperlink>
+      <w:r>
+        <w:rPr>
+          <w:lang w:val="pt_PT" w:bidi="pt_PT"/>
+        </w:rPr>
+        <w:t>Ne 7.61</w:t>
+      </w:r>
       <w:r>
         <w:rPr>
           <w:lang w:val="pt_PT" w:bidi="pt_PT"/>
@@ -7058,54 +6170,36 @@
         </w:rPr>
         <w:t>O profeta Ezequiel descreveu quatro “criaturas viventes”, cada uma com quatro rostos e quatro asas (</w:t>
       </w:r>
-      <w:hyperlink r:id="rId144">
-        <w:r>
-          <w:rPr>
-            <w:lang w:val="pt_PT" w:bidi="pt_PT"/>
-          </w:rPr>
-          <w:rPr>
-            <w:color w:val="0000EE"/>
-            <w:u w:val="single"/>
-          </w:rPr>
-          <w:t>Ezequiel 1.5–24</w:t>
-        </w:r>
-      </w:hyperlink>
+      <w:r>
+        <w:rPr>
+          <w:lang w:val="pt_PT" w:bidi="pt_PT"/>
+        </w:rPr>
+        <w:t>Ezequiel 1.5–24</w:t>
+      </w:r>
       <w:r>
         <w:rPr>
           <w:lang w:val="pt_PT" w:bidi="pt_PT"/>
         </w:rPr>
         <w:t>); essas criaturas correspondiam aos querubins (</w:t>
       </w:r>
-      <w:hyperlink r:id="rId145">
-        <w:r>
-          <w:rPr>
-            <w:lang w:val="pt_PT" w:bidi="pt_PT"/>
-          </w:rPr>
-          <w:rPr>
-            <w:color w:val="0000EE"/>
-            <w:u w:val="single"/>
-          </w:rPr>
-          <w:t>10.2–22</w:t>
-        </w:r>
-      </w:hyperlink>
+      <w:r>
+        <w:rPr>
+          <w:lang w:val="pt_PT" w:bidi="pt_PT"/>
+        </w:rPr>
+        <w:t>10.2–22</w:t>
+      </w:r>
       <w:r>
         <w:rPr>
           <w:lang w:val="pt_PT" w:bidi="pt_PT"/>
         </w:rPr>
         <w:t>). O esplendor da visão de Ezequiel foi recapturado de forma mais modesta em sua descrição do rei de Tiro, que no meio de sua própria prosperidade parecia estar desempenhando o papel de um querubim imponente ou guardião antes de ser despojado (</w:t>
       </w:r>
-      <w:hyperlink r:id="rId146">
-        <w:r>
-          <w:rPr>
-            <w:lang w:val="pt_PT" w:bidi="pt_PT"/>
-          </w:rPr>
-          <w:rPr>
-            <w:color w:val="0000EE"/>
-            <w:u w:val="single"/>
-          </w:rPr>
-          <w:t>28.13–16</w:t>
-        </w:r>
-      </w:hyperlink>
+      <w:r>
+        <w:rPr>
+          <w:lang w:val="pt_PT" w:bidi="pt_PT"/>
+        </w:rPr>
+        <w:t>28.13–16</w:t>
+      </w:r>
       <w:r>
         <w:rPr>
           <w:lang w:val="pt_PT" w:bidi="pt_PT"/>
@@ -7126,72 +6220,48 @@
         </w:rPr>
         <w:t xml:space="preserve">Apesar das descrições visionárias elaboradas de Ezequiel, é difícil ter certeza sobre a forma em que os querubins apareciam. Assim, em </w:t>
       </w:r>
-      <w:hyperlink r:id="rId147">
-        <w:r>
-          <w:rPr>
-            <w:lang w:val="pt_PT" w:bidi="pt_PT"/>
-          </w:rPr>
-          <w:rPr>
-            <w:color w:val="0000EE"/>
-            <w:u w:val="single"/>
-          </w:rPr>
-          <w:t>Ezequiel 41.18</w:t>
-        </w:r>
-      </w:hyperlink>
+      <w:r>
+        <w:rPr>
+          <w:lang w:val="pt_PT" w:bidi="pt_PT"/>
+        </w:rPr>
+        <w:t>Ezequiel 41.18</w:t>
+      </w:r>
       <w:r>
         <w:rPr>
           <w:lang w:val="pt_PT" w:bidi="pt_PT"/>
         </w:rPr>
         <w:t xml:space="preserve">, os querubins que deveriam decorar o templo ideal de Ezequiel tinham apenas duas faces, a de um homem e a de um leão jovem, em contraste com as criaturas de quatro faces das visões anteriores. As quatro faces de </w:t>
       </w:r>
-      <w:hyperlink r:id="rId148">
-        <w:r>
-          <w:rPr>
-            <w:lang w:val="pt_PT" w:bidi="pt_PT"/>
-          </w:rPr>
-          <w:rPr>
-            <w:color w:val="0000EE"/>
-            <w:u w:val="single"/>
-          </w:rPr>
-          <w:t>Ezequiel 1.10</w:t>
-        </w:r>
-      </w:hyperlink>
+      <w:r>
+        <w:rPr>
+          <w:lang w:val="pt_PT" w:bidi="pt_PT"/>
+        </w:rPr>
+        <w:t>Ezequiel 1.10</w:t>
+      </w:r>
       <w:r>
         <w:rPr>
           <w:lang w:val="pt_PT" w:bidi="pt_PT"/>
         </w:rPr>
         <w:t xml:space="preserve"> eram as de um homem, um leão, um boi e uma águia, enquanto em </w:t>
       </w:r>
-      <w:hyperlink r:id="rId149">
-        <w:r>
-          <w:rPr>
-            <w:lang w:val="pt_PT" w:bidi="pt_PT"/>
-          </w:rPr>
-          <w:rPr>
-            <w:color w:val="0000EE"/>
-            <w:u w:val="single"/>
-          </w:rPr>
-          <w:t>Ezequiel 10.14</w:t>
-        </w:r>
-      </w:hyperlink>
+      <w:r>
+        <w:rPr>
+          <w:lang w:val="pt_PT" w:bidi="pt_PT"/>
+        </w:rPr>
+        <w:t>Ezequiel 10.14</w:t>
+      </w:r>
       <w:r>
         <w:rPr>
           <w:lang w:val="pt_PT" w:bidi="pt_PT"/>
         </w:rPr>
         <w:t xml:space="preserve"> o querubim tinha sua própria face (“a face do querubim”), junto com as faces de um homem, um leão e uma águia. Se a face do querubim correspondia à de um boi, isso poderia explicar o fato de que querubins na arte do Oriente Próximo eram representados como criaturas de quatro patas, embora frequentemente diferentes dos querubins bíblicos. Além de suas asas, os querubins da visão de Ezequiel tinham pernas retas e pés com cascos como os de um bezerro (</w:t>
       </w:r>
-      <w:hyperlink r:id="rId150">
-        <w:r>
-          <w:rPr>
-            <w:lang w:val="pt_PT" w:bidi="pt_PT"/>
-          </w:rPr>
-          <w:rPr>
-            <w:color w:val="0000EE"/>
-            <w:u w:val="single"/>
-          </w:rPr>
-          <w:t>Ezequiel 1.7</w:t>
-        </w:r>
-      </w:hyperlink>
+      <w:r>
+        <w:rPr>
+          <w:lang w:val="pt_PT" w:bidi="pt_PT"/>
+        </w:rPr>
+        <w:t>Ezequiel 1.7</w:t>
+      </w:r>
       <w:r>
         <w:rPr>
           <w:lang w:val="pt_PT" w:bidi="pt_PT"/>
@@ -7226,126 +6296,84 @@
         </w:rPr>
         <w:t>Os quatro seres viventes do livro de Apocalipse eram semelhantes aos querubins de Ezequiel, mas não tinham suas rodas giratórias (</w:t>
       </w:r>
-      <w:hyperlink r:id="rId151">
-        <w:r>
-          <w:rPr>
-            <w:lang w:val="pt_PT" w:bidi="pt_PT"/>
-          </w:rPr>
-          <w:rPr>
-            <w:color w:val="0000EE"/>
-            <w:u w:val="single"/>
-          </w:rPr>
-          <w:t>Apocalipse 4.6–9</w:t>
-        </w:r>
-      </w:hyperlink>
+      <w:r>
+        <w:rPr>
+          <w:lang w:val="pt_PT" w:bidi="pt_PT"/>
+        </w:rPr>
+        <w:t>Apocalipse 4.6–9</w:t>
+      </w:r>
       <w:r>
         <w:rPr>
           <w:lang w:val="pt_PT" w:bidi="pt_PT"/>
         </w:rPr>
         <w:t>). Referências subsequentes aos seres em Apocalipse (</w:t>
       </w:r>
-      <w:hyperlink r:id="rId152">
-        <w:r>
-          <w:rPr>
-            <w:lang w:val="pt_PT" w:bidi="pt_PT"/>
-          </w:rPr>
-          <w:rPr>
-            <w:color w:val="0000EE"/>
-            <w:u w:val="single"/>
-          </w:rPr>
-          <w:t>5.6–14</w:t>
-        </w:r>
-      </w:hyperlink>
+      <w:r>
+        <w:rPr>
+          <w:lang w:val="pt_PT" w:bidi="pt_PT"/>
+        </w:rPr>
+        <w:t>5.6–14</w:t>
+      </w:r>
       <w:r>
         <w:rPr>
           <w:lang w:val="pt_PT" w:bidi="pt_PT"/>
         </w:rPr>
         <w:t xml:space="preserve">; </w:t>
       </w:r>
-      <w:hyperlink r:id="rId153">
-        <w:r>
-          <w:rPr>
-            <w:lang w:val="pt_PT" w:bidi="pt_PT"/>
-          </w:rPr>
-          <w:rPr>
-            <w:color w:val="0000EE"/>
-            <w:u w:val="single"/>
-          </w:rPr>
-          <w:t>6.1–8</w:t>
-        </w:r>
-      </w:hyperlink>
+      <w:r>
+        <w:rPr>
+          <w:lang w:val="pt_PT" w:bidi="pt_PT"/>
+        </w:rPr>
+        <w:t>6.1–8</w:t>
+      </w:r>
       <w:r>
         <w:rPr>
           <w:lang w:val="pt_PT" w:bidi="pt_PT"/>
         </w:rPr>
         <w:t xml:space="preserve">; </w:t>
       </w:r>
-      <w:hyperlink r:id="rId154">
-        <w:r>
-          <w:rPr>
-            <w:lang w:val="pt_PT" w:bidi="pt_PT"/>
-          </w:rPr>
-          <w:rPr>
-            <w:color w:val="0000EE"/>
-            <w:u w:val="single"/>
-          </w:rPr>
-          <w:t>7.1–11</w:t>
-        </w:r>
-      </w:hyperlink>
+      <w:r>
+        <w:rPr>
+          <w:lang w:val="pt_PT" w:bidi="pt_PT"/>
+        </w:rPr>
+        <w:t>7.1–11</w:t>
+      </w:r>
       <w:r>
         <w:rPr>
           <w:lang w:val="pt_PT" w:bidi="pt_PT"/>
         </w:rPr>
         <w:t xml:space="preserve">; </w:t>
       </w:r>
-      <w:hyperlink r:id="rId155">
-        <w:r>
-          <w:rPr>
-            <w:lang w:val="pt_PT" w:bidi="pt_PT"/>
-          </w:rPr>
-          <w:rPr>
-            <w:color w:val="0000EE"/>
-            <w:u w:val="single"/>
-          </w:rPr>
-          <w:t>14.3</w:t>
-        </w:r>
-      </w:hyperlink>
+      <w:r>
+        <w:rPr>
+          <w:lang w:val="pt_PT" w:bidi="pt_PT"/>
+        </w:rPr>
+        <w:t>14.3</w:t>
+      </w:r>
       <w:r>
         <w:rPr>
           <w:lang w:val="pt_PT" w:bidi="pt_PT"/>
         </w:rPr>
         <w:t xml:space="preserve">; </w:t>
       </w:r>
-      <w:hyperlink r:id="rId156">
-        <w:r>
-          <w:rPr>
-            <w:lang w:val="pt_PT" w:bidi="pt_PT"/>
-          </w:rPr>
-          <w:rPr>
-            <w:color w:val="0000EE"/>
-            <w:u w:val="single"/>
-          </w:rPr>
-          <w:t>15.7</w:t>
-        </w:r>
-      </w:hyperlink>
+      <w:r>
+        <w:rPr>
+          <w:lang w:val="pt_PT" w:bidi="pt_PT"/>
+        </w:rPr>
+        <w:t>15.7</w:t>
+      </w:r>
       <w:r>
         <w:rPr>
           <w:lang w:val="pt_PT" w:bidi="pt_PT"/>
         </w:rPr>
         <w:t xml:space="preserve">; </w:t>
       </w:r>
-      <w:hyperlink r:id="rId157">
-        <w:r>
-          <w:rPr>
-            <w:lang w:val="pt_PT" w:bidi="pt_PT"/>
-          </w:rPr>
-          <w:rPr>
-            <w:color w:val="0000EE"/>
-            <w:u w:val="single"/>
-          </w:rPr>
-          <w:t>19.4</w:t>
-        </w:r>
-      </w:hyperlink>
+      <w:r>
+        <w:rPr>
+          <w:lang w:val="pt_PT" w:bidi="pt_PT"/>
+        </w:rPr>
+        <w:t>19.4</w:t>
+      </w:r>
       <w:r>
         <w:rPr>
           <w:lang w:val="pt_PT" w:bidi="pt_PT"/>
@@ -7366,54 +6394,36 @@
         </w:rPr>
         <w:t xml:space="preserve">Os querubins de </w:t>
       </w:r>
-      <w:hyperlink r:id="rId158">
-        <w:r>
-          <w:rPr>
-            <w:lang w:val="pt_PT" w:bidi="pt_PT"/>
-          </w:rPr>
-          <w:rPr>
-            <w:color w:val="0000EE"/>
-            <w:u w:val="single"/>
-          </w:rPr>
-          <w:t>Gênesis 3.24</w:t>
-        </w:r>
-      </w:hyperlink>
+      <w:r>
+        <w:rPr>
+          <w:lang w:val="pt_PT" w:bidi="pt_PT"/>
+        </w:rPr>
+        <w:t>Gênesis 3.24</w:t>
+      </w:r>
       <w:r>
         <w:rPr>
           <w:lang w:val="pt_PT" w:bidi="pt_PT"/>
         </w:rPr>
         <w:t xml:space="preserve"> atuavam como guardiões ou custodios. Guardiões sobrenaturais parecem ter sido comuns no pensamento do Oriente Próximo. Em </w:t>
       </w:r>
-      <w:hyperlink r:id="rId159">
-        <w:r>
-          <w:rPr>
-            <w:lang w:val="pt_PT" w:bidi="pt_PT"/>
-          </w:rPr>
-          <w:rPr>
-            <w:color w:val="0000EE"/>
-            <w:u w:val="single"/>
-          </w:rPr>
-          <w:t>Ezequiel 10</w:t>
-        </w:r>
-      </w:hyperlink>
+      <w:r>
+        <w:rPr>
+          <w:lang w:val="pt_PT" w:bidi="pt_PT"/>
+        </w:rPr>
+        <w:t>Ezequiel 10</w:t>
+      </w:r>
       <w:r>
         <w:rPr>
           <w:lang w:val="pt_PT" w:bidi="pt_PT"/>
         </w:rPr>
         <w:t>, os querubins também eram executores do julgamento divino, espalhando brasas sobre uma cidade (</w:t>
       </w:r>
-      <w:hyperlink r:id="rId160">
-        <w:r>
-          <w:rPr>
-            <w:lang w:val="pt_PT" w:bidi="pt_PT"/>
-          </w:rPr>
-          <w:rPr>
-            <w:color w:val="0000EE"/>
-            <w:u w:val="single"/>
-          </w:rPr>
-          <w:t>Ezequiel 10.2,7</w:t>
-        </w:r>
-      </w:hyperlink>
+      <w:r>
+        <w:rPr>
+          <w:lang w:val="pt_PT" w:bidi="pt_PT"/>
+        </w:rPr>
+        <w:t>Ezequiel 10.2,7</w:t>
+      </w:r>
       <w:r>
         <w:rPr>
           <w:lang w:val="pt_PT" w:bidi="pt_PT"/>
@@ -7434,162 +6444,108 @@
         </w:rPr>
         <w:t>No pensamento israelita inicial, os querubins estendiam suas asas e forneciam a Deus um trono (</w:t>
       </w:r>
-      <w:hyperlink r:id="rId161">
-        <w:r>
-          <w:rPr>
-            <w:lang w:val="pt_PT" w:bidi="pt_PT"/>
-          </w:rPr>
-          <w:rPr>
-            <w:color w:val="0000EE"/>
-            <w:u w:val="single"/>
-          </w:rPr>
-          <w:t>1 Samuel 4.4</w:t>
-        </w:r>
-      </w:hyperlink>
+      <w:r>
+        <w:rPr>
+          <w:lang w:val="pt_PT" w:bidi="pt_PT"/>
+        </w:rPr>
+        <w:t>1 Samuel 4.4</w:t>
+      </w:r>
       <w:r>
         <w:rPr>
           <w:lang w:val="pt_PT" w:bidi="pt_PT"/>
         </w:rPr>
         <w:t xml:space="preserve">; </w:t>
       </w:r>
-      <w:hyperlink r:id="rId162">
-        <w:r>
-          <w:rPr>
-            <w:lang w:val="pt_PT" w:bidi="pt_PT"/>
-          </w:rPr>
-          <w:rPr>
-            <w:color w:val="0000EE"/>
-            <w:u w:val="single"/>
-          </w:rPr>
-          <w:t>2 Samuel 6.2</w:t>
-        </w:r>
-      </w:hyperlink>
+      <w:r>
+        <w:rPr>
+          <w:lang w:val="pt_PT" w:bidi="pt_PT"/>
+        </w:rPr>
+        <w:t>2 Samuel 6.2</w:t>
+      </w:r>
       <w:r>
         <w:rPr>
           <w:lang w:val="pt_PT" w:bidi="pt_PT"/>
         </w:rPr>
         <w:t>; etc.). Deus falou a Moisés de tal trono sobre a tampa da Arca da Aliança (</w:t>
       </w:r>
-      <w:hyperlink r:id="rId163">
-        <w:r>
-          <w:rPr>
-            <w:lang w:val="pt_PT" w:bidi="pt_PT"/>
-          </w:rPr>
-          <w:rPr>
-            <w:color w:val="0000EE"/>
-            <w:u w:val="single"/>
-          </w:rPr>
-          <w:t>Êxodo 25.22</w:t>
-        </w:r>
-      </w:hyperlink>
+      <w:r>
+        <w:rPr>
+          <w:lang w:val="pt_PT" w:bidi="pt_PT"/>
+        </w:rPr>
+        <w:t>Êxodo 25.22</w:t>
+      </w:r>
       <w:r>
         <w:rPr>
           <w:lang w:val="pt_PT" w:bidi="pt_PT"/>
         </w:rPr>
         <w:t>). Na visão de Ezequiel (</w:t>
       </w:r>
-      <w:hyperlink r:id="rId164">
-        <w:r>
-          <w:rPr>
-            <w:lang w:val="pt_PT" w:bidi="pt_PT"/>
-          </w:rPr>
-          <w:rPr>
-            <w:color w:val="0000EE"/>
-            <w:u w:val="single"/>
-          </w:rPr>
-          <w:t>Ezequiel 1.26</w:t>
-        </w:r>
-      </w:hyperlink>
+      <w:r>
+        <w:rPr>
+          <w:lang w:val="pt_PT" w:bidi="pt_PT"/>
+        </w:rPr>
+        <w:t>Ezequiel 1.26</w:t>
+      </w:r>
       <w:r>
         <w:rPr>
           <w:lang w:val="pt_PT" w:bidi="pt_PT"/>
         </w:rPr>
         <w:t xml:space="preserve">; </w:t>
       </w:r>
-      <w:hyperlink r:id="rId165">
-        <w:r>
-          <w:rPr>
-            <w:lang w:val="pt_PT" w:bidi="pt_PT"/>
-          </w:rPr>
-          <w:rPr>
-            <w:color w:val="0000EE"/>
-            <w:u w:val="single"/>
-          </w:rPr>
-          <w:t>10.1</w:t>
-        </w:r>
-      </w:hyperlink>
+      <w:r>
+        <w:rPr>
+          <w:lang w:val="pt_PT" w:bidi="pt_PT"/>
+        </w:rPr>
+        <w:t>10.1</w:t>
+      </w:r>
       <w:r>
         <w:rPr>
           <w:lang w:val="pt_PT" w:bidi="pt_PT"/>
         </w:rPr>
         <w:t>), Deus estava sentado em um carro de quatro rodas movido pelos querubins e elevado por suas asas. Na poesia hebraica, Deus era retratado como usando nuvens para seu carro (</w:t>
       </w:r>
-      <w:hyperlink r:id="rId166">
-        <w:r>
-          <w:rPr>
-            <w:lang w:val="pt_PT" w:bidi="pt_PT"/>
-          </w:rPr>
-          <w:rPr>
-            <w:color w:val="0000EE"/>
-            <w:u w:val="single"/>
-          </w:rPr>
-          <w:t>Salmo 104.3</w:t>
-        </w:r>
-      </w:hyperlink>
+      <w:r>
+        <w:rPr>
+          <w:lang w:val="pt_PT" w:bidi="pt_PT"/>
+        </w:rPr>
+        <w:t>Salmo 104.3</w:t>
+      </w:r>
       <w:r>
         <w:rPr>
           <w:lang w:val="pt_PT" w:bidi="pt_PT"/>
         </w:rPr>
         <w:t xml:space="preserve">; cf. </w:t>
       </w:r>
-      <w:hyperlink r:id="rId167">
-        <w:r>
-          <w:rPr>
-            <w:lang w:val="pt_PT" w:bidi="pt_PT"/>
-          </w:rPr>
-          <w:rPr>
-            <w:color w:val="0000EE"/>
-            <w:u w:val="single"/>
-          </w:rPr>
-          <w:t>Isaías 19.1</w:t>
-        </w:r>
-      </w:hyperlink>
+      <w:r>
+        <w:rPr>
+          <w:lang w:val="pt_PT" w:bidi="pt_PT"/>
+        </w:rPr>
+        <w:t>Isaías 19.1</w:t>
+      </w:r>
       <w:r>
         <w:rPr>
           <w:lang w:val="pt_PT" w:bidi="pt_PT"/>
         </w:rPr>
         <w:t>) ou cavalgando em umquerubim em voo (</w:t>
       </w:r>
-      <w:hyperlink r:id="rId168">
-        <w:r>
-          <w:rPr>
-            <w:lang w:val="pt_PT" w:bidi="pt_PT"/>
-          </w:rPr>
-          <w:rPr>
-            <w:color w:val="0000EE"/>
-            <w:u w:val="single"/>
-          </w:rPr>
-          <w:t>2 Samuel 22.11</w:t>
-        </w:r>
-      </w:hyperlink>
+      <w:r>
+        <w:rPr>
+          <w:lang w:val="pt_PT" w:bidi="pt_PT"/>
+        </w:rPr>
+        <w:t>2 Samuel 22.11</w:t>
+      </w:r>
       <w:r>
         <w:rPr>
           <w:lang w:val="pt_PT" w:bidi="pt_PT"/>
         </w:rPr>
         <w:t xml:space="preserve">; </w:t>
       </w:r>
-      <w:hyperlink r:id="rId169">
-        <w:r>
-          <w:rPr>
-            <w:lang w:val="pt_PT" w:bidi="pt_PT"/>
-          </w:rPr>
-          <w:rPr>
-            <w:color w:val="0000EE"/>
-            <w:u w:val="single"/>
-          </w:rPr>
-          <w:t>Salmo 18.10</w:t>
-        </w:r>
-      </w:hyperlink>
+      <w:r>
+        <w:rPr>
+          <w:lang w:val="pt_PT" w:bidi="pt_PT"/>
+        </w:rPr>
+        <w:t>Salmo 18.10</w:t>
+      </w:r>
       <w:r>
         <w:rPr>
           <w:lang w:val="pt_PT" w:bidi="pt_PT"/>
@@ -7610,36 +6566,24 @@
         </w:rPr>
         <w:t>Em Israel, querubins foram esculpidos na arca da aliança (</w:t>
       </w:r>
-      <w:hyperlink r:id="rId170">
-        <w:r>
-          <w:rPr>
-            <w:lang w:val="pt_PT" w:bidi="pt_PT"/>
-          </w:rPr>
-          <w:rPr>
-            <w:color w:val="0000EE"/>
-            <w:u w:val="single"/>
-          </w:rPr>
-          <w:t>Êxodo 25.18–20</w:t>
-        </w:r>
-      </w:hyperlink>
+      <w:r>
+        <w:rPr>
+          <w:lang w:val="pt_PT" w:bidi="pt_PT"/>
+        </w:rPr>
+        <w:t>Êxodo 25.18–20</w:t>
+      </w:r>
       <w:r>
         <w:rPr>
           <w:lang w:val="pt_PT" w:bidi="pt_PT"/>
         </w:rPr>
         <w:t xml:space="preserve">; </w:t>
       </w:r>
-      <w:hyperlink r:id="rId171">
-        <w:r>
-          <w:rPr>
-            <w:lang w:val="pt_PT" w:bidi="pt_PT"/>
-          </w:rPr>
-          <w:rPr>
-            <w:color w:val="0000EE"/>
-            <w:u w:val="single"/>
-          </w:rPr>
-          <w:t>37.7–9</w:t>
-        </w:r>
-      </w:hyperlink>
+      <w:r>
+        <w:rPr>
+          <w:lang w:val="pt_PT" w:bidi="pt_PT"/>
+        </w:rPr>
+        <w:t>37.7–9</w:t>
+      </w:r>
       <w:r>
         <w:rPr>
           <w:lang w:val="pt_PT" w:bidi="pt_PT"/>
@@ -7660,36 +6604,24 @@
         </w:rPr>
         <w:t>O Lugar Santíssimo do templo de Salomão foi adornado por duas grandes representações de querubins, feitas de madeira de oliveira e cobertas com folha de ouro. Quando colocadas lado a lado com asas estendidas, elas abrangiam toda a largura do santuário interno. Querubins menores e palmeiras foram esculpidos nos painéis de madeira do templo e em algumas das portas, e também foram representados nos lados dos suportes da bacia (</w:t>
       </w:r>
-      <w:hyperlink r:id="rId172">
-        <w:r>
-          <w:rPr>
-            <w:lang w:val="pt_PT" w:bidi="pt_PT"/>
-          </w:rPr>
-          <w:rPr>
-            <w:color w:val="0000EE"/>
-            <w:u w:val="single"/>
-          </w:rPr>
-          <w:t>1 Reis 7.29,36</w:t>
-        </w:r>
-      </w:hyperlink>
+      <w:r>
+        <w:rPr>
+          <w:lang w:val="pt_PT" w:bidi="pt_PT"/>
+        </w:rPr>
+        <w:t>1 Reis 7.29,36</w:t>
+      </w:r>
       <w:r>
         <w:rPr>
           <w:lang w:val="pt_PT" w:bidi="pt_PT"/>
         </w:rPr>
         <w:t>). Querubins alternando com palmeiras faziam parte da decoração do templo visionário de Ezequiel (</w:t>
       </w:r>
-      <w:hyperlink r:id="rId173">
-        <w:r>
-          <w:rPr>
-            <w:lang w:val="pt_PT" w:bidi="pt_PT"/>
-          </w:rPr>
-          <w:rPr>
-            <w:color w:val="0000EE"/>
-            <w:u w:val="single"/>
-          </w:rPr>
-          <w:t>Ezequiel 41.17–20</w:t>
-        </w:r>
-      </w:hyperlink>
+      <w:r>
+        <w:rPr>
+          <w:lang w:val="pt_PT" w:bidi="pt_PT"/>
+        </w:rPr>
+        <w:t>Ezequiel 41.17–20</w:t>
+      </w:r>
       <w:r>
         <w:rPr>
           <w:lang w:val="pt_PT" w:bidi="pt_PT"/>
@@ -7803,18 +6735,12 @@
         </w:rPr>
         <w:t>A Bíblia menciona Quesalom apenas uma vez, ao descrever como os israelitas, liderados por Josué, tomaram o controle da terra de Canaã (</w:t>
       </w:r>
-      <w:hyperlink r:id="rId174">
-        <w:r>
-          <w:rPr>
-            <w:lang w:val="pt_PT" w:bidi="pt_PT"/>
-          </w:rPr>
-          <w:rPr>
-            <w:color w:val="0000EE"/>
-            <w:u w:val="single"/>
-          </w:rPr>
-          <w:t>Js 15.10</w:t>
-        </w:r>
-      </w:hyperlink>
+      <w:r>
+        <w:rPr>
+          <w:lang w:val="pt_PT" w:bidi="pt_PT"/>
+        </w:rPr>
+        <w:t>Js 15.10</w:t>
+      </w:r>
       <w:r>
         <w:rPr>
           <w:lang w:val="pt_PT" w:bidi="pt_PT"/>
@@ -7902,18 +6828,12 @@
         </w:rPr>
         <w:t>Um filho de Milca e Naor (</w:t>
       </w:r>
-      <w:hyperlink r:id="rId175">
-        <w:r>
-          <w:rPr>
-            <w:lang w:val="pt_PT" w:bidi="pt_PT"/>
-          </w:rPr>
-          <w:rPr>
-            <w:color w:val="0000EE"/>
-            <w:u w:val="single"/>
-          </w:rPr>
-          <w:t>Gn 22.22</w:t>
-        </w:r>
-      </w:hyperlink>
+      <w:r>
+        <w:rPr>
+          <w:lang w:val="pt_PT" w:bidi="pt_PT"/>
+        </w:rPr>
+        <w:t>Gn 22.22</w:t>
+      </w:r>
       <w:r>
         <w:rPr>
           <w:lang w:val="pt_PT" w:bidi="pt_PT"/>
@@ -7968,18 +6888,12 @@
         </w:rPr>
         <w:t>Um filho de Milca e Naor (</w:t>
       </w:r>
-      <w:hyperlink r:id="rId175">
-        <w:r>
-          <w:rPr>
-            <w:lang w:val="pt_PT" w:bidi="pt_PT"/>
-          </w:rPr>
-          <w:rPr>
-            <w:color w:val="0000EE"/>
-            <w:u w:val="single"/>
-          </w:rPr>
-          <w:t>Gn 22.22</w:t>
-        </w:r>
-      </w:hyperlink>
+      <w:r>
+        <w:rPr>
+          <w:lang w:val="pt_PT" w:bidi="pt_PT"/>
+        </w:rPr>
+        <w:t>Gn 22.22</w:t>
+      </w:r>
       <w:r>
         <w:rPr>
           <w:lang w:val="pt_PT" w:bidi="pt_PT"/>
@@ -8034,18 +6948,12 @@
         </w:rPr>
         <w:t>Uma cidade nas fronteiras de Edom no Neguebe. Foi dada à tribo de Judá (</w:t>
       </w:r>
-      <w:hyperlink r:id="rId176">
-        <w:r>
-          <w:rPr>
-            <w:lang w:val="pt_PT" w:bidi="pt_PT"/>
-          </w:rPr>
-          <w:rPr>
-            <w:color w:val="0000EE"/>
-            <w:u w:val="single"/>
-          </w:rPr>
-          <w:t>Js 15.30</w:t>
-        </w:r>
-      </w:hyperlink>
+      <w:r>
+        <w:rPr>
+          <w:lang w:val="pt_PT" w:bidi="pt_PT"/>
+        </w:rPr>
+        <w:t>Js 15.30</w:t>
+      </w:r>
       <w:r>
         <w:rPr>
           <w:lang w:val="pt_PT" w:bidi="pt_PT"/>
@@ -8074,18 +6982,12 @@
         </w:rPr>
         <w:t>Betul (</w:t>
       </w:r>
-      <w:hyperlink r:id="rId177">
-        <w:r>
-          <w:rPr>
-            <w:lang w:val="pt_PT" w:bidi="pt_PT"/>
-          </w:rPr>
-          <w:rPr>
-            <w:color w:val="0000EE"/>
-            <w:u w:val="single"/>
-          </w:rPr>
-          <w:t>Js 19.4</w:t>
-        </w:r>
-      </w:hyperlink>
+      <w:r>
+        <w:rPr>
+          <w:lang w:val="pt_PT" w:bidi="pt_PT"/>
+        </w:rPr>
+        <w:t>Js 19.4</w:t>
+      </w:r>
       <w:r>
         <w:rPr>
           <w:lang w:val="pt_PT" w:bidi="pt_PT"/>
@@ -8110,18 +7012,12 @@
         </w:rPr>
         <w:t>Betuel (</w:t>
       </w:r>
-      <w:hyperlink r:id="rId178">
-        <w:r>
-          <w:rPr>
-            <w:lang w:val="pt_PT" w:bidi="pt_PT"/>
-          </w:rPr>
-          <w:rPr>
-            <w:color w:val="0000EE"/>
-            <w:u w:val="single"/>
-          </w:rPr>
-          <w:t>1Cr 4.30</w:t>
-        </w:r>
-      </w:hyperlink>
+      <w:r>
+        <w:rPr>
+          <w:lang w:val="pt_PT" w:bidi="pt_PT"/>
+        </w:rPr>
+        <w:t>1Cr 4.30</w:t>
+      </w:r>
       <w:r>
         <w:rPr>
           <w:lang w:val="pt_PT" w:bidi="pt_PT"/>
@@ -8146,18 +7042,12 @@
         </w:rPr>
         <w:t>Talvez Betel, embora não o Betel ao norte de Jerusalém (</w:t>
       </w:r>
-      <w:hyperlink r:id="rId179">
-        <w:r>
-          <w:rPr>
-            <w:lang w:val="pt_PT" w:bidi="pt_PT"/>
-          </w:rPr>
-          <w:rPr>
-            <w:color w:val="0000EE"/>
-            <w:u w:val="single"/>
-          </w:rPr>
-          <w:t>1Sm 30.27</w:t>
-        </w:r>
-      </w:hyperlink>
+      <w:r>
+        <w:rPr>
+          <w:lang w:val="pt_PT" w:bidi="pt_PT"/>
+        </w:rPr>
+        <w:t>1Sm 30.27</w:t>
+      </w:r>
       <w:r>
         <w:rPr>
           <w:lang w:val="pt_PT" w:bidi="pt_PT"/>
@@ -8259,54 +7149,36 @@
         </w:rPr>
         <w:t>Peso de valor desconhecido (</w:t>
       </w:r>
-      <w:hyperlink r:id="rId180">
-        <w:r>
-          <w:rPr>
-            <w:lang w:val="pt_PT" w:bidi="pt_PT"/>
-          </w:rPr>
-          <w:rPr>
-            <w:color w:val="0000EE"/>
-            <w:u w:val="single"/>
-          </w:rPr>
-          <w:t>Gn 33.19</w:t>
-        </w:r>
-      </w:hyperlink>
+      <w:r>
+        <w:rPr>
+          <w:lang w:val="pt_PT" w:bidi="pt_PT"/>
+        </w:rPr>
+        <w:t>Gn 33.19</w:t>
+      </w:r>
       <w:r>
         <w:rPr>
           <w:lang w:val="pt_PT" w:bidi="pt_PT"/>
         </w:rPr>
         <w:t xml:space="preserve">; </w:t>
       </w:r>
-      <w:hyperlink r:id="rId181">
-        <w:r>
-          <w:rPr>
-            <w:lang w:val="pt_PT" w:bidi="pt_PT"/>
-          </w:rPr>
-          <w:rPr>
-            <w:color w:val="0000EE"/>
-            <w:u w:val="single"/>
-          </w:rPr>
-          <w:t>Js 24.32</w:t>
-        </w:r>
-      </w:hyperlink>
+      <w:r>
+        <w:rPr>
+          <w:lang w:val="pt_PT" w:bidi="pt_PT"/>
+        </w:rPr>
+        <w:t>Js 24.32</w:t>
+      </w:r>
       <w:r>
         <w:rPr>
           <w:lang w:val="pt_PT" w:bidi="pt_PT"/>
         </w:rPr>
         <w:t xml:space="preserve">; </w:t>
       </w:r>
-      <w:hyperlink r:id="rId182">
-        <w:r>
-          <w:rPr>
-            <w:lang w:val="pt_PT" w:bidi="pt_PT"/>
-          </w:rPr>
-          <w:rPr>
-            <w:color w:val="0000EE"/>
-            <w:u w:val="single"/>
-          </w:rPr>
-          <w:t>Jó 42.11</w:t>
-        </w:r>
-      </w:hyperlink>
+      <w:r>
+        <w:rPr>
+          <w:lang w:val="pt_PT" w:bidi="pt_PT"/>
+        </w:rPr>
+        <w:t>Jó 42.11</w:t>
+      </w:r>
       <w:r>
         <w:rPr>
           <w:lang w:val="pt_PT" w:bidi="pt_PT"/>
@@ -8386,36 +7258,24 @@
         </w:rPr>
         <w:t>Uma cidade em Issacar (</w:t>
       </w:r>
-      <w:hyperlink r:id="rId183">
-        <w:r>
-          <w:rPr>
-            <w:lang w:val="pt_PT" w:bidi="pt_PT"/>
-          </w:rPr>
-          <w:rPr>
-            <w:color w:val="0000EE"/>
-            <w:u w:val="single"/>
-          </w:rPr>
-          <w:t>Js 19.18</w:t>
-        </w:r>
-      </w:hyperlink>
+      <w:r>
+        <w:rPr>
+          <w:lang w:val="pt_PT" w:bidi="pt_PT"/>
+        </w:rPr>
+        <w:t>Js 19.18</w:t>
+      </w:r>
       <w:r>
         <w:rPr>
           <w:lang w:val="pt_PT" w:bidi="pt_PT"/>
         </w:rPr>
         <w:t xml:space="preserve">). Também é chamada de Quislote-Tabor em </w:t>
       </w:r>
-      <w:hyperlink r:id="rId184">
-        <w:r>
-          <w:rPr>
-            <w:lang w:val="pt_PT" w:bidi="pt_PT"/>
-          </w:rPr>
-          <w:rPr>
-            <w:color w:val="0000EE"/>
-            <w:u w:val="single"/>
-          </w:rPr>
-          <w:t>Josué 19.12</w:t>
-        </w:r>
-      </w:hyperlink>
+      <w:r>
+        <w:rPr>
+          <w:lang w:val="pt_PT" w:bidi="pt_PT"/>
+        </w:rPr>
+        <w:t>Josué 19.12</w:t>
+      </w:r>
       <w:r>
         <w:rPr>
           <w:lang w:val="pt_PT" w:bidi="pt_PT"/>
@@ -8470,180 +7330,120 @@
         </w:rPr>
         <w:t>Segunda esposa de Abraão. Não está claro se ele se casou com ela antes ou depois da morte de Sara (</w:t>
       </w:r>
-      <w:hyperlink r:id="rId185">
-        <w:r>
-          <w:rPr>
-            <w:lang w:val="pt_PT" w:bidi="pt_PT"/>
-          </w:rPr>
-          <w:rPr>
-            <w:color w:val="0000EE"/>
-            <w:u w:val="single"/>
-          </w:rPr>
-          <w:t>Gn 25.1</w:t>
-        </w:r>
-      </w:hyperlink>
+      <w:r>
+        <w:rPr>
+          <w:lang w:val="pt_PT" w:bidi="pt_PT"/>
+        </w:rPr>
+        <w:t>Gn 25.1</w:t>
+      </w:r>
       <w:r>
         <w:rPr>
           <w:lang w:val="pt_PT" w:bidi="pt_PT"/>
         </w:rPr>
         <w:t xml:space="preserve">). Ele teve seis filhos com ela: Zinrã, Jocsã, Medã, Midiã, Isbaque e Sua (v. </w:t>
       </w:r>
-      <w:hyperlink r:id="rId186">
-        <w:r>
-          <w:rPr>
-            <w:lang w:val="pt_PT" w:bidi="pt_PT"/>
-          </w:rPr>
-          <w:rPr>
-            <w:color w:val="0000EE"/>
-            <w:u w:val="single"/>
-          </w:rPr>
-          <w:t>2</w:t>
-        </w:r>
-      </w:hyperlink>
+      <w:r>
+        <w:rPr>
+          <w:lang w:val="pt_PT" w:bidi="pt_PT"/>
+        </w:rPr>
+        <w:t>2</w:t>
+      </w:r>
       <w:r>
         <w:rPr>
           <w:lang w:val="pt_PT" w:bidi="pt_PT"/>
         </w:rPr>
         <w:t>). O status de Quetura não era o mesmo que o de Sara. Ela é chamada de concubina (</w:t>
       </w:r>
-      <w:hyperlink r:id="rId187">
-        <w:r>
-          <w:rPr>
-            <w:lang w:val="pt_PT" w:bidi="pt_PT"/>
-          </w:rPr>
-          <w:rPr>
-            <w:color w:val="0000EE"/>
-            <w:u w:val="single"/>
-          </w:rPr>
-          <w:t>Gn 25.6</w:t>
-        </w:r>
-      </w:hyperlink>
+      <w:r>
+        <w:rPr>
+          <w:lang w:val="pt_PT" w:bidi="pt_PT"/>
+        </w:rPr>
+        <w:t>Gn 25.6</w:t>
+      </w:r>
       <w:r>
         <w:rPr>
           <w:lang w:val="pt_PT" w:bidi="pt_PT"/>
         </w:rPr>
         <w:t xml:space="preserve">, cf. </w:t>
       </w:r>
-      <w:hyperlink r:id="rId188">
-        <w:r>
-          <w:rPr>
-            <w:lang w:val="pt_PT" w:bidi="pt_PT"/>
-          </w:rPr>
-          <w:rPr>
-            <w:color w:val="0000EE"/>
-            <w:u w:val="single"/>
-          </w:rPr>
-          <w:t>1Cr 1.32</w:t>
-        </w:r>
-      </w:hyperlink>
+      <w:r>
+        <w:rPr>
+          <w:lang w:val="pt_PT" w:bidi="pt_PT"/>
+        </w:rPr>
+        <w:t>1Cr 1.32</w:t>
+      </w:r>
       <w:r>
         <w:rPr>
           <w:lang w:val="pt_PT" w:bidi="pt_PT"/>
         </w:rPr>
         <w:t>), e seus filhos receberam presentes em vez de uma parte na herança. Os filhos de Quetura foram os ancestrais de tribos com as quais Israel entrou em contato após a Conquista, especialmente os filhos de Midiã e Jocsã, Seba e Dedã (</w:t>
       </w:r>
-      <w:hyperlink r:id="rId189">
-        <w:r>
-          <w:rPr>
-            <w:lang w:val="pt_PT" w:bidi="pt_PT"/>
-          </w:rPr>
-          <w:rPr>
-            <w:color w:val="0000EE"/>
-            <w:u w:val="single"/>
-          </w:rPr>
-          <w:t>Gn 25.3</w:t>
-        </w:r>
-      </w:hyperlink>
+      <w:r>
+        <w:rPr>
+          <w:lang w:val="pt_PT" w:bidi="pt_PT"/>
+        </w:rPr>
+        <w:t>Gn 25.3</w:t>
+      </w:r>
       <w:r>
         <w:rPr>
           <w:lang w:val="pt_PT" w:bidi="pt_PT"/>
         </w:rPr>
         <w:t xml:space="preserve">). Pelo que se pode determinar, as tribos se estabeleceram nas regiões norte e central do norte do Eufrates, até as seções centrais do Deserto Arábico. Eles eram comerciantes (cap. </w:t>
       </w:r>
-      <w:hyperlink r:id="rId190">
-        <w:r>
-          <w:rPr>
-            <w:lang w:val="pt_PT" w:bidi="pt_PT"/>
-          </w:rPr>
-          <w:rPr>
-            <w:color w:val="0000EE"/>
-            <w:u w:val="single"/>
-          </w:rPr>
-          <w:t>37</w:t>
-        </w:r>
-      </w:hyperlink>
+      <w:r>
+        <w:rPr>
+          <w:lang w:val="pt_PT" w:bidi="pt_PT"/>
+        </w:rPr>
+        <w:t>37</w:t>
+      </w:r>
       <w:r>
         <w:rPr>
           <w:lang w:val="pt_PT" w:bidi="pt_PT"/>
         </w:rPr>
         <w:t>) e pastores (</w:t>
       </w:r>
-      <w:hyperlink r:id="rId191">
-        <w:r>
-          <w:rPr>
-            <w:lang w:val="pt_PT" w:bidi="pt_PT"/>
-          </w:rPr>
-          <w:rPr>
-            <w:color w:val="0000EE"/>
-            <w:u w:val="single"/>
-          </w:rPr>
-          <w:t>Êx 2.16</w:t>
-        </w:r>
-      </w:hyperlink>
+      <w:r>
+        <w:rPr>
+          <w:lang w:val="pt_PT" w:bidi="pt_PT"/>
+        </w:rPr>
+        <w:t>Êx 2.16</w:t>
+      </w:r>
       <w:r>
         <w:rPr>
           <w:lang w:val="pt_PT" w:bidi="pt_PT"/>
         </w:rPr>
         <w:t>). Estavam envolvidos no comércio internacional (</w:t>
       </w:r>
-      <w:hyperlink r:id="rId192">
-        <w:r>
-          <w:rPr>
-            <w:lang w:val="pt_PT" w:bidi="pt_PT"/>
-          </w:rPr>
-          <w:rPr>
-            <w:color w:val="0000EE"/>
-            <w:u w:val="single"/>
-          </w:rPr>
-          <w:t>Is 60.6</w:t>
-        </w:r>
-      </w:hyperlink>
+      <w:r>
+        <w:rPr>
+          <w:lang w:val="pt_PT" w:bidi="pt_PT"/>
+        </w:rPr>
+        <w:t>Is 60.6</w:t>
+      </w:r>
       <w:r>
         <w:rPr>
           <w:lang w:val="pt_PT" w:bidi="pt_PT"/>
         </w:rPr>
         <w:t>). Por exemplo, a Rainha de Sabá, uma descendente de Jocsã (</w:t>
       </w:r>
-      <w:hyperlink r:id="rId189">
-        <w:r>
-          <w:rPr>
-            <w:lang w:val="pt_PT" w:bidi="pt_PT"/>
-          </w:rPr>
-          <w:rPr>
-            <w:color w:val="0000EE"/>
-            <w:u w:val="single"/>
-          </w:rPr>
-          <w:t>Gn 25.3</w:t>
-        </w:r>
-      </w:hyperlink>
+      <w:r>
+        <w:rPr>
+          <w:lang w:val="pt_PT" w:bidi="pt_PT"/>
+        </w:rPr>
+        <w:t>Gn 25.3</w:t>
+      </w:r>
       <w:r>
         <w:rPr>
           <w:lang w:val="pt_PT" w:bidi="pt_PT"/>
         </w:rPr>
         <w:t>), veio a Salomão para iniciar relações comerciais (</w:t>
       </w:r>
-      <w:hyperlink r:id="rId193">
-        <w:r>
-          <w:rPr>
-            <w:lang w:val="pt_PT" w:bidi="pt_PT"/>
-          </w:rPr>
-          <w:rPr>
-            <w:color w:val="0000EE"/>
-            <w:u w:val="single"/>
-          </w:rPr>
-          <w:t>1Rs 10.2</w:t>
-        </w:r>
-      </w:hyperlink>
+      <w:r>
+        <w:rPr>
+          <w:lang w:val="pt_PT" w:bidi="pt_PT"/>
+        </w:rPr>
+        <w:t>1Rs 10.2</w:t>
+      </w:r>
       <w:r>
         <w:rPr>
           <w:lang w:val="pt_PT" w:bidi="pt_PT"/>
@@ -8731,18 +7531,12 @@
         </w:rPr>
         <w:t>A segunda filha de Jó. Ela nasceu depois que Deus restaurou a sorte de Jó (</w:t>
       </w:r>
-      <w:hyperlink r:id="rId123">
-        <w:r>
-          <w:rPr>
-            <w:lang w:val="pt_PT" w:bidi="pt_PT"/>
-          </w:rPr>
-          <w:rPr>
-            <w:color w:val="0000EE"/>
-            <w:u w:val="single"/>
-          </w:rPr>
-          <w:t>Jó 42.14</w:t>
-        </w:r>
-      </w:hyperlink>
+      <w:r>
+        <w:rPr>
+          <w:lang w:val="pt_PT" w:bidi="pt_PT"/>
+        </w:rPr>
+        <w:t>Jó 42.14</w:t>
+      </w:r>
       <w:r>
         <w:rPr>
           <w:lang w:val="pt_PT" w:bidi="pt_PT"/>
@@ -8797,18 +7591,12 @@
         </w:rPr>
         <w:t>Outro nome para Aczibe, uma cidade no território de Judá (</w:t>
       </w:r>
-      <w:hyperlink r:id="rId194">
-        <w:r>
-          <w:rPr>
-            <w:lang w:val="pt_PT" w:bidi="pt_PT"/>
-          </w:rPr>
-          <w:rPr>
-            <w:color w:val="0000EE"/>
-            <w:u w:val="single"/>
-          </w:rPr>
-          <w:t>Gênesis 38.5</w:t>
-        </w:r>
-      </w:hyperlink>
+      <w:r>
+        <w:rPr>
+          <w:lang w:val="pt_PT" w:bidi="pt_PT"/>
+        </w:rPr>
+        <w:t>Gênesis 38.5</w:t>
+      </w:r>
       <w:r>
         <w:rPr>
           <w:lang w:val="pt_PT" w:bidi="pt_PT"/>
@@ -8896,18 +7684,12 @@
         </w:rPr>
         <w:t>Uma cidade no território de Judá (</w:t>
       </w:r>
-      <w:hyperlink r:id="rId194">
-        <w:r>
-          <w:rPr>
-            <w:lang w:val="pt_PT" w:bidi="pt_PT"/>
-          </w:rPr>
-          <w:rPr>
-            <w:color w:val="0000EE"/>
-            <w:u w:val="single"/>
-          </w:rPr>
-          <w:t>Gênesis 38.5</w:t>
-        </w:r>
-      </w:hyperlink>
+      <w:r>
+        <w:rPr>
+          <w:lang w:val="pt_PT" w:bidi="pt_PT"/>
+        </w:rPr>
+        <w:t>Gênesis 38.5</w:t>
+      </w:r>
       <w:r>
         <w:rPr>
           <w:lang w:val="pt_PT" w:bidi="pt_PT"/>
@@ -8968,38 +7750,14 @@
         <w:rPr>
           <w:lang w:val="pt_PT" w:bidi="pt_PT"/>
         </w:rPr>
-        <w:t>Local mencionado no livro de Judite como demarcando o acampamento do exército de Holofernes (</w:t>
-      </w:r>
-      <w:hyperlink r:id="rId195">
-        <w:r>
-          <w:rPr>
-            <w:lang w:val="pt_PT" w:bidi="pt_PT"/>
-          </w:rPr>
-          <w:rPr>
-            <w:color w:val="0000EE"/>
-            <w:u w:val="single"/>
-          </w:rPr>
-          <w:t>Jt 7.3</w:t>
-        </w:r>
-      </w:hyperlink>
-      <w:r>
-        <w:rPr>
-          <w:lang w:val="pt_PT" w:bidi="pt_PT"/>
-        </w:rPr>
-        <w:t>). O nome é incerto: "Quiamon" é encontrado no texto grego, mas o siríaco tem "Cadmon". Dois manuscritos hebraicos posteriores têm "Selmon", outro "Hermon". A Vulgata Latina tem "Chelmon". Alguns estudiosos conectaram o local com Jocneão, o moderno Tell Quiamon (</w:t>
-      </w:r>
-      <w:hyperlink r:id="rId196">
-        <w:r>
-          <w:rPr>
-            <w:lang w:val="pt_PT" w:bidi="pt_PT"/>
-          </w:rPr>
-          <w:rPr>
-            <w:color w:val="0000EE"/>
-            <w:u w:val="single"/>
-          </w:rPr>
-          <w:t>Js 12.22</w:t>
-        </w:r>
-      </w:hyperlink>
+        <w:t>Local mencionado no livro de Judite como demarcando o acampamento do exército de Holofernes (Jt 7.3). O nome é incerto: "Quiamon" é encontrado no texto grego, mas o siríaco tem "Cadmon". Dois manuscritos hebraicos posteriores têm "Selmon", outro "Hermon". A Vulgata Latina tem "Chelmon". Alguns estudiosos conectaram o local com Jocneão, o moderno Tell Quiamon (</w:t>
+      </w:r>
+      <w:r>
+        <w:rPr>
+          <w:lang w:val="pt_PT" w:bidi="pt_PT"/>
+        </w:rPr>
+        <w:t>Js 12.22</w:t>
+      </w:r>
       <w:r>
         <w:rPr>
           <w:lang w:val="pt_PT" w:bidi="pt_PT"/>
@@ -9054,54 +7812,36 @@
         </w:rPr>
         <w:t>Local no deserto onde os israelitas que morreram pela praga por desejarem carne do Egito foram enterrados (</w:t>
       </w:r>
-      <w:hyperlink r:id="rId197">
-        <w:r>
-          <w:rPr>
-            <w:lang w:val="pt_PT" w:bidi="pt_PT"/>
-          </w:rPr>
-          <w:rPr>
-            <w:color w:val="0000EE"/>
-            <w:u w:val="single"/>
-          </w:rPr>
-          <w:t>Nm 11.34–35</w:t>
-        </w:r>
-      </w:hyperlink>
+      <w:r>
+        <w:rPr>
+          <w:lang w:val="pt_PT" w:bidi="pt_PT"/>
+        </w:rPr>
+        <w:t>Nm 11.34–35</w:t>
+      </w:r>
       <w:r>
         <w:rPr>
           <w:lang w:val="pt_PT" w:bidi="pt_PT"/>
         </w:rPr>
         <w:t xml:space="preserve">; </w:t>
       </w:r>
-      <w:hyperlink r:id="rId198">
-        <w:r>
-          <w:rPr>
-            <w:lang w:val="pt_PT" w:bidi="pt_PT"/>
-          </w:rPr>
-          <w:rPr>
-            <w:color w:val="0000EE"/>
-            <w:u w:val="single"/>
-          </w:rPr>
-          <w:t>33.16–17</w:t>
-        </w:r>
-      </w:hyperlink>
+      <w:r>
+        <w:rPr>
+          <w:lang w:val="pt_PT" w:bidi="pt_PT"/>
+        </w:rPr>
+        <w:t>33.16–17</w:t>
+      </w:r>
       <w:r>
         <w:rPr>
           <w:lang w:val="pt_PT" w:bidi="pt_PT"/>
         </w:rPr>
         <w:t xml:space="preserve">; </w:t>
       </w:r>
-      <w:hyperlink r:id="rId199">
-        <w:r>
-          <w:rPr>
-            <w:lang w:val="pt_PT" w:bidi="pt_PT"/>
-          </w:rPr>
-          <w:rPr>
-            <w:color w:val="0000EE"/>
-            <w:u w:val="single"/>
-          </w:rPr>
-          <w:t>Dt 9.22</w:t>
-        </w:r>
-      </w:hyperlink>
+      <w:r>
+        <w:rPr>
+          <w:lang w:val="pt_PT" w:bidi="pt_PT"/>
+        </w:rPr>
+        <w:t>Dt 9.22</w:t>
+      </w:r>
       <w:r>
         <w:rPr>
           <w:lang w:val="pt_PT" w:bidi="pt_PT"/>
@@ -9189,36 +7929,24 @@
         </w:rPr>
         <w:t>Uma das várias cidades em Efraim dadas à família levítica de Coate após a conquista de Canaã (</w:t>
       </w:r>
-      <w:hyperlink r:id="rId200">
-        <w:r>
-          <w:rPr>
-            <w:lang w:val="pt_PT" w:bidi="pt_PT"/>
-          </w:rPr>
-          <w:rPr>
-            <w:color w:val="0000EE"/>
-            <w:u w:val="single"/>
-          </w:rPr>
-          <w:t>Js 21.22</w:t>
-        </w:r>
-      </w:hyperlink>
+      <w:r>
+        <w:rPr>
+          <w:lang w:val="pt_PT" w:bidi="pt_PT"/>
+        </w:rPr>
+        <w:t>Js 21.22</w:t>
+      </w:r>
       <w:r>
         <w:rPr>
           <w:lang w:val="pt_PT" w:bidi="pt_PT"/>
         </w:rPr>
         <w:t xml:space="preserve">). Provavelmente é a mesma que Jocmeão de </w:t>
       </w:r>
-      <w:hyperlink r:id="rId201">
-        <w:r>
-          <w:rPr>
-            <w:lang w:val="pt_PT" w:bidi="pt_PT"/>
-          </w:rPr>
-          <w:rPr>
-            <w:color w:val="0000EE"/>
-            <w:u w:val="single"/>
-          </w:rPr>
-          <w:t>1 Crônicas 6.68</w:t>
-        </w:r>
-      </w:hyperlink>
+      <w:r>
+        <w:rPr>
+          <w:lang w:val="pt_PT" w:bidi="pt_PT"/>
+        </w:rPr>
+        <w:t>1 Crônicas 6.68</w:t>
+      </w:r>
       <w:r>
         <w:rPr>
           <w:lang w:val="pt_PT" w:bidi="pt_PT"/>
@@ -9273,72 +8001,48 @@
         </w:rPr>
         <w:t>A eira onde Deus feriu Uzá quando ele tentou segurar a Arca da Aliança (</w:t>
       </w:r>
-      <w:hyperlink r:id="rId202">
-        <w:r>
-          <w:rPr>
-            <w:lang w:val="pt_PT" w:bidi="pt_PT"/>
-          </w:rPr>
-          <w:rPr>
-            <w:color w:val="0000EE"/>
-            <w:u w:val="single"/>
-          </w:rPr>
-          <w:t>1Cr 13.9</w:t>
-        </w:r>
-      </w:hyperlink>
+      <w:r>
+        <w:rPr>
+          <w:lang w:val="pt_PT" w:bidi="pt_PT"/>
+        </w:rPr>
+        <w:t>1Cr 13.9</w:t>
+      </w:r>
       <w:r>
         <w:rPr>
           <w:lang w:val="pt_PT" w:bidi="pt_PT"/>
         </w:rPr>
         <w:t xml:space="preserve">). A passagem paralela em </w:t>
       </w:r>
-      <w:hyperlink r:id="rId203">
-        <w:r>
-          <w:rPr>
-            <w:lang w:val="pt_PT" w:bidi="pt_PT"/>
-          </w:rPr>
-          <w:rPr>
-            <w:color w:val="0000EE"/>
-            <w:u w:val="single"/>
-          </w:rPr>
-          <w:t>2 Samuel 6.6</w:t>
-        </w:r>
-      </w:hyperlink>
+      <w:r>
+        <w:rPr>
+          <w:lang w:val="pt_PT" w:bidi="pt_PT"/>
+        </w:rPr>
+        <w:t>2 Samuel 6.6</w:t>
+      </w:r>
       <w:r>
         <w:rPr>
           <w:lang w:val="pt_PT" w:bidi="pt_PT"/>
         </w:rPr>
         <w:t xml:space="preserve"> refere-se a este lugar como "a eira de Nacom". Após a morte de Uzá, o rei Davi renomeou o lugar como "Peres-Uzá". Isso significa "a brecha de Uzá" ou "o surto contra Uzá" (</w:t>
       </w:r>
-      <w:hyperlink r:id="rId204">
-        <w:r>
-          <w:rPr>
-            <w:lang w:val="pt_PT" w:bidi="pt_PT"/>
-          </w:rPr>
-          <w:rPr>
-            <w:color w:val="0000EE"/>
-            <w:u w:val="single"/>
-          </w:rPr>
-          <w:t>2Sm 6.8</w:t>
-        </w:r>
-      </w:hyperlink>
+      <w:r>
+        <w:rPr>
+          <w:lang w:val="pt_PT" w:bidi="pt_PT"/>
+        </w:rPr>
+        <w:t>2Sm 6.8</w:t>
+      </w:r>
       <w:r>
         <w:rPr>
           <w:lang w:val="pt_PT" w:bidi="pt_PT"/>
         </w:rPr>
         <w:t xml:space="preserve">; </w:t>
       </w:r>
-      <w:hyperlink r:id="rId205">
-        <w:r>
-          <w:rPr>
-            <w:lang w:val="pt_PT" w:bidi="pt_PT"/>
-          </w:rPr>
-          <w:rPr>
-            <w:color w:val="0000EE"/>
-            <w:u w:val="single"/>
-          </w:rPr>
-          <w:t>1Cr 13.11</w:t>
-        </w:r>
-      </w:hyperlink>
+      <w:r>
+        <w:rPr>
+          <w:lang w:val="pt_PT" w:bidi="pt_PT"/>
+        </w:rPr>
+        <w:t>1Cr 13.11</w:t>
+      </w:r>
       <w:r>
         <w:rPr>
           <w:lang w:val="pt_PT" w:bidi="pt_PT"/>
@@ -9393,36 +8097,24 @@
         </w:rPr>
         <w:t>O segundo filho do rei Davi. Quileabe foi o primeiro filho nascido dele por Abigail (</w:t>
       </w:r>
-      <w:hyperlink r:id="rId206">
-        <w:r>
-          <w:rPr>
-            <w:lang w:val="pt_PT" w:bidi="pt_PT"/>
-          </w:rPr>
-          <w:rPr>
-            <w:color w:val="0000EE"/>
-            <w:u w:val="single"/>
-          </w:rPr>
-          <w:t>2Sm 3.3</w:t>
-        </w:r>
-      </w:hyperlink>
+      <w:r>
+        <w:rPr>
+          <w:lang w:val="pt_PT" w:bidi="pt_PT"/>
+        </w:rPr>
+        <w:t>2Sm 3.3</w:t>
+      </w:r>
       <w:r>
         <w:rPr>
           <w:lang w:val="pt_PT" w:bidi="pt_PT"/>
         </w:rPr>
         <w:t xml:space="preserve">). Outro nome para Quileabe é Daniel em </w:t>
       </w:r>
-      <w:hyperlink r:id="rId207">
-        <w:r>
-          <w:rPr>
-            <w:lang w:val="pt_PT" w:bidi="pt_PT"/>
-          </w:rPr>
-          <w:rPr>
-            <w:color w:val="0000EE"/>
-            <w:u w:val="single"/>
-          </w:rPr>
-          <w:t>1 Crônicas 3.1</w:t>
-        </w:r>
-      </w:hyperlink>
+      <w:r>
+        <w:rPr>
+          <w:lang w:val="pt_PT" w:bidi="pt_PT"/>
+        </w:rPr>
+        <w:t>1 Crônicas 3.1</w:t>
+      </w:r>
       <w:r>
         <w:rPr>
           <w:lang w:val="pt_PT" w:bidi="pt_PT"/>
@@ -9485,54 +8177,36 @@
         </w:rPr>
         <w:t>Um dos dois filhos de Elimeleque e Noemi (</w:t>
       </w:r>
-      <w:hyperlink r:id="rId208">
-        <w:r>
-          <w:rPr>
-            <w:lang w:val="pt_PT" w:bidi="pt_PT"/>
-          </w:rPr>
-          <w:rPr>
-            <w:color w:val="0000EE"/>
-            <w:u w:val="single"/>
-          </w:rPr>
-          <w:t>Rute 1.2</w:t>
-        </w:r>
-      </w:hyperlink>
+      <w:r>
+        <w:rPr>
+          <w:lang w:val="pt_PT" w:bidi="pt_PT"/>
+        </w:rPr>
+        <w:t>Rute 1.2</w:t>
+      </w:r>
       <w:r>
         <w:rPr>
           <w:lang w:val="pt_PT" w:bidi="pt_PT"/>
         </w:rPr>
         <w:t xml:space="preserve">). Quiliom casou-se com uma moabita chamada Orfa (versículo </w:t>
       </w:r>
-      <w:hyperlink r:id="rId209">
-        <w:r>
-          <w:rPr>
-            <w:lang w:val="pt_PT" w:bidi="pt_PT"/>
-          </w:rPr>
-          <w:rPr>
-            <w:color w:val="0000EE"/>
-            <w:u w:val="single"/>
-          </w:rPr>
-          <w:t>4</w:t>
-        </w:r>
-      </w:hyperlink>
+      <w:r>
+        <w:rPr>
+          <w:lang w:val="pt_PT" w:bidi="pt_PT"/>
+        </w:rPr>
+        <w:t>4</w:t>
+      </w:r>
       <w:r>
         <w:rPr>
           <w:lang w:val="pt_PT" w:bidi="pt_PT"/>
         </w:rPr>
         <w:t xml:space="preserve">). Quiliom mais tarde morreu em Moabe (versículo </w:t>
       </w:r>
-      <w:hyperlink r:id="rId210">
-        <w:r>
-          <w:rPr>
-            <w:lang w:val="pt_PT" w:bidi="pt_PT"/>
-          </w:rPr>
-          <w:rPr>
-            <w:color w:val="0000EE"/>
-            <w:u w:val="single"/>
-          </w:rPr>
-          <w:t>5</w:t>
-        </w:r>
-      </w:hyperlink>
+      <w:r>
+        <w:rPr>
+          <w:lang w:val="pt_PT" w:bidi="pt_PT"/>
+        </w:rPr>
+        <w:t>5</w:t>
+      </w:r>
       <w:r>
         <w:rPr>
           <w:lang w:val="pt_PT" w:bidi="pt_PT"/>
@@ -9595,18 +8269,12 @@
         </w:rPr>
         <w:t>Uma cidade mesopotâmica listada junto com Harã, Cane, Éden e Assur como aquelas que comerciavam com Tiro (</w:t>
       </w:r>
-      <w:hyperlink r:id="rId211">
-        <w:r>
-          <w:rPr>
-            <w:lang w:val="pt_PT" w:bidi="pt_PT"/>
-          </w:rPr>
-          <w:rPr>
-            <w:color w:val="0000EE"/>
-            <w:u w:val="single"/>
-          </w:rPr>
-          <w:t>Ez 27.23</w:t>
-        </w:r>
-      </w:hyperlink>
+      <w:r>
+        <w:rPr>
+          <w:lang w:val="pt_PT" w:bidi="pt_PT"/>
+        </w:rPr>
+        <w:t>Ez 27.23</w:t>
+      </w:r>
       <w:r>
         <w:rPr>
           <w:lang w:val="pt_PT" w:bidi="pt_PT"/>
@@ -9661,54 +8329,36 @@
         </w:rPr>
         <w:t>Um filho de Barzilai, segundo o historiador judeu Josefo. Quimã era um homem muito rico que forneceu comida ao rei Davi e seus homens. Isso aconteceu enquanto eles estavam em Maanaim, quando Davi estava fugindo de seu filho Absalão (</w:t>
       </w:r>
-      <w:hyperlink r:id="rId212">
-        <w:r>
-          <w:rPr>
-            <w:lang w:val="pt_PT" w:bidi="pt_PT"/>
-          </w:rPr>
-          <w:rPr>
-            <w:color w:val="0000EE"/>
-            <w:u w:val="single"/>
-          </w:rPr>
-          <w:t>2Sm 19.32</w:t>
-        </w:r>
-      </w:hyperlink>
+      <w:r>
+        <w:rPr>
+          <w:lang w:val="pt_PT" w:bidi="pt_PT"/>
+        </w:rPr>
+        <w:t>2Sm 19.32</w:t>
+      </w:r>
       <w:r>
         <w:rPr>
           <w:lang w:val="pt_PT" w:bidi="pt_PT"/>
         </w:rPr>
         <w:t xml:space="preserve">). Davi convidou Barzilai para voltar com ele a Jerusalém, mas Barzilai recusou essa oferta. Em vez disso, ele pediu que Davi mostrasse bondade a Quimã (versículos </w:t>
       </w:r>
-      <w:hyperlink r:id="rId213">
-        <w:r>
-          <w:rPr>
-            <w:lang w:val="pt_PT" w:bidi="pt_PT"/>
-          </w:rPr>
-          <w:rPr>
-            <w:color w:val="0000EE"/>
-            <w:u w:val="single"/>
-          </w:rPr>
-          <w:t>37–40</w:t>
-        </w:r>
-      </w:hyperlink>
+      <w:r>
+        <w:rPr>
+          <w:lang w:val="pt_PT" w:bidi="pt_PT"/>
+        </w:rPr>
+        <w:t>37–40</w:t>
+      </w:r>
       <w:r>
         <w:rPr>
           <w:lang w:val="pt_PT" w:bidi="pt_PT"/>
         </w:rPr>
         <w:t>). Davi concordou com esse pedido. Mais tarde, ele instruiu seu filho Salomão a dar constante apoio do palácio a Quimã (</w:t>
       </w:r>
-      <w:hyperlink r:id="rId214">
-        <w:r>
-          <w:rPr>
-            <w:lang w:val="pt_PT" w:bidi="pt_PT"/>
-          </w:rPr>
-          <w:rPr>
-            <w:color w:val="0000EE"/>
-            <w:u w:val="single"/>
-          </w:rPr>
-          <w:t>1Rs 2.7</w:t>
-        </w:r>
-      </w:hyperlink>
+      <w:r>
+        <w:rPr>
+          <w:lang w:val="pt_PT" w:bidi="pt_PT"/>
+        </w:rPr>
+        <w:t>1Rs 2.7</w:t>
+      </w:r>
       <w:r>
         <w:rPr>
           <w:lang w:val="pt_PT" w:bidi="pt_PT"/>
@@ -9729,18 +8379,12 @@
         </w:rPr>
         <w:t>Seu nome aparece séculos depois em um lugar chamado Gerute-Quimã, que estava localizado perto de Belém. É neste local que as pessoas que Joanã havia resgatado de Ismael ficaram temporariamente, antes de planejarem continuar sua jornada para o Egito (</w:t>
       </w:r>
-      <w:hyperlink r:id="rId215">
-        <w:r>
-          <w:rPr>
-            <w:lang w:val="pt_PT" w:bidi="pt_PT"/>
-          </w:rPr>
-          <w:rPr>
-            <w:color w:val="0000EE"/>
-            <w:u w:val="single"/>
-          </w:rPr>
-          <w:t>Jr 41.17</w:t>
-        </w:r>
-      </w:hyperlink>
+      <w:r>
+        <w:rPr>
+          <w:lang w:val="pt_PT" w:bidi="pt_PT"/>
+        </w:rPr>
+        <w:t>Jr 41.17</w:t>
+      </w:r>
       <w:r>
         <w:rPr>
           <w:lang w:val="pt_PT" w:bidi="pt_PT"/>
@@ -9795,36 +8439,24 @@
         </w:rPr>
         <w:t>Cidade no Neguebe de Judá (</w:t>
       </w:r>
-      <w:hyperlink r:id="rId216">
-        <w:r>
-          <w:rPr>
-            <w:lang w:val="pt_PT" w:bidi="pt_PT"/>
-          </w:rPr>
-          <w:rPr>
-            <w:color w:val="0000EE"/>
-            <w:u w:val="single"/>
-          </w:rPr>
-          <w:t>Js 15.22</w:t>
-        </w:r>
-      </w:hyperlink>
+      <w:r>
+        <w:rPr>
+          <w:lang w:val="pt_PT" w:bidi="pt_PT"/>
+        </w:rPr>
+        <w:t>Js 15.22</w:t>
+      </w:r>
       <w:r>
         <w:rPr>
           <w:lang w:val="pt_PT" w:bidi="pt_PT"/>
         </w:rPr>
         <w:t>), possivelmente nomeada em homenagem aos queneus que viviam na área (</w:t>
       </w:r>
-      <w:hyperlink r:id="rId217">
-        <w:r>
-          <w:rPr>
-            <w:lang w:val="pt_PT" w:bidi="pt_PT"/>
-          </w:rPr>
-          <w:rPr>
-            <w:color w:val="0000EE"/>
-            <w:u w:val="single"/>
-          </w:rPr>
-          <w:t>Jz 1.16</w:t>
-        </w:r>
-      </w:hyperlink>
+      <w:r>
+        <w:rPr>
+          <w:lang w:val="pt_PT" w:bidi="pt_PT"/>
+        </w:rPr>
+        <w:t>Jz 1.16</w:t>
+      </w:r>
       <w:r>
         <w:rPr>
           <w:lang w:val="pt_PT" w:bidi="pt_PT"/>
@@ -9887,18 +8519,12 @@
         </w:rPr>
         <w:t>Uma cidade fortificada no território da tribo de Naftali (</w:t>
       </w:r>
-      <w:hyperlink r:id="rId218">
-        <w:r>
-          <w:rPr>
-            <w:lang w:val="pt_PT" w:bidi="pt_PT"/>
-          </w:rPr>
-          <w:rPr>
-            <w:color w:val="0000EE"/>
-            <w:u w:val="single"/>
-          </w:rPr>
-          <w:t>Js 19.35</w:t>
-        </w:r>
-      </w:hyperlink>
+      <w:r>
+        <w:rPr>
+          <w:lang w:val="pt_PT" w:bidi="pt_PT"/>
+        </w:rPr>
+        <w:t>Js 19.35</w:t>
+      </w:r>
       <w:r>
         <w:rPr>
           <w:lang w:val="pt_PT" w:bidi="pt_PT"/>
@@ -9923,18 +8549,12 @@
         </w:rPr>
         <w:t>Um distrito no território de Naftali que incluía a cidade mencionada acima (#1). Ben-Hadade, rei da Síria, a conquistou no início do século IX a.C. durante o reinado de Baasa, rei do norte de Israel (</w:t>
       </w:r>
-      <w:hyperlink r:id="rId219">
-        <w:r>
-          <w:rPr>
-            <w:lang w:val="pt_PT" w:bidi="pt_PT"/>
-          </w:rPr>
-          <w:rPr>
-            <w:color w:val="0000EE"/>
-            <w:u w:val="single"/>
-          </w:rPr>
-          <w:t>1Rs 15.20</w:t>
-        </w:r>
-      </w:hyperlink>
+      <w:r>
+        <w:rPr>
+          <w:lang w:val="pt_PT" w:bidi="pt_PT"/>
+        </w:rPr>
+        <w:t>1Rs 15.20</w:t>
+      </w:r>
       <w:r>
         <w:rPr>
           <w:lang w:val="pt_PT" w:bidi="pt_PT"/>
@@ -9959,108 +8579,72 @@
         </w:rPr>
         <w:t>Um nome antigo para o Mar da Galileia (</w:t>
       </w:r>
-      <w:hyperlink r:id="rId220">
-        <w:r>
-          <w:rPr>
-            <w:lang w:val="pt_PT" w:bidi="pt_PT"/>
-          </w:rPr>
-          <w:rPr>
-            <w:color w:val="0000EE"/>
-            <w:u w:val="single"/>
-          </w:rPr>
-          <w:t>Nm 34.11</w:t>
-        </w:r>
-      </w:hyperlink>
+      <w:r>
+        <w:rPr>
+          <w:lang w:val="pt_PT" w:bidi="pt_PT"/>
+        </w:rPr>
+        <w:t>Nm 34.11</w:t>
+      </w:r>
       <w:r>
         <w:rPr>
           <w:lang w:val="pt_PT" w:bidi="pt_PT"/>
         </w:rPr>
         <w:t xml:space="preserve">; </w:t>
       </w:r>
-      <w:hyperlink r:id="rId221">
-        <w:r>
-          <w:rPr>
-            <w:lang w:val="pt_PT" w:bidi="pt_PT"/>
-          </w:rPr>
-          <w:rPr>
-            <w:color w:val="0000EE"/>
-            <w:u w:val="single"/>
-          </w:rPr>
-          <w:t>Dt 3.17</w:t>
-        </w:r>
-      </w:hyperlink>
+      <w:r>
+        <w:rPr>
+          <w:lang w:val="pt_PT" w:bidi="pt_PT"/>
+        </w:rPr>
+        <w:t>Dt 3.17</w:t>
+      </w:r>
       <w:r>
         <w:rPr>
           <w:lang w:val="pt_PT" w:bidi="pt_PT"/>
         </w:rPr>
         <w:t xml:space="preserve">; </w:t>
       </w:r>
-      <w:hyperlink r:id="rId222">
-        <w:r>
-          <w:rPr>
-            <w:lang w:val="pt_PT" w:bidi="pt_PT"/>
-          </w:rPr>
-          <w:rPr>
-            <w:color w:val="0000EE"/>
-            <w:u w:val="single"/>
-          </w:rPr>
-          <w:t>Js 11.2</w:t>
-        </w:r>
-      </w:hyperlink>
+      <w:r>
+        <w:rPr>
+          <w:lang w:val="pt_PT" w:bidi="pt_PT"/>
+        </w:rPr>
+        <w:t>Js 11.2</w:t>
+      </w:r>
       <w:r>
         <w:rPr>
           <w:lang w:val="pt_PT" w:bidi="pt_PT"/>
         </w:rPr>
         <w:t xml:space="preserve">; </w:t>
       </w:r>
-      <w:hyperlink r:id="rId223">
-        <w:r>
-          <w:rPr>
-            <w:lang w:val="pt_PT" w:bidi="pt_PT"/>
-          </w:rPr>
-          <w:rPr>
-            <w:color w:val="0000EE"/>
-            <w:u w:val="single"/>
-          </w:rPr>
-          <w:t>12.3</w:t>
-        </w:r>
-      </w:hyperlink>
+      <w:r>
+        <w:rPr>
+          <w:lang w:val="pt_PT" w:bidi="pt_PT"/>
+        </w:rPr>
+        <w:t>12.3</w:t>
+      </w:r>
       <w:r>
         <w:rPr>
           <w:lang w:val="pt_PT" w:bidi="pt_PT"/>
         </w:rPr>
         <w:t xml:space="preserve">; </w:t>
       </w:r>
-      <w:hyperlink r:id="rId224">
-        <w:r>
-          <w:rPr>
-            <w:lang w:val="pt_PT" w:bidi="pt_PT"/>
-          </w:rPr>
-          <w:rPr>
-            <w:color w:val="0000EE"/>
-            <w:u w:val="single"/>
-          </w:rPr>
-          <w:t>13.27</w:t>
-        </w:r>
-      </w:hyperlink>
+      <w:r>
+        <w:rPr>
+          <w:lang w:val="pt_PT" w:bidi="pt_PT"/>
+        </w:rPr>
+        <w:t>13.27</w:t>
+      </w:r>
       <w:r>
         <w:rPr>
           <w:lang w:val="pt_PT" w:bidi="pt_PT"/>
         </w:rPr>
         <w:t>). Não se sabe ao certo se a cidade foi nomeada após o mar ou o mar após a cidade. O nome significa "liras", possivelmente porque o mar tem a forma de uma lira (um instrumento de cordas semelhante a uma harpa). Nos tempos do Novo Testamento, o nome tornou-se Genesaré (</w:t>
       </w:r>
-      <w:hyperlink r:id="rId225">
-        <w:r>
-          <w:rPr>
-            <w:lang w:val="pt_PT" w:bidi="pt_PT"/>
-          </w:rPr>
-          <w:rPr>
-            <w:color w:val="0000EE"/>
-            <w:u w:val="single"/>
-          </w:rPr>
-          <w:t>Lc 5.1</w:t>
-        </w:r>
-      </w:hyperlink>
+      <w:r>
+        <w:rPr>
+          <w:lang w:val="pt_PT" w:bidi="pt_PT"/>
+        </w:rPr>
+        <w:t>Lc 5.1</w:t>
+      </w:r>
       <w:r>
         <w:rPr>
           <w:lang w:val="pt_PT" w:bidi="pt_PT"/>
@@ -10149,18 +8733,12 @@
         </w:rPr>
         <w:t>Uma cidade fortificada no território dado à tribo de Naftali (</w:t>
       </w:r>
-      <w:hyperlink r:id="rId218">
-        <w:r>
-          <w:rPr>
-            <w:lang w:val="pt_PT" w:bidi="pt_PT"/>
-          </w:rPr>
-          <w:rPr>
-            <w:color w:val="0000EE"/>
-            <w:u w:val="single"/>
-          </w:rPr>
-          <w:t>Js 19.35</w:t>
-        </w:r>
-      </w:hyperlink>
+      <w:r>
+        <w:rPr>
+          <w:lang w:val="pt_PT" w:bidi="pt_PT"/>
+        </w:rPr>
+        <w:t>Js 19.35</w:t>
+      </w:r>
       <w:r>
         <w:rPr>
           <w:lang w:val="pt_PT" w:bidi="pt_PT"/>
@@ -10185,18 +8763,12 @@
         </w:rPr>
         <w:t>Um distrito no território de Naftali que incluía o #1 acima. Ben-Hadade, rei da Síria, conquistou-o no início do século IX a.C., durante o reinado de Baasa, rei do norte de Israel (</w:t>
       </w:r>
-      <w:hyperlink r:id="rId219">
-        <w:r>
-          <w:rPr>
-            <w:lang w:val="pt_PT" w:bidi="pt_PT"/>
-          </w:rPr>
-          <w:rPr>
-            <w:color w:val="0000EE"/>
-            <w:u w:val="single"/>
-          </w:rPr>
-          <w:t>1Rs 15.20</w:t>
-        </w:r>
-      </w:hyperlink>
+      <w:r>
+        <w:rPr>
+          <w:lang w:val="pt_PT" w:bidi="pt_PT"/>
+        </w:rPr>
+        <w:t>1Rs 15.20</w:t>
+      </w:r>
       <w:r>
         <w:rPr>
           <w:lang w:val="pt_PT" w:bidi="pt_PT"/>
@@ -10221,108 +8793,72 @@
         </w:rPr>
         <w:t>Um nome antigo para o mar da Galileia (</w:t>
       </w:r>
-      <w:hyperlink r:id="rId220">
-        <w:r>
-          <w:rPr>
-            <w:lang w:val="pt_PT" w:bidi="pt_PT"/>
-          </w:rPr>
-          <w:rPr>
-            <w:color w:val="0000EE"/>
-            <w:u w:val="single"/>
-          </w:rPr>
-          <w:t>Nm 34.11</w:t>
-        </w:r>
-      </w:hyperlink>
+      <w:r>
+        <w:rPr>
+          <w:lang w:val="pt_PT" w:bidi="pt_PT"/>
+        </w:rPr>
+        <w:t>Nm 34.11</w:t>
+      </w:r>
       <w:r>
         <w:rPr>
           <w:lang w:val="pt_PT" w:bidi="pt_PT"/>
         </w:rPr>
         <w:t xml:space="preserve">; </w:t>
       </w:r>
-      <w:hyperlink r:id="rId221">
-        <w:r>
-          <w:rPr>
-            <w:lang w:val="pt_PT" w:bidi="pt_PT"/>
-          </w:rPr>
-          <w:rPr>
-            <w:color w:val="0000EE"/>
-            <w:u w:val="single"/>
-          </w:rPr>
-          <w:t>Dt 3.17</w:t>
-        </w:r>
-      </w:hyperlink>
+      <w:r>
+        <w:rPr>
+          <w:lang w:val="pt_PT" w:bidi="pt_PT"/>
+        </w:rPr>
+        <w:t>Dt 3.17</w:t>
+      </w:r>
       <w:r>
         <w:rPr>
           <w:lang w:val="pt_PT" w:bidi="pt_PT"/>
         </w:rPr>
         <w:t xml:space="preserve">; </w:t>
       </w:r>
-      <w:hyperlink r:id="rId222">
-        <w:r>
-          <w:rPr>
-            <w:lang w:val="pt_PT" w:bidi="pt_PT"/>
-          </w:rPr>
-          <w:rPr>
-            <w:color w:val="0000EE"/>
-            <w:u w:val="single"/>
-          </w:rPr>
-          <w:t>Js 11.2</w:t>
-        </w:r>
-      </w:hyperlink>
+      <w:r>
+        <w:rPr>
+          <w:lang w:val="pt_PT" w:bidi="pt_PT"/>
+        </w:rPr>
+        <w:t>Js 11.2</w:t>
+      </w:r>
       <w:r>
         <w:rPr>
           <w:lang w:val="pt_PT" w:bidi="pt_PT"/>
         </w:rPr>
         <w:t xml:space="preserve">; </w:t>
       </w:r>
-      <w:hyperlink r:id="rId223">
-        <w:r>
-          <w:rPr>
-            <w:lang w:val="pt_PT" w:bidi="pt_PT"/>
-          </w:rPr>
-          <w:rPr>
-            <w:color w:val="0000EE"/>
-            <w:u w:val="single"/>
-          </w:rPr>
-          <w:t>12.3</w:t>
-        </w:r>
-      </w:hyperlink>
+      <w:r>
+        <w:rPr>
+          <w:lang w:val="pt_PT" w:bidi="pt_PT"/>
+        </w:rPr>
+        <w:t>12.3</w:t>
+      </w:r>
       <w:r>
         <w:rPr>
           <w:lang w:val="pt_PT" w:bidi="pt_PT"/>
         </w:rPr>
         <w:t xml:space="preserve">; </w:t>
       </w:r>
-      <w:hyperlink r:id="rId224">
-        <w:r>
-          <w:rPr>
-            <w:lang w:val="pt_PT" w:bidi="pt_PT"/>
-          </w:rPr>
-          <w:rPr>
-            <w:color w:val="0000EE"/>
-            <w:u w:val="single"/>
-          </w:rPr>
-          <w:t>13.27</w:t>
-        </w:r>
-      </w:hyperlink>
+      <w:r>
+        <w:rPr>
+          <w:lang w:val="pt_PT" w:bidi="pt_PT"/>
+        </w:rPr>
+        <w:t>13.27</w:t>
+      </w:r>
       <w:r>
         <w:rPr>
           <w:lang w:val="pt_PT" w:bidi="pt_PT"/>
         </w:rPr>
         <w:t>). É difícil dizer se a cidade (veja #1 acima) foi nomeada após o mar ou vice-versa. O nome significa "liras". Pode se referir ao mar da Galileia. O mar tem uma forma um pouco semelhante a uma lira (um instrumento musical semelhante a uma harpa). Nos tempos do Novo Testamento, foi acidentalmente alterado para Genesaré (</w:t>
       </w:r>
-      <w:hyperlink r:id="rId225">
-        <w:r>
-          <w:rPr>
-            <w:lang w:val="pt_PT" w:bidi="pt_PT"/>
-          </w:rPr>
-          <w:rPr>
-            <w:color w:val="0000EE"/>
-            <w:u w:val="single"/>
-          </w:rPr>
-          <w:t>Lc 5.1</w:t>
-        </w:r>
-      </w:hyperlink>
+      <w:r>
+        <w:rPr>
+          <w:lang w:val="pt_PT" w:bidi="pt_PT"/>
+        </w:rPr>
+        <w:t>Lc 5.1</w:t>
+      </w:r>
       <w:r>
         <w:rPr>
           <w:lang w:val="pt_PT" w:bidi="pt_PT"/>
@@ -10403,18 +8939,12 @@
         </w:rPr>
         <w:t>Uma ilha rochosa e montanhosa na parte leste-central do Mar Egeu. Durante a terceira viagem missionária de Paulo, seu navio ancorou em frente a Quios entre as paradas em Mitilene e Samos enquanto ele viajava para Jerusalém (</w:t>
       </w:r>
-      <w:hyperlink r:id="rId226">
-        <w:r>
-          <w:rPr>
-            <w:lang w:val="pt_PT" w:bidi="pt_PT"/>
-          </w:rPr>
-          <w:rPr>
-            <w:color w:val="0000EE"/>
-            <w:u w:val="single"/>
-          </w:rPr>
-          <w:t>At 20.15</w:t>
-        </w:r>
-      </w:hyperlink>
+      <w:r>
+        <w:rPr>
+          <w:lang w:val="pt_PT" w:bidi="pt_PT"/>
+        </w:rPr>
+        <w:t>At 20.15</w:t>
+      </w:r>
       <w:r>
         <w:rPr>
           <w:lang w:val="pt_PT" w:bidi="pt_PT"/>
@@ -10469,54 +8999,36 @@
         </w:rPr>
         <w:t>1. Cidade mesopotâmica da qual os sírios migraram para Damasco e para a qual foram posteriormente exilados pelos assírios (</w:t>
       </w:r>
-      <w:hyperlink r:id="rId227">
-        <w:r>
-          <w:rPr>
-            <w:lang w:val="pt_PT" w:bidi="pt_PT"/>
-          </w:rPr>
-          <w:rPr>
-            <w:color w:val="0000EE"/>
-            <w:u w:val="single"/>
-          </w:rPr>
-          <w:t>Am 1.5</w:t>
-        </w:r>
-      </w:hyperlink>
+      <w:r>
+        <w:rPr>
+          <w:lang w:val="pt_PT" w:bidi="pt_PT"/>
+        </w:rPr>
+        <w:t>Am 1.5</w:t>
+      </w:r>
       <w:r>
         <w:rPr>
           <w:lang w:val="pt_PT" w:bidi="pt_PT"/>
         </w:rPr>
         <w:t xml:space="preserve">; </w:t>
       </w:r>
-      <w:hyperlink r:id="rId228">
-        <w:r>
-          <w:rPr>
-            <w:lang w:val="pt_PT" w:bidi="pt_PT"/>
-          </w:rPr>
-          <w:rPr>
-            <w:color w:val="0000EE"/>
-            <w:u w:val="single"/>
-          </w:rPr>
-          <w:t>9.7</w:t>
-        </w:r>
-      </w:hyperlink>
+      <w:r>
+        <w:rPr>
+          <w:lang w:val="pt_PT" w:bidi="pt_PT"/>
+        </w:rPr>
+        <w:t>9.7</w:t>
+      </w:r>
       <w:r>
         <w:rPr>
           <w:lang w:val="pt_PT" w:bidi="pt_PT"/>
         </w:rPr>
         <w:t>). A fuga de Quir para Aram foi paralela ao Êxodo dos israelitas. Deve ter sido uma experiência terrivelmente amarga ser deportado (por Tiglate-Pileser) de volta para Quir (</w:t>
       </w:r>
-      <w:hyperlink r:id="rId229">
-        <w:r>
-          <w:rPr>
-            <w:lang w:val="pt_PT" w:bidi="pt_PT"/>
-          </w:rPr>
-          <w:rPr>
-            <w:color w:val="0000EE"/>
-            <w:u w:val="single"/>
-          </w:rPr>
-          <w:t>2Rs 16.9</w:t>
-        </w:r>
-      </w:hyperlink>
+      <w:r>
+        <w:rPr>
+          <w:lang w:val="pt_PT" w:bidi="pt_PT"/>
+        </w:rPr>
+        <w:t>2Rs 16.9</w:t>
+      </w:r>
       <w:r>
         <w:rPr>
           <w:lang w:val="pt_PT" w:bidi="pt_PT"/>
@@ -10537,72 +9049,48 @@
         </w:rPr>
         <w:t>2. Fortaleza geralmente identificada com a antiga capital de Moabe. Soldados de Quir foram associados com aqueles de Elam (</w:t>
       </w:r>
-      <w:hyperlink r:id="rId230">
-        <w:r>
-          <w:rPr>
-            <w:lang w:val="pt_PT" w:bidi="pt_PT"/>
-          </w:rPr>
-          <w:rPr>
-            <w:color w:val="0000EE"/>
-            <w:u w:val="single"/>
-          </w:rPr>
-          <w:t>Is 22.6</w:t>
-        </w:r>
-      </w:hyperlink>
+      <w:r>
+        <w:rPr>
+          <w:lang w:val="pt_PT" w:bidi="pt_PT"/>
+        </w:rPr>
+        <w:t>Is 22.6</w:t>
+      </w:r>
       <w:r>
         <w:rPr>
           <w:lang w:val="pt_PT" w:bidi="pt_PT"/>
         </w:rPr>
         <w:t>). Da mesma forma, Quir foi comparado com Ar no lamento de Isaías sobre Moabe (</w:t>
       </w:r>
-      <w:hyperlink r:id="rId231">
-        <w:r>
-          <w:rPr>
-            <w:lang w:val="pt_PT" w:bidi="pt_PT"/>
-          </w:rPr>
-          <w:rPr>
-            <w:color w:val="0000EE"/>
-            <w:u w:val="single"/>
-          </w:rPr>
-          <w:t>15.1</w:t>
-        </w:r>
-      </w:hyperlink>
+      <w:r>
+        <w:rPr>
+          <w:lang w:val="pt_PT" w:bidi="pt_PT"/>
+        </w:rPr>
+        <w:t>15.1</w:t>
+      </w:r>
       <w:r>
         <w:rPr>
           <w:lang w:val="pt_PT" w:bidi="pt_PT"/>
         </w:rPr>
         <w:t>). Quir de Moabe, portanto, é provavelmente o mesmo que Quir-Haresete (</w:t>
       </w:r>
-      <w:hyperlink r:id="rId232">
-        <w:r>
-          <w:rPr>
-            <w:lang w:val="pt_PT" w:bidi="pt_PT"/>
-          </w:rPr>
-          <w:rPr>
-            <w:color w:val="0000EE"/>
-            <w:u w:val="single"/>
-          </w:rPr>
-          <w:t>2Rs 3.25</w:t>
-        </w:r>
-      </w:hyperlink>
+      <w:r>
+        <w:rPr>
+          <w:lang w:val="pt_PT" w:bidi="pt_PT"/>
+        </w:rPr>
+        <w:t>2Rs 3.25</w:t>
+      </w:r>
       <w:r>
         <w:rPr>
           <w:lang w:val="pt_PT" w:bidi="pt_PT"/>
         </w:rPr>
         <w:t xml:space="preserve">; </w:t>
       </w:r>
-      <w:hyperlink r:id="rId233">
-        <w:r>
-          <w:rPr>
-            <w:lang w:val="pt_PT" w:bidi="pt_PT"/>
-          </w:rPr>
-          <w:rPr>
-            <w:color w:val="0000EE"/>
-            <w:u w:val="single"/>
-          </w:rPr>
-          <w:t>Is 16.7</w:t>
-        </w:r>
-      </w:hyperlink>
+      <w:r>
+        <w:rPr>
+          <w:lang w:val="pt_PT" w:bidi="pt_PT"/>
+        </w:rPr>
+        <w:t>Is 16.7</w:t>
+      </w:r>
       <w:r>
         <w:rPr>
           <w:lang w:val="pt_PT" w:bidi="pt_PT"/>
@@ -10738,90 +9226,60 @@
         </w:rPr>
         <w:t>1. Cidade no planalto moabita, mencionada na marcha dos quatro reis contra os cinco (</w:t>
       </w:r>
-      <w:hyperlink r:id="rId234">
-        <w:r>
-          <w:rPr>
-            <w:lang w:val="pt_PT" w:bidi="pt_PT"/>
-          </w:rPr>
-          <w:rPr>
-            <w:color w:val="0000EE"/>
-            <w:u w:val="single"/>
-          </w:rPr>
-          <w:t>Gn 14.5</w:t>
-        </w:r>
-      </w:hyperlink>
+      <w:r>
+        <w:rPr>
+          <w:lang w:val="pt_PT" w:bidi="pt_PT"/>
+        </w:rPr>
+        <w:t>Gn 14.5</w:t>
+      </w:r>
       <w:r>
         <w:rPr>
           <w:lang w:val="pt_PT" w:bidi="pt_PT"/>
         </w:rPr>
         <w:t>), onde os habitantes locais emins foram atacados. Foi tomada pelos israelitas de Seom (</w:t>
       </w:r>
-      <w:hyperlink r:id="rId235">
-        <w:r>
-          <w:rPr>
-            <w:lang w:val="pt_PT" w:bidi="pt_PT"/>
-          </w:rPr>
-          <w:rPr>
-            <w:color w:val="0000EE"/>
-            <w:u w:val="single"/>
-          </w:rPr>
-          <w:t>Nm 32.37</w:t>
-        </w:r>
-      </w:hyperlink>
+      <w:r>
+        <w:rPr>
+          <w:lang w:val="pt_PT" w:bidi="pt_PT"/>
+        </w:rPr>
+        <w:t>Nm 32.37</w:t>
+      </w:r>
       <w:r>
         <w:rPr>
           <w:lang w:val="pt_PT" w:bidi="pt_PT"/>
         </w:rPr>
         <w:t>) e incluída na herança de Rúben (</w:t>
       </w:r>
-      <w:hyperlink r:id="rId236">
-        <w:r>
-          <w:rPr>
-            <w:lang w:val="pt_PT" w:bidi="pt_PT"/>
-          </w:rPr>
-          <w:rPr>
-            <w:color w:val="0000EE"/>
-            <w:u w:val="single"/>
-          </w:rPr>
-          <w:t>Js 13.19</w:t>
-        </w:r>
-      </w:hyperlink>
+      <w:r>
+        <w:rPr>
+          <w:lang w:val="pt_PT" w:bidi="pt_PT"/>
+        </w:rPr>
+        <w:t>Js 13.19</w:t>
+      </w:r>
       <w:r>
         <w:rPr>
           <w:lang w:val="pt_PT" w:bidi="pt_PT"/>
         </w:rPr>
         <w:t>). A Pedra Moabita registra que Seom fortificou o local após ganhar o controle do planalto; no século VII a.C., ainda estava sob controle moabita (</w:t>
       </w:r>
-      <w:hyperlink r:id="rId237">
-        <w:r>
-          <w:rPr>
-            <w:lang w:val="pt_PT" w:bidi="pt_PT"/>
-          </w:rPr>
-          <w:rPr>
-            <w:color w:val="0000EE"/>
-            <w:u w:val="single"/>
-          </w:rPr>
-          <w:t>Jr 48.1,23</w:t>
-        </w:r>
-      </w:hyperlink>
+      <w:r>
+        <w:rPr>
+          <w:lang w:val="pt_PT" w:bidi="pt_PT"/>
+        </w:rPr>
+        <w:t>Jr 48.1,23</w:t>
+      </w:r>
       <w:r>
         <w:rPr>
           <w:lang w:val="pt_PT" w:bidi="pt_PT"/>
         </w:rPr>
         <w:t xml:space="preserve">; </w:t>
       </w:r>
-      <w:hyperlink r:id="rId238">
-        <w:r>
-          <w:rPr>
-            <w:lang w:val="pt_PT" w:bidi="pt_PT"/>
-          </w:rPr>
-          <w:rPr>
-            <w:color w:val="0000EE"/>
-            <w:u w:val="single"/>
-          </w:rPr>
-          <w:t>Ez 25.9</w:t>
-        </w:r>
-      </w:hyperlink>
+      <w:r>
+        <w:rPr>
+          <w:lang w:val="pt_PT" w:bidi="pt_PT"/>
+        </w:rPr>
+        <w:t>Ez 25.9</w:t>
+      </w:r>
       <w:r>
         <w:rPr>
           <w:lang w:val="pt_PT" w:bidi="pt_PT"/>
@@ -10842,36 +9300,24 @@
         </w:rPr>
         <w:t>2. Cidade levítica no território de Naftali (</w:t>
       </w:r>
-      <w:hyperlink r:id="rId50">
-        <w:r>
-          <w:rPr>
-            <w:lang w:val="pt_PT" w:bidi="pt_PT"/>
-          </w:rPr>
-          <w:rPr>
-            <w:color w:val="0000EE"/>
-            <w:u w:val="single"/>
-          </w:rPr>
-          <w:t>1Cr 6.76</w:t>
-        </w:r>
-      </w:hyperlink>
+      <w:r>
+        <w:rPr>
+          <w:lang w:val="pt_PT" w:bidi="pt_PT"/>
+        </w:rPr>
+        <w:t>1Cr 6.76</w:t>
+      </w:r>
       <w:r>
         <w:rPr>
           <w:lang w:val="pt_PT" w:bidi="pt_PT"/>
         </w:rPr>
         <w:t xml:space="preserve">), chamada Cartã em </w:t>
       </w:r>
-      <w:hyperlink r:id="rId49">
-        <w:r>
-          <w:rPr>
-            <w:lang w:val="pt_PT" w:bidi="pt_PT"/>
-          </w:rPr>
-          <w:rPr>
-            <w:color w:val="0000EE"/>
-            <w:u w:val="single"/>
-          </w:rPr>
-          <w:t>Josué 21.32</w:t>
-        </w:r>
-      </w:hyperlink>
+      <w:r>
+        <w:rPr>
+          <w:lang w:val="pt_PT" w:bidi="pt_PT"/>
+        </w:rPr>
+        <w:t>Josué 21.32</w:t>
+      </w:r>
       <w:r>
         <w:rPr>
           <w:lang w:val="pt_PT" w:bidi="pt_PT"/>
@@ -10959,54 +9405,36 @@
         </w:rPr>
         <w:t>Um antigo nome de Hebrom. Estava perto da caverna de Macpela, o local de sepultamento dos patriarcas (</w:t>
       </w:r>
-      <w:hyperlink r:id="rId239">
-        <w:r>
-          <w:rPr>
-            <w:lang w:val="pt_PT" w:bidi="pt_PT"/>
-          </w:rPr>
-          <w:rPr>
-            <w:color w:val="0000EE"/>
-            <w:u w:val="single"/>
-          </w:rPr>
-          <w:t>Gn 23.2</w:t>
-        </w:r>
-      </w:hyperlink>
+      <w:r>
+        <w:rPr>
+          <w:lang w:val="pt_PT" w:bidi="pt_PT"/>
+        </w:rPr>
+        <w:t>Gn 23.2</w:t>
+      </w:r>
       <w:r>
         <w:rPr>
           <w:lang w:val="pt_PT" w:bidi="pt_PT"/>
         </w:rPr>
         <w:t xml:space="preserve">; </w:t>
       </w:r>
-      <w:hyperlink r:id="rId240">
-        <w:r>
-          <w:rPr>
-            <w:lang w:val="pt_PT" w:bidi="pt_PT"/>
-          </w:rPr>
-          <w:rPr>
-            <w:color w:val="0000EE"/>
-            <w:u w:val="single"/>
-          </w:rPr>
-          <w:t>Js 14.15</w:t>
-        </w:r>
-      </w:hyperlink>
+      <w:r>
+        <w:rPr>
+          <w:lang w:val="pt_PT" w:bidi="pt_PT"/>
+        </w:rPr>
+        <w:t>Js 14.15</w:t>
+      </w:r>
       <w:r>
         <w:rPr>
           <w:lang w:val="pt_PT" w:bidi="pt_PT"/>
         </w:rPr>
         <w:t xml:space="preserve">; </w:t>
       </w:r>
-      <w:hyperlink r:id="rId241">
-        <w:r>
-          <w:rPr>
-            <w:lang w:val="pt_PT" w:bidi="pt_PT"/>
-          </w:rPr>
-          <w:rPr>
-            <w:color w:val="0000EE"/>
-            <w:u w:val="single"/>
-          </w:rPr>
-          <w:t>Jz 1.10</w:t>
-        </w:r>
-      </w:hyperlink>
+      <w:r>
+        <w:rPr>
+          <w:lang w:val="pt_PT" w:bidi="pt_PT"/>
+        </w:rPr>
+        <w:t>Jz 1.10</w:t>
+      </w:r>
       <w:r>
         <w:rPr>
           <w:lang w:val="pt_PT" w:bidi="pt_PT"/>
@@ -11094,18 +9522,12 @@
         </w:rPr>
         <w:t xml:space="preserve">Nome alternativo para Quiriate-Jearim em </w:t>
       </w:r>
-      <w:hyperlink r:id="rId242">
-        <w:r>
-          <w:rPr>
-            <w:lang w:val="pt_PT" w:bidi="pt_PT"/>
-          </w:rPr>
-          <w:rPr>
-            <w:color w:val="0000EE"/>
-            <w:u w:val="single"/>
-          </w:rPr>
-          <w:t>Esdras 2.25</w:t>
-        </w:r>
-      </w:hyperlink>
+      <w:r>
+        <w:rPr>
+          <w:lang w:val="pt_PT" w:bidi="pt_PT"/>
+        </w:rPr>
+        <w:t>Esdras 2.25</w:t>
+      </w:r>
       <w:r>
         <w:rPr>
           <w:lang w:val="pt_PT" w:bidi="pt_PT"/>
@@ -11185,36 +9607,24 @@
         </w:rPr>
         <w:t xml:space="preserve">Nome alternativo para Quiriate-Jearim em </w:t>
       </w:r>
-      <w:hyperlink r:id="rId243">
-        <w:r>
-          <w:rPr>
-            <w:lang w:val="pt_PT" w:bidi="pt_PT"/>
-          </w:rPr>
-          <w:rPr>
-            <w:color w:val="0000EE"/>
-            <w:u w:val="single"/>
-          </w:rPr>
-          <w:t>Josué 15.60</w:t>
-        </w:r>
-      </w:hyperlink>
+      <w:r>
+        <w:rPr>
+          <w:lang w:val="pt_PT" w:bidi="pt_PT"/>
+        </w:rPr>
+        <w:t>Josué 15.60</w:t>
+      </w:r>
       <w:r>
         <w:rPr>
           <w:lang w:val="pt_PT" w:bidi="pt_PT"/>
         </w:rPr>
         <w:t xml:space="preserve"> e </w:t>
       </w:r>
-      <w:hyperlink r:id="rId244">
-        <w:r>
-          <w:rPr>
-            <w:lang w:val="pt_PT" w:bidi="pt_PT"/>
-          </w:rPr>
-          <w:rPr>
-            <w:color w:val="0000EE"/>
-            <w:u w:val="single"/>
-          </w:rPr>
-          <w:t>18.14</w:t>
-        </w:r>
-      </w:hyperlink>
+      <w:r>
+        <w:rPr>
+          <w:lang w:val="pt_PT" w:bidi="pt_PT"/>
+        </w:rPr>
+        <w:t>18.14</w:t>
+      </w:r>
       <w:r>
         <w:rPr>
           <w:lang w:val="pt_PT" w:bidi="pt_PT"/>
@@ -11294,18 +9704,12 @@
         </w:rPr>
         <w:t>Uma cidade em Moabe. Balaque e Balaão foram lá antes de irem para Bamote-Baal (</w:t>
       </w:r>
-      <w:hyperlink r:id="rId245">
-        <w:r>
-          <w:rPr>
-            <w:lang w:val="pt_PT" w:bidi="pt_PT"/>
-          </w:rPr>
-          <w:rPr>
-            <w:color w:val="0000EE"/>
-            <w:u w:val="single"/>
-          </w:rPr>
-          <w:t>Nm 22.39</w:t>
-        </w:r>
-      </w:hyperlink>
+      <w:r>
+        <w:rPr>
+          <w:lang w:val="pt_PT" w:bidi="pt_PT"/>
+        </w:rPr>
+        <w:t>Nm 22.39</w:t>
+      </w:r>
       <w:r>
         <w:rPr>
           <w:lang w:val="pt_PT" w:bidi="pt_PT"/>
@@ -11374,18 +9778,12 @@
         </w:rPr>
         <w:t>No século 12, os Cruzados construíram uma igreja nesta vila porque acreditavam que era Emaús. De acordo com a Bíblia, Emaús foi onde Jesus apareceu a duas pessoas após ter ressuscitado (</w:t>
       </w:r>
-      <w:hyperlink r:id="rId246">
-        <w:r>
-          <w:rPr>
-            <w:lang w:val="pt_PT" w:bidi="pt_PT"/>
-          </w:rPr>
-          <w:rPr>
-            <w:color w:val="0000EE"/>
-            <w:u w:val="single"/>
-          </w:rPr>
-          <w:t>Lc 24.13</w:t>
-        </w:r>
-      </w:hyperlink>
+      <w:r>
+        <w:rPr>
+          <w:lang w:val="pt_PT" w:bidi="pt_PT"/>
+        </w:rPr>
+        <w:t>Lc 24.13</w:t>
+      </w:r>
       <w:r>
         <w:rPr>
           <w:lang w:val="pt_PT" w:bidi="pt_PT"/>
@@ -11406,54 +9804,36 @@
         </w:rPr>
         <w:t>Durante o tempo em que os juízes lideravam Israel, Quiriate-Jearim era uma das quatro cidades onde o povo gibeonita vivia. Os gibeonitas enganaram Josué e os líderes de Israel mentindo sobre quem eram. Por causa desse truque, Josué fez um acordo para protegê-los (</w:t>
       </w:r>
-      <w:hyperlink r:id="rId247">
-        <w:r>
-          <w:rPr>
-            <w:lang w:val="pt_PT" w:bidi="pt_PT"/>
-          </w:rPr>
-          <w:rPr>
-            <w:color w:val="0000EE"/>
-            <w:u w:val="single"/>
-          </w:rPr>
-          <w:t>Js 9.3–27</w:t>
-        </w:r>
-      </w:hyperlink>
+      <w:r>
+        <w:rPr>
+          <w:lang w:val="pt_PT" w:bidi="pt_PT"/>
+        </w:rPr>
+        <w:t>Js 9.3–27</w:t>
+      </w:r>
       <w:r>
         <w:rPr>
           <w:lang w:val="pt_PT" w:bidi="pt_PT"/>
         </w:rPr>
         <w:t>). A cidade ficava na fronteira entre duas tribos de Israel, Judá e Benjamim. Eventualmente, tornou-se parte da tribo de Judá (</w:t>
       </w:r>
-      <w:hyperlink r:id="rId248">
-        <w:r>
-          <w:rPr>
-            <w:lang w:val="pt_PT" w:bidi="pt_PT"/>
-          </w:rPr>
-          <w:rPr>
-            <w:color w:val="0000EE"/>
-            <w:u w:val="single"/>
-          </w:rPr>
-          <w:t>Js 15.9</w:t>
-        </w:r>
-      </w:hyperlink>
+      <w:r>
+        <w:rPr>
+          <w:lang w:val="pt_PT" w:bidi="pt_PT"/>
+        </w:rPr>
+        <w:t>Js 15.9</w:t>
+      </w:r>
       <w:r>
         <w:rPr>
           <w:lang w:val="pt_PT" w:bidi="pt_PT"/>
         </w:rPr>
         <w:t xml:space="preserve">; </w:t>
       </w:r>
-      <w:hyperlink r:id="rId244">
-        <w:r>
-          <w:rPr>
-            <w:lang w:val="pt_PT" w:bidi="pt_PT"/>
-          </w:rPr>
-          <w:rPr>
-            <w:color w:val="0000EE"/>
-            <w:u w:val="single"/>
-          </w:rPr>
-          <w:t>18.14</w:t>
-        </w:r>
-      </w:hyperlink>
+      <w:r>
+        <w:rPr>
+          <w:lang w:val="pt_PT" w:bidi="pt_PT"/>
+        </w:rPr>
+        <w:t>18.14</w:t>
+      </w:r>
       <w:r>
         <w:rPr>
           <w:lang w:val="pt_PT" w:bidi="pt_PT"/>
@@ -11474,18 +9854,12 @@
         </w:rPr>
         <w:t>Mais tarde, durante o tempo em que Samuel era o líder de Israel, algo importante aconteceu envolvendo a arca de Deus. Os filisteus haviam tomado a arca de Israel (</w:t>
       </w:r>
-      <w:hyperlink r:id="rId249">
-        <w:r>
-          <w:rPr>
-            <w:lang w:val="pt_PT" w:bidi="pt_PT"/>
-          </w:rPr>
-          <w:rPr>
-            <w:color w:val="0000EE"/>
-            <w:u w:val="single"/>
-          </w:rPr>
-          <w:t>1Sm 4.11</w:t>
-        </w:r>
-      </w:hyperlink>
+      <w:r>
+        <w:rPr>
+          <w:lang w:val="pt_PT" w:bidi="pt_PT"/>
+        </w:rPr>
+        <w:t>1Sm 4.11</w:t>
+      </w:r>
       <w:r>
         <w:rPr>
           <w:lang w:val="pt_PT" w:bidi="pt_PT"/>
@@ -11506,18 +9880,12 @@
         </w:rPr>
         <w:t>Os filisteus devolveram a arca para um lugar chamado Bete-Semes. Lá, 70 homens morreram porque olharam dentro da arca. O povo de Bete-Semes ficou com medo do poder da arca, então a enviaram para Quiriate-Jearim. A arca ficou na casa de um homem chamado Abinadabe por 20 anos (</w:t>
       </w:r>
-      <w:hyperlink r:id="rId250">
-        <w:r>
-          <w:rPr>
-            <w:lang w:val="pt_PT" w:bidi="pt_PT"/>
-          </w:rPr>
-          <w:rPr>
-            <w:color w:val="0000EE"/>
-            <w:u w:val="single"/>
-          </w:rPr>
-          <w:t>1Sm 7.1</w:t>
-        </w:r>
-      </w:hyperlink>
+      <w:r>
+        <w:rPr>
+          <w:lang w:val="pt_PT" w:bidi="pt_PT"/>
+        </w:rPr>
+        <w:t>1Sm 7.1</w:t>
+      </w:r>
       <w:r>
         <w:rPr>
           <w:lang w:val="pt_PT" w:bidi="pt_PT"/>
@@ -11538,18 +9906,12 @@
         </w:rPr>
         <w:t>Anos depois, quando Davi se tornou rei e se mudou para Jerusalém, uma de suas primeiras ações foi mover a arca. Ele a levou de Quiriate-Jearim (também chamada de Baalá) primeiro para a casa de Obede-Edom, e finalmente para Jerusalém (</w:t>
       </w:r>
-      <w:hyperlink r:id="rId251">
-        <w:r>
-          <w:rPr>
-            <w:lang w:val="pt_PT" w:bidi="pt_PT"/>
-          </w:rPr>
-          <w:rPr>
-            <w:color w:val="0000EE"/>
-            <w:u w:val="single"/>
-          </w:rPr>
-          <w:t>2Sm 6</w:t>
-        </w:r>
-      </w:hyperlink>
+      <w:r>
+        <w:rPr>
+          <w:lang w:val="pt_PT" w:bidi="pt_PT"/>
+        </w:rPr>
+        <w:t>2Sm 6</w:t>
+      </w:r>
       <w:r>
         <w:rPr>
           <w:lang w:val="pt_PT" w:bidi="pt_PT"/>
@@ -11570,54 +9932,36 @@
         </w:rPr>
         <w:t>Um profeta chamado Urias veio de Quiriate-Jearim. Ele falou contra as ações malignas do Rei Jeoaquim, mas por causa disso, o rei mandou matá-lo (</w:t>
       </w:r>
-      <w:hyperlink r:id="rId252">
-        <w:r>
-          <w:rPr>
-            <w:lang w:val="pt_PT" w:bidi="pt_PT"/>
-          </w:rPr>
-          <w:rPr>
-            <w:color w:val="0000EE"/>
-            <w:u w:val="single"/>
-          </w:rPr>
-          <w:t>Jr 26.20–23</w:t>
-        </w:r>
-      </w:hyperlink>
+      <w:r>
+        <w:rPr>
+          <w:lang w:val="pt_PT" w:bidi="pt_PT"/>
+        </w:rPr>
+        <w:t>Jr 26.20–23</w:t>
+      </w:r>
       <w:r>
         <w:rPr>
           <w:lang w:val="pt_PT" w:bidi="pt_PT"/>
         </w:rPr>
         <w:t>). Mais tarde na história, quando muitos judeus foram forçados a deixar sua terra natal, algumas pessoas de Quiriate-Jearim estavam entre eles. Anos depois, quando lhes foi permitido voltar para casa, algumas dessas pessoas de Quiriate-Jearim retornaram (</w:t>
       </w:r>
-      <w:hyperlink r:id="rId242">
-        <w:r>
-          <w:rPr>
-            <w:lang w:val="pt_PT" w:bidi="pt_PT"/>
-          </w:rPr>
-          <w:rPr>
-            <w:color w:val="0000EE"/>
-            <w:u w:val="single"/>
-          </w:rPr>
-          <w:t>Ed 2.25</w:t>
-        </w:r>
-      </w:hyperlink>
+      <w:r>
+        <w:rPr>
+          <w:lang w:val="pt_PT" w:bidi="pt_PT"/>
+        </w:rPr>
+        <w:t>Ed 2.25</w:t>
+      </w:r>
       <w:r>
         <w:rPr>
           <w:lang w:val="pt_PT" w:bidi="pt_PT"/>
         </w:rPr>
         <w:t xml:space="preserve">; </w:t>
       </w:r>
-      <w:hyperlink r:id="rId253">
-        <w:r>
-          <w:rPr>
-            <w:lang w:val="pt_PT" w:bidi="pt_PT"/>
-          </w:rPr>
-          <w:rPr>
-            <w:color w:val="0000EE"/>
-            <w:u w:val="single"/>
-          </w:rPr>
-          <w:t>Ne 7.29</w:t>
-        </w:r>
-      </w:hyperlink>
+      <w:r>
+        <w:rPr>
+          <w:lang w:val="pt_PT" w:bidi="pt_PT"/>
+        </w:rPr>
+        <w:t>Ne 7.29</w:t>
+      </w:r>
       <w:r>
         <w:rPr>
           <w:lang w:val="pt_PT" w:bidi="pt_PT"/>
@@ -11672,18 +10016,12 @@
         </w:rPr>
         <w:t xml:space="preserve">Nome alternativo para Debir, uma cidade judaica, em </w:t>
       </w:r>
-      <w:hyperlink r:id="rId254">
-        <w:r>
-          <w:rPr>
-            <w:lang w:val="pt_PT" w:bidi="pt_PT"/>
-          </w:rPr>
-          <w:rPr>
-            <w:color w:val="0000EE"/>
-            <w:u w:val="single"/>
-          </w:rPr>
-          <w:t>Josué 15.49</w:t>
-        </w:r>
-      </w:hyperlink>
+      <w:r>
+        <w:rPr>
+          <w:lang w:val="pt_PT" w:bidi="pt_PT"/>
+        </w:rPr>
+        <w:t>Josué 15.49</w:t>
+      </w:r>
       <w:r>
         <w:rPr>
           <w:lang w:val="pt_PT" w:bidi="pt_PT"/>
@@ -11763,18 +10101,12 @@
         </w:rPr>
         <w:t xml:space="preserve">Nome antigo para a cidade judaica Debir em </w:t>
       </w:r>
-      <w:hyperlink r:id="rId255">
-        <w:r>
-          <w:rPr>
-            <w:lang w:val="pt_PT" w:bidi="pt_PT"/>
-          </w:rPr>
-          <w:rPr>
-            <w:color w:val="0000EE"/>
-            <w:u w:val="single"/>
-          </w:rPr>
-          <w:t>Josué 15.15</w:t>
-        </w:r>
-      </w:hyperlink>
+      <w:r>
+        <w:rPr>
+          <w:lang w:val="pt_PT" w:bidi="pt_PT"/>
+        </w:rPr>
+        <w:t>Josué 15.15</w:t>
+      </w:r>
       <w:r>
         <w:rPr>
           <w:lang w:val="pt_PT" w:bidi="pt_PT"/>
@@ -11854,18 +10186,12 @@
         </w:rPr>
         <w:t>Governador romano da Síria na época do nascimento de Jesus (</w:t>
       </w:r>
-      <w:hyperlink r:id="rId256">
-        <w:r>
-          <w:rPr>
-            <w:lang w:val="pt_PT" w:bidi="pt_PT"/>
-          </w:rPr>
-          <w:rPr>
-            <w:color w:val="0000EE"/>
-            <w:u w:val="single"/>
-          </w:rPr>
-          <w:t>Lc 2.2</w:t>
-        </w:r>
-      </w:hyperlink>
+      <w:r>
+        <w:rPr>
+          <w:lang w:val="pt_PT" w:bidi="pt_PT"/>
+        </w:rPr>
+        <w:t>Lc 2.2</w:t>
+      </w:r>
       <w:r>
         <w:rPr>
           <w:lang w:val="pt_PT" w:bidi="pt_PT"/>
@@ -11885,36 +10211,24 @@
         </w:rPr>
         <w:t xml:space="preserve"> 3.48), Públio Sulpício Quirino foi eleito cônsul da Síria em 12 a.C. Ele foi nomeado por volta de 7 a.C., junto com Varo, legatus (ou governador) da Síria. Suas funções eram em assuntos militares e estrangeiros, enquanto Varo lidava com questões civis. O primeiro mandato de Quirino como governador durou vários anos. Ele liderou uma expedição bem-sucedida contra os homonadenses, um grupo rebelde de montanheses na província cilícia da Ásia Menor. Ele também supervisionou um censo em todo o império ordenado por César Augusto. Lucas registra que o nascimento de Jesus ocorreu na época desse primeiro recenseamento “enquanto Quirino era governador da Síria” (</w:t>
       </w:r>
-      <w:hyperlink r:id="rId256">
-        <w:r>
-          <w:rPr>
-            <w:lang w:val="pt_PT" w:bidi="pt_PT"/>
-          </w:rPr>
-          <w:rPr>
-            <w:color w:val="0000EE"/>
-            <w:u w:val="single"/>
-          </w:rPr>
-          <w:t>Lc 2.2</w:t>
-        </w:r>
-      </w:hyperlink>
+      <w:r>
+        <w:rPr>
+          <w:lang w:val="pt_PT" w:bidi="pt_PT"/>
+        </w:rPr>
+        <w:t>Lc 2.2</w:t>
+      </w:r>
       <w:r>
         <w:rPr>
           <w:lang w:val="pt_PT" w:bidi="pt_PT"/>
         </w:rPr>
         <w:t>). Mateus diz que foi durante o reinado do rei Herodes, o Grande (</w:t>
       </w:r>
-      <w:hyperlink r:id="rId257">
-        <w:r>
-          <w:rPr>
-            <w:lang w:val="pt_PT" w:bidi="pt_PT"/>
-          </w:rPr>
-          <w:rPr>
-            <w:color w:val="0000EE"/>
-            <w:u w:val="single"/>
-          </w:rPr>
-          <w:t>Mt 2.1</w:t>
-        </w:r>
-      </w:hyperlink>
+      <w:r>
+        <w:rPr>
+          <w:lang w:val="pt_PT" w:bidi="pt_PT"/>
+        </w:rPr>
+        <w:t>Mt 2.1</w:t>
+      </w:r>
       <w:r>
         <w:rPr>
           <w:lang w:val="pt_PT" w:bidi="pt_PT"/>
@@ -11948,18 +10262,12 @@
         </w:rPr>
         <w:t xml:space="preserve"> 17.13.5) e Gamaliel (</w:t>
       </w:r>
-      <w:hyperlink r:id="rId258">
-        <w:r>
-          <w:rPr>
-            <w:lang w:val="pt_PT" w:bidi="pt_PT"/>
-          </w:rPr>
-          <w:rPr>
-            <w:color w:val="0000EE"/>
-            <w:u w:val="single"/>
-          </w:rPr>
-          <w:t>At 5.37</w:t>
-        </w:r>
-      </w:hyperlink>
+      <w:r>
+        <w:rPr>
+          <w:lang w:val="pt_PT" w:bidi="pt_PT"/>
+        </w:rPr>
+        <w:t>At 5.37</w:t>
+      </w:r>
       <w:r>
         <w:rPr>
           <w:lang w:val="pt_PT" w:bidi="pt_PT"/>
@@ -12073,18 +10381,12 @@
         </w:rPr>
         <w:t>A versão NTLH usa a grafia de Queriote, uma cidade moabita (</w:t>
       </w:r>
-      <w:hyperlink r:id="rId134">
-        <w:r>
-          <w:rPr>
-            <w:lang w:val="pt_PT" w:bidi="pt_PT"/>
-          </w:rPr>
-          <w:rPr>
-            <w:color w:val="0000EE"/>
-            <w:u w:val="single"/>
-          </w:rPr>
-          <w:t>Am 2.2</w:t>
-        </w:r>
-      </w:hyperlink>
+      <w:r>
+        <w:rPr>
+          <w:lang w:val="pt_PT" w:bidi="pt_PT"/>
+        </w:rPr>
+        <w:t>Am 2.2</w:t>
+      </w:r>
       <w:r>
         <w:rPr>
           <w:lang w:val="pt_PT" w:bidi="pt_PT"/>
@@ -12180,36 +10482,24 @@
         </w:rPr>
         <w:t>Um benjamita de Gibeá, pai do Rei Saul e um homem de importância em sua cidade (</w:t>
       </w:r>
-      <w:hyperlink r:id="rId259">
-        <w:r>
-          <w:rPr>
-            <w:lang w:val="pt_PT" w:bidi="pt_PT"/>
-          </w:rPr>
-          <w:rPr>
-            <w:color w:val="0000EE"/>
-            <w:u w:val="single"/>
-          </w:rPr>
-          <w:t>1Sm 9.1</w:t>
-        </w:r>
-      </w:hyperlink>
+      <w:r>
+        <w:rPr>
+          <w:lang w:val="pt_PT" w:bidi="pt_PT"/>
+        </w:rPr>
+        <w:t>1Sm 9.1</w:t>
+      </w:r>
       <w:r>
         <w:rPr>
           <w:lang w:val="pt_PT" w:bidi="pt_PT"/>
         </w:rPr>
         <w:t>). Sua ascendência é traçada por quatro gerações. Assim é a de Elcana, o pai de Samuel, que ungiria Saul como rei (</w:t>
       </w:r>
-      <w:hyperlink r:id="rId260">
-        <w:r>
-          <w:rPr>
-            <w:lang w:val="pt_PT" w:bidi="pt_PT"/>
-          </w:rPr>
-          <w:rPr>
-            <w:color w:val="0000EE"/>
-            <w:u w:val="single"/>
-          </w:rPr>
-          <w:t>1Sm 1.1</w:t>
-        </w:r>
-      </w:hyperlink>
+      <w:r>
+        <w:rPr>
+          <w:lang w:val="pt_PT" w:bidi="pt_PT"/>
+        </w:rPr>
+        <w:t>1Sm 1.1</w:t>
+      </w:r>
       <w:r>
         <w:rPr>
           <w:lang w:val="pt_PT" w:bidi="pt_PT"/>
@@ -12223,108 +10513,72 @@
         </w:rPr>
         <w:t xml:space="preserve">Os detalhes da família de Quis são um tanto obscuros. O nome de seu pai é listado como Abiel em </w:t>
       </w:r>
-      <w:hyperlink r:id="rId259">
-        <w:r>
-          <w:rPr>
-            <w:lang w:val="pt_PT" w:bidi="pt_PT"/>
-          </w:rPr>
-          <w:rPr>
-            <w:color w:val="0000EE"/>
-            <w:u w:val="single"/>
-          </w:rPr>
-          <w:t>1 Samuel 9.1</w:t>
-        </w:r>
-      </w:hyperlink>
+      <w:r>
+        <w:rPr>
+          <w:lang w:val="pt_PT" w:bidi="pt_PT"/>
+        </w:rPr>
+        <w:t>1 Samuel 9.1</w:t>
+      </w:r>
       <w:r>
         <w:rPr>
           <w:lang w:val="pt_PT" w:bidi="pt_PT"/>
         </w:rPr>
         <w:t xml:space="preserve">. Se o Quis mencionado em </w:t>
       </w:r>
-      <w:hyperlink r:id="rId261">
-        <w:r>
-          <w:rPr>
-            <w:lang w:val="pt_PT" w:bidi="pt_PT"/>
-          </w:rPr>
-          <w:rPr>
-            <w:color w:val="0000EE"/>
-            <w:u w:val="single"/>
-          </w:rPr>
-          <w:t>1 Crônicas 8.30</w:t>
-        </w:r>
-      </w:hyperlink>
+      <w:r>
+        <w:rPr>
+          <w:lang w:val="pt_PT" w:bidi="pt_PT"/>
+        </w:rPr>
+        <w:t>1 Crônicas 8.30</w:t>
+      </w:r>
       <w:r>
         <w:rPr>
           <w:lang w:val="pt_PT" w:bidi="pt_PT"/>
         </w:rPr>
         <w:t xml:space="preserve"> for a mesma pessoa, então Abiel também era conhecido como Jeiel. Mas pode ser que este segundo Quis fosse tio do pai de Saul. Em </w:t>
       </w:r>
-      <w:hyperlink r:id="rId262">
-        <w:r>
-          <w:rPr>
-            <w:lang w:val="pt_PT" w:bidi="pt_PT"/>
-          </w:rPr>
-          <w:rPr>
-            <w:color w:val="0000EE"/>
-            <w:u w:val="single"/>
-          </w:rPr>
-          <w:t>1 Crônicas 8.33</w:t>
-        </w:r>
-      </w:hyperlink>
+      <w:r>
+        <w:rPr>
+          <w:lang w:val="pt_PT" w:bidi="pt_PT"/>
+        </w:rPr>
+        <w:t>1 Crônicas 8.33</w:t>
+      </w:r>
       <w:r>
         <w:rPr>
           <w:lang w:val="pt_PT" w:bidi="pt_PT"/>
         </w:rPr>
         <w:t xml:space="preserve"> e </w:t>
       </w:r>
-      <w:hyperlink r:id="rId263">
-        <w:r>
-          <w:rPr>
-            <w:lang w:val="pt_PT" w:bidi="pt_PT"/>
-          </w:rPr>
-          <w:rPr>
-            <w:color w:val="0000EE"/>
-            <w:u w:val="single"/>
-          </w:rPr>
-          <w:t>9.39</w:t>
-        </w:r>
-      </w:hyperlink>
+      <w:r>
+        <w:rPr>
+          <w:lang w:val="pt_PT" w:bidi="pt_PT"/>
+        </w:rPr>
+        <w:t>9.39</w:t>
+      </w:r>
       <w:r>
         <w:rPr>
           <w:lang w:val="pt_PT" w:bidi="pt_PT"/>
         </w:rPr>
         <w:t xml:space="preserve">, Ner, não Abiel, é dito ser o pai de Quis. No entanto, em </w:t>
       </w:r>
-      <w:hyperlink r:id="rId264">
-        <w:r>
-          <w:rPr>
-            <w:lang w:val="pt_PT" w:bidi="pt_PT"/>
-          </w:rPr>
-          <w:rPr>
-            <w:color w:val="0000EE"/>
-            <w:u w:val="single"/>
-          </w:rPr>
-          <w:t>1 Samuel 14.51</w:t>
-        </w:r>
-      </w:hyperlink>
+      <w:r>
+        <w:rPr>
+          <w:lang w:val="pt_PT" w:bidi="pt_PT"/>
+        </w:rPr>
+        <w:t>1 Samuel 14.51</w:t>
+      </w:r>
       <w:r>
         <w:rPr>
           <w:lang w:val="pt_PT" w:bidi="pt_PT"/>
         </w:rPr>
         <w:t>, Abiel é dito ser o pai de dois filhos cujos nomes eram Ner e Quis. A solução é que o Ner em Crônicas era um ancestral anterior, provavelmente pai ou avô de Abiel. Se for assim, então, a relação pai-filho entre Ner e Quis deve ser entendida em um sentido ampliado, como em outros lugares no Antigo Testamento. Não há outros detalhes disponíveis sobre a vida de Quis. Seu túmulo estava em Zela de Benjamim (</w:t>
       </w:r>
-      <w:hyperlink r:id="rId265">
-        <w:r>
-          <w:rPr>
-            <w:lang w:val="pt_PT" w:bidi="pt_PT"/>
-          </w:rPr>
-          <w:rPr>
-            <w:color w:val="0000EE"/>
-            <w:u w:val="single"/>
-          </w:rPr>
-          <w:t>2Sm 21.14</w:t>
-        </w:r>
-      </w:hyperlink>
+      <w:r>
+        <w:rPr>
+          <w:lang w:val="pt_PT" w:bidi="pt_PT"/>
+        </w:rPr>
+        <w:t>2Sm 21.14</w:t>
+      </w:r>
       <w:r>
         <w:rPr>
           <w:lang w:val="pt_PT" w:bidi="pt_PT"/>
@@ -12349,36 +10603,24 @@
         </w:rPr>
         <w:t>Um levita, neto de Merari, filho de Mali e pai de Jerameel (</w:t>
       </w:r>
-      <w:hyperlink r:id="rId266">
-        <w:r>
-          <w:rPr>
-            <w:lang w:val="pt_PT" w:bidi="pt_PT"/>
-          </w:rPr>
-          <w:rPr>
-            <w:color w:val="0000EE"/>
-            <w:u w:val="single"/>
-          </w:rPr>
-          <w:t>1Cr 23.21,22</w:t>
-        </w:r>
-      </w:hyperlink>
+      <w:r>
+        <w:rPr>
+          <w:lang w:val="pt_PT" w:bidi="pt_PT"/>
+        </w:rPr>
+        <w:t>1Cr 23.21,22</w:t>
+      </w:r>
       <w:r>
         <w:rPr>
           <w:lang w:val="pt_PT" w:bidi="pt_PT"/>
         </w:rPr>
         <w:t xml:space="preserve">; </w:t>
       </w:r>
-      <w:hyperlink r:id="rId267">
-        <w:r>
-          <w:rPr>
-            <w:lang w:val="pt_PT" w:bidi="pt_PT"/>
-          </w:rPr>
-          <w:rPr>
-            <w:color w:val="0000EE"/>
-            <w:u w:val="single"/>
-          </w:rPr>
-          <w:t>24.29</w:t>
-        </w:r>
-      </w:hyperlink>
+      <w:r>
+        <w:rPr>
+          <w:lang w:val="pt_PT" w:bidi="pt_PT"/>
+        </w:rPr>
+        <w:t>24.29</w:t>
+      </w:r>
       <w:r>
         <w:rPr>
           <w:lang w:val="pt_PT" w:bidi="pt_PT"/>
@@ -12403,18 +10645,12 @@
         </w:rPr>
         <w:t>Filho de Abdi, outro levita da família de Merari. Ele foi um dos levitas que ajudou Ezequias a purificar o templo (</w:t>
       </w:r>
-      <w:hyperlink r:id="rId268">
-        <w:r>
-          <w:rPr>
-            <w:lang w:val="pt_PT" w:bidi="pt_PT"/>
-          </w:rPr>
-          <w:rPr>
-            <w:color w:val="0000EE"/>
-            <w:u w:val="single"/>
-          </w:rPr>
-          <w:t>2Cr 29.12</w:t>
-        </w:r>
-      </w:hyperlink>
+      <w:r>
+        <w:rPr>
+          <w:lang w:val="pt_PT" w:bidi="pt_PT"/>
+        </w:rPr>
+        <w:t>2Cr 29.12</w:t>
+      </w:r>
       <w:r>
         <w:rPr>
           <w:lang w:val="pt_PT" w:bidi="pt_PT"/>
@@ -12439,18 +10675,12 @@
         </w:rPr>
         <w:t>Um benjamita e bisavô de Mardoqueu. Mardoqueu foi levado ao exílio por Nabucodonosor em 597 a.C. (</w:t>
       </w:r>
-      <w:hyperlink r:id="rId269">
-        <w:r>
-          <w:rPr>
-            <w:lang w:val="pt_PT" w:bidi="pt_PT"/>
-          </w:rPr>
-          <w:rPr>
-            <w:color w:val="0000EE"/>
-            <w:u w:val="single"/>
-          </w:rPr>
-          <w:t>Et 2.5</w:t>
-        </w:r>
-      </w:hyperlink>
+      <w:r>
+        <w:rPr>
+          <w:lang w:val="pt_PT" w:bidi="pt_PT"/>
+        </w:rPr>
+        <w:t>Et 2.5</w:t>
+      </w:r>
       <w:r>
         <w:rPr>
           <w:lang w:val="pt_PT" w:bidi="pt_PT"/>
@@ -12505,36 +10735,24 @@
         </w:rPr>
         <w:t>Levita da família de Merari, cujo filho Etã era cantor e músico no santuário durante o reinado de Davi (</w:t>
       </w:r>
-      <w:hyperlink r:id="rId270">
-        <w:r>
-          <w:rPr>
-            <w:lang w:val="pt_PT" w:bidi="pt_PT"/>
-          </w:rPr>
-          <w:rPr>
-            <w:color w:val="0000EE"/>
-            <w:u w:val="single"/>
-          </w:rPr>
-          <w:t>1Cr 6.44</w:t>
-        </w:r>
-      </w:hyperlink>
+      <w:r>
+        <w:rPr>
+          <w:lang w:val="pt_PT" w:bidi="pt_PT"/>
+        </w:rPr>
+        <w:t>1Cr 6.44</w:t>
+      </w:r>
       <w:r>
         <w:rPr>
           <w:lang w:val="pt_PT" w:bidi="pt_PT"/>
         </w:rPr>
         <w:t xml:space="preserve">). Ele também é conhecido como Cuchaías em </w:t>
       </w:r>
-      <w:hyperlink r:id="rId271">
-        <w:r>
-          <w:rPr>
-            <w:lang w:val="pt_PT" w:bidi="pt_PT"/>
-          </w:rPr>
-          <w:rPr>
-            <w:color w:val="0000EE"/>
-            <w:u w:val="single"/>
-          </w:rPr>
-          <w:t>15.17</w:t>
-        </w:r>
-      </w:hyperlink>
+      <w:r>
+        <w:rPr>
+          <w:lang w:val="pt_PT" w:bidi="pt_PT"/>
+        </w:rPr>
+        <w:t>15.17</w:t>
+      </w:r>
       <w:r>
         <w:rPr>
           <w:lang w:val="pt_PT" w:bidi="pt_PT"/>
@@ -12589,36 +10807,24 @@
         </w:rPr>
         <w:t>Cidade atribuída à tribo de Issacar (</w:t>
       </w:r>
-      <w:hyperlink r:id="rId272">
-        <w:r>
-          <w:rPr>
-            <w:lang w:val="pt_PT" w:bidi="pt_PT"/>
-          </w:rPr>
-          <w:rPr>
-            <w:color w:val="0000EE"/>
-            <w:u w:val="single"/>
-          </w:rPr>
-          <w:t>Js 19.20</w:t>
-        </w:r>
-      </w:hyperlink>
+      <w:r>
+        <w:rPr>
+          <w:lang w:val="pt_PT" w:bidi="pt_PT"/>
+        </w:rPr>
+        <w:t>Js 19.20</w:t>
+      </w:r>
       <w:r>
         <w:rPr>
           <w:lang w:val="pt_PT" w:bidi="pt_PT"/>
         </w:rPr>
         <w:t>) e dada aos levitas gersonitas (</w:t>
       </w:r>
-      <w:hyperlink r:id="rId55">
-        <w:r>
-          <w:rPr>
-            <w:lang w:val="pt_PT" w:bidi="pt_PT"/>
-          </w:rPr>
-          <w:rPr>
-            <w:color w:val="0000EE"/>
-            <w:u w:val="single"/>
-          </w:rPr>
-          <w:t>Js 21.28</w:t>
-        </w:r>
-      </w:hyperlink>
+      <w:r>
+        <w:rPr>
+          <w:lang w:val="pt_PT" w:bidi="pt_PT"/>
+        </w:rPr>
+        <w:t>Js 21.28</w:t>
+      </w:r>
       <w:r>
         <w:rPr>
           <w:lang w:val="pt_PT" w:bidi="pt_PT"/>
@@ -12779,18 +10985,12 @@
         </w:rPr>
         <w:t>O pai de Elidade era um líder da tribo de Benjamim durante as peregrinações no deserto de Israel. Elidade foi um dos escolhidos por Moisés para dividir a terra de Canaã entre as tribos (</w:t>
       </w:r>
-      <w:hyperlink r:id="rId273">
-        <w:r>
-          <w:rPr>
-            <w:lang w:val="pt_PT" w:bidi="pt_PT"/>
-          </w:rPr>
-          <w:rPr>
-            <w:color w:val="0000EE"/>
-            <w:u w:val="single"/>
-          </w:rPr>
-          <w:t>Nm 34.21</w:t>
-        </w:r>
-      </w:hyperlink>
+      <w:r>
+        <w:rPr>
+          <w:lang w:val="pt_PT" w:bidi="pt_PT"/>
+        </w:rPr>
+        <w:t>Nm 34.21</w:t>
+      </w:r>
       <w:r>
         <w:rPr>
           <w:lang w:val="pt_PT" w:bidi="pt_PT"/>
@@ -12845,18 +11045,12 @@
         </w:rPr>
         <w:t xml:space="preserve">Uma cidade mencionada em </w:t>
       </w:r>
-      <w:hyperlink r:id="rId184">
-        <w:r>
-          <w:rPr>
-            <w:lang w:val="pt_PT" w:bidi="pt_PT"/>
-          </w:rPr>
-          <w:rPr>
-            <w:color w:val="0000EE"/>
-            <w:u w:val="single"/>
-          </w:rPr>
-          <w:t>Js 19.12</w:t>
-        </w:r>
-      </w:hyperlink>
+      <w:r>
+        <w:rPr>
+          <w:lang w:val="pt_PT" w:bidi="pt_PT"/>
+        </w:rPr>
+        <w:t>Js 19.12</w:t>
+      </w:r>
       <w:r>
         <w:rPr>
           <w:lang w:val="pt_PT" w:bidi="pt_PT"/>
@@ -13005,72 +11199,48 @@
         </w:rPr>
         <w:t>Dois importantes eventos bíblicos ocorreram na região do rio Quisom. A derrota de Sísera por Baraque e Débora aconteceu aqui. Os carros dos cananeus ficaram presos nos pântanos do Quisom e foram superados pelo ataque israelita (</w:t>
       </w:r>
-      <w:hyperlink r:id="rId274">
-        <w:r>
-          <w:rPr>
-            <w:lang w:val="pt_PT" w:bidi="pt_PT"/>
-          </w:rPr>
-          <w:rPr>
-            <w:color w:val="0000EE"/>
-            <w:u w:val="single"/>
-          </w:rPr>
-          <w:t>Jz 4–5</w:t>
-        </w:r>
-      </w:hyperlink>
+      <w:r>
+        <w:rPr>
+          <w:lang w:val="pt_PT" w:bidi="pt_PT"/>
+        </w:rPr>
+        <w:t>Jz 4–5</w:t>
+      </w:r>
       <w:r>
         <w:rPr>
           <w:lang w:val="pt_PT" w:bidi="pt_PT"/>
         </w:rPr>
         <w:t>). O rio foi louvado no cântico de Débora (</w:t>
       </w:r>
-      <w:hyperlink r:id="rId275">
-        <w:r>
-          <w:rPr>
-            <w:lang w:val="pt_PT" w:bidi="pt_PT"/>
-          </w:rPr>
-          <w:rPr>
-            <w:color w:val="0000EE"/>
-            <w:u w:val="single"/>
-          </w:rPr>
-          <w:t>5.21</w:t>
-        </w:r>
-      </w:hyperlink>
+      <w:r>
+        <w:rPr>
+          <w:lang w:val="pt_PT" w:bidi="pt_PT"/>
+        </w:rPr>
+        <w:t>5.21</w:t>
+      </w:r>
       <w:r>
         <w:rPr>
           <w:lang w:val="pt_PT" w:bidi="pt_PT"/>
         </w:rPr>
         <w:t xml:space="preserve">), e o evento foi relembrado no </w:t>
       </w:r>
-      <w:hyperlink r:id="rId276">
-        <w:r>
-          <w:rPr>
-            <w:lang w:val="pt_PT" w:bidi="pt_PT"/>
-          </w:rPr>
-          <w:rPr>
-            <w:color w:val="0000EE"/>
-            <w:u w:val="single"/>
-          </w:rPr>
-          <w:t>Salmo 83.9</w:t>
-        </w:r>
-      </w:hyperlink>
+      <w:r>
+        <w:rPr>
+          <w:lang w:val="pt_PT" w:bidi="pt_PT"/>
+        </w:rPr>
+        <w:t>Salmo 83.9</w:t>
+      </w:r>
       <w:r>
         <w:rPr>
           <w:lang w:val="pt_PT" w:bidi="pt_PT"/>
         </w:rPr>
         <w:t xml:space="preserve"> (onde é chamado de Quisom). Mais tarde, os profetas de Baal, humilhados por Elias no monte Carmelo, foram mortos ao longo das margens do Quisom (</w:t>
       </w:r>
-      <w:hyperlink r:id="rId277">
-        <w:r>
-          <w:rPr>
-            <w:lang w:val="pt_PT" w:bidi="pt_PT"/>
-          </w:rPr>
-          <w:rPr>
-            <w:color w:val="0000EE"/>
-            <w:u w:val="single"/>
-          </w:rPr>
-          <w:t>1Rs 18.40</w:t>
-        </w:r>
-      </w:hyperlink>
+      <w:r>
+        <w:rPr>
+          <w:lang w:val="pt_PT" w:bidi="pt_PT"/>
+        </w:rPr>
+        <w:t>1Rs 18.40</w:t>
+      </w:r>
       <w:r>
         <w:rPr>
           <w:lang w:val="pt_PT" w:bidi="pt_PT"/>
@@ -13206,36 +11376,24 @@
         </w:rPr>
         <w:t>Nome hebraico antigo para a ilha de Chipre (</w:t>
       </w:r>
-      <w:hyperlink r:id="rId278">
-        <w:r>
-          <w:rPr>
-            <w:lang w:val="pt_PT" w:bidi="pt_PT"/>
-          </w:rPr>
-          <w:rPr>
-            <w:color w:val="0000EE"/>
-            <w:u w:val="single"/>
-          </w:rPr>
-          <w:t>Gn 10.4</w:t>
-        </w:r>
-      </w:hyperlink>
+      <w:r>
+        <w:rPr>
+          <w:lang w:val="pt_PT" w:bidi="pt_PT"/>
+        </w:rPr>
+        <w:t>Gn 10.4</w:t>
+      </w:r>
       <w:r>
         <w:rPr>
           <w:lang w:val="pt_PT" w:bidi="pt_PT"/>
         </w:rPr>
         <w:t xml:space="preserve">; </w:t>
       </w:r>
-      <w:hyperlink r:id="rId279">
-        <w:r>
-          <w:rPr>
-            <w:lang w:val="pt_PT" w:bidi="pt_PT"/>
-          </w:rPr>
-          <w:rPr>
-            <w:color w:val="0000EE"/>
-            <w:u w:val="single"/>
-          </w:rPr>
-          <w:t>Dn 11.30</w:t>
-        </w:r>
-      </w:hyperlink>
+      <w:r>
+        <w:rPr>
+          <w:lang w:val="pt_PT" w:bidi="pt_PT"/>
+        </w:rPr>
+        <w:t>Dn 11.30</w:t>
+      </w:r>
       <w:r>
         <w:rPr>
           <w:lang w:val="pt_PT" w:bidi="pt_PT"/>
@@ -13315,18 +11473,12 @@
         </w:rPr>
         <w:t>Uma cidade atribuída à tribo de Judá (</w:t>
       </w:r>
-      <w:hyperlink r:id="rId280">
-        <w:r>
-          <w:rPr>
-            <w:lang w:val="pt_PT" w:bidi="pt_PT"/>
-          </w:rPr>
-          <w:rPr>
-            <w:color w:val="0000EE"/>
-            <w:u w:val="single"/>
-          </w:rPr>
-          <w:t>Js 15.40</w:t>
-        </w:r>
-      </w:hyperlink>
+      <w:r>
+        <w:rPr>
+          <w:lang w:val="pt_PT" w:bidi="pt_PT"/>
+        </w:rPr>
+        <w:t>Js 15.40</w:t>
+      </w:r>
       <w:r>
         <w:rPr>
           <w:lang w:val="pt_PT" w:bidi="pt_PT"/>
@@ -13389,36 +11541,24 @@
         </w:rPr>
         <w:t>Cidade atribuída à tribo de Zebulom, da qual os habitantes cananeus não puderam ser expulsos (</w:t>
       </w:r>
-      <w:hyperlink r:id="rId281">
-        <w:r>
-          <w:rPr>
-            <w:lang w:val="pt_PT" w:bidi="pt_PT"/>
-          </w:rPr>
-          <w:rPr>
-            <w:color w:val="0000EE"/>
-            <w:u w:val="single"/>
-          </w:rPr>
-          <w:t>Jz 1.30</w:t>
-        </w:r>
-      </w:hyperlink>
+      <w:r>
+        <w:rPr>
+          <w:lang w:val="pt_PT" w:bidi="pt_PT"/>
+        </w:rPr>
+        <w:t>Jz 1.30</w:t>
+      </w:r>
       <w:r>
         <w:rPr>
           <w:lang w:val="pt_PT" w:bidi="pt_PT"/>
         </w:rPr>
         <w:t>). Foi identificada com Catate (</w:t>
       </w:r>
-      <w:hyperlink r:id="rId282">
-        <w:r>
-          <w:rPr>
-            <w:lang w:val="pt_PT" w:bidi="pt_PT"/>
-          </w:rPr>
-          <w:rPr>
-            <w:color w:val="0000EE"/>
-            <w:u w:val="single"/>
-          </w:rPr>
-          <w:t>Js 19.15</w:t>
-        </w:r>
-      </w:hyperlink>
+      <w:r>
+        <w:rPr>
+          <w:lang w:val="pt_PT" w:bidi="pt_PT"/>
+        </w:rPr>
+        <w:t>Js 19.15</w:t>
+      </w:r>
       <w:r>
         <w:rPr>
           <w:lang w:val="pt_PT" w:bidi="pt_PT"/>
@@ -13498,18 +11638,12 @@
         </w:rPr>
         <w:t>Deidade astral mesopotâmica, chamada de "Moloque" na ARC (</w:t>
       </w:r>
-      <w:hyperlink r:id="rId283">
-        <w:r>
-          <w:rPr>
-            <w:lang w:val="pt_PT" w:bidi="pt_PT"/>
-          </w:rPr>
-          <w:rPr>
-            <w:color w:val="0000EE"/>
-            <w:u w:val="single"/>
-          </w:rPr>
-          <w:t>Am 5.26</w:t>
-        </w:r>
-      </w:hyperlink>
+      <w:r>
+        <w:rPr>
+          <w:lang w:val="pt_PT" w:bidi="pt_PT"/>
+        </w:rPr>
+        <w:t>Am 5.26</w:t>
+      </w:r>
       <w:r>
         <w:rPr>
           <w:lang w:val="pt_PT" w:bidi="pt_PT"/>
@@ -13653,18 +11787,12 @@
         </w:rPr>
         <w:t xml:space="preserve">O local foi ocupado em várias épocas da história. A ocupação mais antiga foi nos séculos 8 e 7 a.C., possivelmente durante o reinado do rei Uzias (cp. </w:t>
       </w:r>
-      <w:hyperlink r:id="rId284">
-        <w:r>
-          <w:rPr>
-            <w:lang w:val="pt_PT" w:bidi="pt_PT"/>
-          </w:rPr>
-          <w:rPr>
-            <w:color w:val="0000EE"/>
-            <w:u w:val="single"/>
-          </w:rPr>
-          <w:t>2Cr 26.10</w:t>
-        </w:r>
-      </w:hyperlink>
+      <w:r>
+        <w:rPr>
+          <w:lang w:val="pt_PT" w:bidi="pt_PT"/>
+        </w:rPr>
+        <w:t>2Cr 26.10</w:t>
+      </w:r>
       <w:r>
         <w:rPr>
           <w:lang w:val="pt_PT" w:bidi="pt_PT"/>
@@ -14046,18 +12174,12 @@
         </w:rPr>
         <w:t xml:space="preserve">A seita de Qumran tinha uma forte esperança messiânica. Eles acreditavam que estavam vivendo nos últimos dias antes da chegada do Messias e da batalha final contra o mal. O “Documento de Damasco” mencionava “os ungidos [messias] de Arão e Israel”. Isso pode se referir a dois messias: um messias sacerdotal de Arão e um messias real de Israel. Alguns estudiosos sugerem três figuras messiânicas: um rei de Davi, um sacerdote de Arão e um profeta semelhante a Moisés (cp. </w:t>
       </w:r>
-      <w:hyperlink r:id="rId285">
-        <w:r>
-          <w:rPr>
-            <w:lang w:val="pt_PT" w:bidi="pt_PT"/>
-          </w:rPr>
-          <w:rPr>
-            <w:color w:val="0000EE"/>
-            <w:u w:val="single"/>
-          </w:rPr>
-          <w:t>Dt 18.18</w:t>
-        </w:r>
-      </w:hyperlink>
+      <w:r>
+        <w:rPr>
+          <w:lang w:val="pt_PT" w:bidi="pt_PT"/>
+        </w:rPr>
+        <w:t>Dt 18.18</w:t>
+      </w:r>
       <w:r>
         <w:rPr>
           <w:lang w:val="pt_PT" w:bidi="pt_PT"/>
